--- a/docx/04-erd.docx
+++ b/docx/04-erd.docx
@@ -1133,33 +1133,222 @@
               <w:rPr>
                 <w:rStyle w:val="VerbatimChar"/>
               </w:rPr>
-              <w:t xml:space="preserve">V6__network_features.sql</w:t>
-            </w:r>
-          </w:p>
-        </w:tc>
-        <w:tc>
-          <w:tcPr/>
-          <w:p>
-            <w:pPr>
-              <w:pStyle w:val="Compact"/>
-            </w:pPr>
-            <w:r>
-              <w:t xml:space="preserve">Mức 2</w:t>
-            </w:r>
-          </w:p>
-        </w:tc>
-        <w:tc>
-          <w:tcPr/>
-          <w:p>
-            <w:pPr>
-              <w:pStyle w:val="Compact"/>
-            </w:pPr>
+              <w:t xml:space="preserve">V6__audit_logs.sql</w:t>
+            </w:r>
+          </w:p>
+        </w:tc>
+        <w:tc>
+          <w:tcPr/>
+          <w:p>
+            <w:pPr>
+              <w:pStyle w:val="Compact"/>
+            </w:pPr>
+            <w:r>
+              <w:t xml:space="preserve">Mức 2 / bước 12</w:t>
+            </w:r>
+          </w:p>
+        </w:tc>
+        <w:tc>
+          <w:tcPr/>
+          <w:p>
+            <w:pPr>
+              <w:pStyle w:val="Compact"/>
+            </w:pPr>
+            <w:r>
+              <w:t xml:space="preserve">Bảng</w:t>
+            </w:r>
+            <w:r>
+              <w:t xml:space="preserve"> </w:t>
+            </w:r>
             <w:r>
               <w:rPr>
                 <w:rStyle w:val="VerbatimChar"/>
               </w:rPr>
+              <w:t xml:space="preserve">audit_logs</w:t>
+            </w:r>
+            <w:r>
+              <w:t xml:space="preserve"> </w:t>
+            </w:r>
+            <w:r>
+              <w:t xml:space="preserve">(nhật ký hệ thống)</w:t>
+            </w:r>
+          </w:p>
+        </w:tc>
+        <w:tc>
+          <w:tcPr/>
+          <w:p>
+            <w:pPr>
+              <w:pStyle w:val="Compact"/>
+            </w:pPr>
+            <w:r>
+              <w:t xml:space="preserve">✅ đã viết</w:t>
+            </w:r>
+          </w:p>
+        </w:tc>
+      </w:tr>
+      <w:tr>
+        <w:tc>
+          <w:tcPr/>
+          <w:p>
+            <w:pPr>
+              <w:pStyle w:val="Compact"/>
+            </w:pPr>
+            <w:r>
+              <w:rPr>
+                <w:rStyle w:val="VerbatimChar"/>
+              </w:rPr>
+              <w:t xml:space="preserve">V7__chat.sql</w:t>
+            </w:r>
+          </w:p>
+        </w:tc>
+        <w:tc>
+          <w:tcPr/>
+          <w:p>
+            <w:pPr>
+              <w:pStyle w:val="Compact"/>
+            </w:pPr>
+            <w:r>
+              <w:t xml:space="preserve">Mức 2 / bước 9b</w:t>
+            </w:r>
+          </w:p>
+        </w:tc>
+        <w:tc>
+          <w:tcPr/>
+          <w:p>
+            <w:pPr>
+              <w:pStyle w:val="Compact"/>
+            </w:pPr>
+            <w:r>
+              <w:rPr>
+                <w:rStyle w:val="VerbatimChar"/>
+              </w:rPr>
+              <w:t xml:space="preserve">chat_messages</w:t>
+            </w:r>
+            <w:r>
+              <w:t xml:space="preserve">,</w:t>
+            </w:r>
+            <w:r>
+              <w:t xml:space="preserve"> </w:t>
+            </w:r>
+            <w:r>
+              <w:rPr>
+                <w:rStyle w:val="VerbatimChar"/>
+              </w:rPr>
+              <w:t xml:space="preserve">chat_read_markers</w:t>
+            </w:r>
+          </w:p>
+        </w:tc>
+        <w:tc>
+          <w:tcPr/>
+          <w:p>
+            <w:pPr>
+              <w:pStyle w:val="Compact"/>
+            </w:pPr>
+            <w:r>
+              <w:t xml:space="preserve">✅ đã viết</w:t>
+            </w:r>
+          </w:p>
+        </w:tc>
+      </w:tr>
+      <w:tr>
+        <w:tc>
+          <w:tcPr/>
+          <w:p>
+            <w:pPr>
+              <w:pStyle w:val="Compact"/>
+            </w:pPr>
+            <w:r>
+              <w:rPr>
+                <w:rStyle w:val="VerbatimChar"/>
+              </w:rPr>
+              <w:t xml:space="preserve">V8__draft_version.sql</w:t>
+            </w:r>
+          </w:p>
+        </w:tc>
+        <w:tc>
+          <w:tcPr/>
+          <w:p>
+            <w:pPr>
+              <w:pStyle w:val="Compact"/>
+            </w:pPr>
+            <w:r>
+              <w:t xml:space="preserve">Mức 2 / bước 10</w:t>
+            </w:r>
+          </w:p>
+        </w:tc>
+        <w:tc>
+          <w:tcPr/>
+          <w:p>
+            <w:pPr>
+              <w:pStyle w:val="Compact"/>
+            </w:pPr>
+            <w:r>
+              <w:rPr>
+                <w:rStyle w:val="VerbatimChar"/>
+              </w:rPr>
               <w:t xml:space="preserve">submissions.draft_version</w:t>
             </w:r>
+          </w:p>
+        </w:tc>
+        <w:tc>
+          <w:tcPr/>
+          <w:p>
+            <w:pPr>
+              <w:pStyle w:val="Compact"/>
+            </w:pPr>
+            <w:r>
+              <w:t xml:space="preserve">✅ đã viết</w:t>
+            </w:r>
+          </w:p>
+        </w:tc>
+      </w:tr>
+      <w:tr>
+        <w:tc>
+          <w:tcPr/>
+          <w:p>
+            <w:pPr>
+              <w:pStyle w:val="Compact"/>
+            </w:pPr>
+            <w:r>
+              <w:rPr>
+                <w:rStyle w:val="VerbatimChar"/>
+              </w:rPr>
+              <w:t xml:space="preserve">V9__…</w:t>
+            </w:r>
+            <w:r>
+              <w:t xml:space="preserve"> </w:t>
+            </w:r>
+            <w:r>
+              <w:t xml:space="preserve">trở đi</w:t>
+            </w:r>
+          </w:p>
+        </w:tc>
+        <w:tc>
+          <w:tcPr/>
+          <w:p>
+            <w:pPr>
+              <w:pStyle w:val="Compact"/>
+            </w:pPr>
+            <w:r>
+              <w:t xml:space="preserve">Mức 3</w:t>
+            </w:r>
+          </w:p>
+        </w:tc>
+        <w:tc>
+          <w:tcPr/>
+          <w:p>
+            <w:pPr>
+              <w:pStyle w:val="Compact"/>
+            </w:pPr>
+            <w:r>
+              <w:t xml:space="preserve">Chế độ thi (</w:t>
+            </w:r>
+            <w:r>
+              <w:rPr>
+                <w:rStyle w:val="VerbatimChar"/>
+              </w:rPr>
+              <w:t xml:space="preserve">assignment_parts.exam_mode</w:t>
+            </w:r>
             <w:r>
               <w:t xml:space="preserve">,</w:t>
             </w:r>
@@ -1170,80 +1359,10 @@
               <w:rPr>
                 <w:rStyle w:val="VerbatimChar"/>
               </w:rPr>
-              <w:t xml:space="preserve">chat_messages</w:t>
-            </w:r>
-            <w:r>
-              <w:t xml:space="preserve">,</w:t>
-            </w:r>
-            <w:r>
-              <w:t xml:space="preserve"> </w:t>
-            </w:r>
-            <w:r>
-              <w:rPr>
-                <w:rStyle w:val="VerbatimChar"/>
-              </w:rPr>
-              <w:t xml:space="preserve">chat_read_markers</w:t>
-            </w:r>
-            <w:r>
-              <w:t xml:space="preserve">,</w:t>
-            </w:r>
-            <w:r>
-              <w:t xml:space="preserve"> </w:t>
-            </w:r>
-            <w:r>
-              <w:rPr>
-                <w:rStyle w:val="VerbatimChar"/>
-              </w:rPr>
-              <w:t xml:space="preserve">audit_logs</w:t>
-            </w:r>
-          </w:p>
-        </w:tc>
-        <w:tc>
-          <w:tcPr/>
-          <w:p>
-            <w:pPr>
-              <w:pStyle w:val="Compact"/>
-            </w:pPr>
-            <w:r>
-              <w:t xml:space="preserve">⬜</w:t>
-            </w:r>
-          </w:p>
-        </w:tc>
-      </w:tr>
-      <w:tr>
-        <w:tc>
-          <w:tcPr/>
-          <w:p>
-            <w:pPr>
-              <w:pStyle w:val="Compact"/>
-            </w:pPr>
-            <w:r>
-              <w:rPr>
-                <w:rStyle w:val="VerbatimChar"/>
-              </w:rPr>
-              <w:t xml:space="preserve">V7__extensions.sql</w:t>
-            </w:r>
-          </w:p>
-        </w:tc>
-        <w:tc>
-          <w:tcPr/>
-          <w:p>
-            <w:pPr>
-              <w:pStyle w:val="Compact"/>
-            </w:pPr>
-            <w:r>
-              <w:t xml:space="preserve">Mức 3</w:t>
-            </w:r>
-          </w:p>
-        </w:tc>
-        <w:tc>
-          <w:tcPr/>
-          <w:p>
-            <w:pPr>
-              <w:pStyle w:val="Compact"/>
-            </w:pPr>
-            <w:r>
-              <w:t xml:space="preserve">Chế độ thi, ngân hàng đề, đạo văn, gợi ý AI</w:t>
+              <w:t xml:space="preserve">exam_sessions</w:t>
+            </w:r>
+            <w:r>
+              <w:t xml:space="preserve">…), ngân hàng đề, đạo văn, gợi ý AI</w:t>
             </w:r>
           </w:p>
         </w:tc>
@@ -1265,7 +1384,7 @@
         <w:pStyle w:val="BlockText"/>
       </w:pPr>
       <w:r>
-        <w:t xml:space="preserve">Lộ trình đã đánh số lại sau khi nghiên cứu nghiệp vụ chấm IELTS (tài liệu 08). Mô tả cột chi tiết ở mục 4 sẽ được bổ sung khi viết từng migration.</w:t>
+        <w:t xml:space="preserve">Lộ trình đã đánh số lại sau khi nghiên cứu nghiệp vụ chấm IELTS (tài liệu 08). Ở bước 12, migration Mức 2 (trước gộp trong V6) được tách theo từng bước — V6 audit, V7 chat, V8 bản nháp — để mỗi bước tự chứa bảng và entity của mình; Mức 3 dời sang V9 trở đi. Mô tả cột chi tiết ở mục 4 sẽ được bổ sung khi viết từng migration.</w:t>
       </w:r>
     </w:p>
     <w:p>
@@ -4301,7 +4420,7 @@
       </w:r>
     </w:p>
     <w:bookmarkEnd w:id="41"/>
-    <w:bookmarkStart w:id="42" w:name="assignment_parts--các-phần-của-bài-v1-v6"/>
+    <w:bookmarkStart w:id="42" w:name="X25abd2114553b20084e34a658df9a9bf6057bc9"/>
     <w:p>
       <w:pPr>
         <w:pStyle w:val="Heading4"/>
@@ -4316,7 +4435,7 @@
         <w:t xml:space="preserve"> </w:t>
       </w:r>
       <w:r>
-        <w:t xml:space="preserve">— các phần của bài (V1, V6)</w:t>
+        <w:t xml:space="preserve">— các phần của bài (V1, V4, V9+)</w:t>
       </w:r>
     </w:p>
     <w:tbl>
@@ -4903,7 +5022,7 @@
               <w:pStyle w:val="Compact"/>
             </w:pPr>
             <w:r>
-              <w:t xml:space="preserve">(V6) DF false</w:t>
+              <w:t xml:space="preserve">(V9+, Mức 3) DF false</w:t>
             </w:r>
           </w:p>
         </w:tc>
@@ -4949,7 +5068,7 @@
               <w:pStyle w:val="Compact"/>
             </w:pPr>
             <w:r>
-              <w:t xml:space="preserve">(V6)</w:t>
+              <w:t xml:space="preserve">(V9+, Mức 3)</w:t>
             </w:r>
           </w:p>
         </w:tc>
@@ -6691,7 +6810,7 @@
         <w:t xml:space="preserve">4.4 Nhóm bài nộp</w:t>
       </w:r>
     </w:p>
-    <w:bookmarkStart w:id="48" w:name="X080628f4a870a832c7660880c4242f516c570a7"/>
+    <w:bookmarkStart w:id="48" w:name="Xc39ae69ce9be12263bd7719bdc8126e885c37af"/>
     <w:p>
       <w:pPr>
         <w:pStyle w:val="Heading4"/>
@@ -6706,7 +6825,7 @@
         <w:t xml:space="preserve"> </w:t>
       </w:r>
       <w:r>
-        <w:t xml:space="preserve">— bài nộp của một sinh viên cho một phần (V1, V6)</w:t>
+        <w:t xml:space="preserve">— bài nộp của một sinh viên cho một phần (V1, V8)</w:t>
       </w:r>
     </w:p>
     <w:tbl>
@@ -7138,18 +7257,27 @@
               <w:pStyle w:val="Compact"/>
             </w:pPr>
             <w:r>
-              <w:t xml:space="preserve">(V6) NN, DF 0</w:t>
-            </w:r>
-          </w:p>
-        </w:tc>
-        <w:tc>
-          <w:tcPr/>
-          <w:p>
-            <w:pPr>
-              <w:pStyle w:val="Compact"/>
-            </w:pPr>
-            <w:r>
-              <w:t xml:space="preserve">Optimistic locking cho bản nháp (SD-06)</w:t>
+              <w:t xml:space="preserve">(V8) NN, DF 0, CK ≥ 0</w:t>
+            </w:r>
+          </w:p>
+        </w:tc>
+        <w:tc>
+          <w:tcPr/>
+          <w:p>
+            <w:pPr>
+              <w:pStyle w:val="Compact"/>
+            </w:pPr>
+            <w:r>
+              <w:t xml:space="preserve">Khoá lạc quan của bản nháp (SD-06): tăng 1 sau mỗi lần lưu nháp; lệch → 409</w:t>
+            </w:r>
+            <w:r>
+              <w:t xml:space="preserve"> </w:t>
+            </w:r>
+            <w:r>
+              <w:rPr>
+                <w:rStyle w:val="VerbatimChar"/>
+              </w:rPr>
+              <w:t xml:space="preserve">DRAFT_CONFLICT</w:t>
             </w:r>
           </w:p>
         </w:tc>
@@ -10941,7 +11069,7 @@
       </w:r>
     </w:p>
     <w:bookmarkEnd w:id="59"/>
-    <w:bookmarkStart w:id="60" w:name="chat_messages-v6"/>
+    <w:bookmarkStart w:id="60" w:name="chat_messages-v7-đã-cài-ở-bước-9b"/>
     <w:p>
       <w:pPr>
         <w:pStyle w:val="Heading4"/>
@@ -10956,7 +11084,7 @@
         <w:t xml:space="preserve"> </w:t>
       </w:r>
       <w:r>
-        <w:t xml:space="preserve">(V6)</w:t>
+        <w:t xml:space="preserve">(V7, đã cài ở bước 9b)</w:t>
       </w:r>
     </w:p>
     <w:tbl>
@@ -11267,7 +11395,7 @@
               <w:pStyle w:val="Compact"/>
             </w:pPr>
             <w:r>
-              <w:t xml:space="preserve">FK → users, NN</w:t>
+              <w:t xml:space="preserve">FK → users (cascade), NN</w:t>
             </w:r>
           </w:p>
         </w:tc>
@@ -11433,7 +11561,16 @@
         <w:t xml:space="preserve"> </w:t>
       </w:r>
       <w:r>
-        <w:t xml:space="preserve">phải khớp với cột khoá ngoại tương ứng. Index:</w:t>
+        <w:t xml:space="preserve">phải khớp đúng một cột khoá ngoại (</w:t>
+      </w:r>
+      <w:r>
+        <w:rPr>
+          <w:rStyle w:val="VerbatimChar"/>
+        </w:rPr>
+        <w:t xml:space="preserve">chk_chat_channel</w:t>
+      </w:r>
+      <w:r>
+        <w:t xml:space="preserve">). UK</w:t>
       </w:r>
       <w:r>
         <w:t xml:space="preserve"> </w:t>
@@ -11442,7 +11579,22 @@
         <w:rPr>
           <w:rStyle w:val="VerbatimChar"/>
         </w:rPr>
-        <w:t xml:space="preserve">(submission_id, id DESC)</w:t>
+        <w:t xml:space="preserve">(sender_id, client_msg_id)</w:t>
+      </w:r>
+      <w:r>
+        <w:t xml:space="preserve"> </w:t>
+      </w:r>
+      <w:r>
+        <w:t xml:space="preserve">chống lưu trùng khi gửi lại. Index một phần:</w:t>
+      </w:r>
+      <w:r>
+        <w:t xml:space="preserve"> </w:t>
+      </w:r>
+      <w:r>
+        <w:rPr>
+          <w:rStyle w:val="VerbatimChar"/>
+        </w:rPr>
+        <w:t xml:space="preserve">(submission_id, id DESC) WHERE submission_id IS NOT NULL</w:t>
       </w:r>
       <w:r>
         <w:t xml:space="preserve">,</w:t>
@@ -11454,14 +11606,29 @@
         <w:rPr>
           <w:rStyle w:val="VerbatimChar"/>
         </w:rPr>
-        <w:t xml:space="preserve">(classroom_id, id DESC)</w:t>
-      </w:r>
-      <w:r>
-        <w:t xml:space="preserve">.</w:t>
+        <w:t xml:space="preserve">(classroom_id, id DESC) WHERE classroom_id IS NOT NULL</w:t>
+      </w:r>
+      <w:r>
+        <w:t xml:space="preserve">. Entity</w:t>
+      </w:r>
+      <w:r>
+        <w:t xml:space="preserve"> </w:t>
+      </w:r>
+      <w:r>
+        <w:rPr>
+          <w:rStyle w:val="VerbatimChar"/>
+        </w:rPr>
+        <w:t xml:space="preserve">ChatMessage</w:t>
+      </w:r>
+      <w:r>
+        <w:t xml:space="preserve"> </w:t>
+      </w:r>
+      <w:r>
+        <w:t xml:space="preserve">giữ id dạng số (không quan hệ entity) để module chat không gắn chặt module khác.</w:t>
       </w:r>
     </w:p>
     <w:bookmarkEnd w:id="60"/>
-    <w:bookmarkStart w:id="61" w:name="chat_read_markers-v6"/>
+    <w:bookmarkStart w:id="61" w:name="chat_read_markers-v7-đã-cài-ở-bước-9b"/>
     <w:p>
       <w:pPr>
         <w:pStyle w:val="Heading4"/>
@@ -11476,7 +11643,7 @@
         <w:t xml:space="preserve"> </w:t>
       </w:r>
       <w:r>
-        <w:t xml:space="preserve">(V6)</w:t>
+        <w:t xml:space="preserve">(V7, đã cài ở bước 9b)</w:t>
       </w:r>
     </w:p>
     <w:p>
@@ -11505,7 +11672,22 @@
         <w:rPr>
           <w:rStyle w:val="VerbatimChar"/>
         </w:rPr>
-        <w:t xml:space="preserve">last_read_message_id BIGINT</w:t>
+        <w:t xml:space="preserve">channel_ref_id</w:t>
+      </w:r>
+      <w:r>
+        <w:t xml:space="preserve"> </w:t>
+      </w:r>
+      <w:r>
+        <w:t xml:space="preserve">= id bài nộp hoặc id lớp;</w:t>
+      </w:r>
+      <w:r>
+        <w:t xml:space="preserve"> </w:t>
+      </w:r>
+      <w:r>
+        <w:rPr>
+          <w:rStyle w:val="VerbatimChar"/>
+        </w:rPr>
+        <w:t xml:space="preserve">last_read_message_id BIGINT NN</w:t>
       </w:r>
       <w:r>
         <w:t xml:space="preserve">;</w:t>
@@ -11520,11 +11702,26 @@
         <w:t xml:space="preserve">updated_at</w:t>
       </w:r>
       <w:r>
-        <w:t xml:space="preserve">. Dùng cho trạng thái "đã xem".</w:t>
+        <w:t xml:space="preserve">. Dùng cho "đã xem" và đếm tin chưa đọc. Ghi bằng upsert</w:t>
+      </w:r>
+      <w:r>
+        <w:t xml:space="preserve"> </w:t>
+      </w:r>
+      <w:r>
+        <w:rPr>
+          <w:rStyle w:val="VerbatimChar"/>
+        </w:rPr>
+        <w:t xml:space="preserve">ON CONFLICT … DO UPDATE SET last_read_message_id = GREATEST(…)</w:t>
+      </w:r>
+      <w:r>
+        <w:t xml:space="preserve"> </w:t>
+      </w:r>
+      <w:r>
+        <w:t xml:space="preserve">— mốc chỉ tăng.</w:t>
       </w:r>
     </w:p>
     <w:bookmarkEnd w:id="61"/>
-    <w:bookmarkStart w:id="62" w:name="audit_logs-v6"/>
+    <w:bookmarkStart w:id="62" w:name="audit_logs-v6-đã-cài-ở-bước-12"/>
     <w:p>
       <w:pPr>
         <w:pStyle w:val="Heading4"/>
@@ -11539,7 +11736,7 @@
         <w:t xml:space="preserve"> </w:t>
       </w:r>
       <w:r>
-        <w:t xml:space="preserve">(V6)</w:t>
+        <w:t xml:space="preserve">(V6, đã cài ở bước 12)</w:t>
       </w:r>
     </w:p>
     <w:tbl>
@@ -11549,9 +11746,10 @@
         <w:tblLook w:firstRow="1" w:lastRow="0" w:firstColumn="0" w:lastColumn="0" w:noHBand="0" w:noVBand="0" w:val="0020"/>
       </w:tblPr>
       <w:tblGrid>
-        <w:gridCol w:w="2640"/>
-        <w:gridCol w:w="2640"/>
-        <w:gridCol w:w="2640"/>
+        <w:gridCol w:w="1980"/>
+        <w:gridCol w:w="1980"/>
+        <w:gridCol w:w="1980"/>
+        <w:gridCol w:w="1980"/>
       </w:tblGrid>
       <w:tr>
         <w:trPr>
@@ -11586,6 +11784,17 @@
               <w:pStyle w:val="Compact"/>
             </w:pPr>
             <w:r>
+              <w:t xml:space="preserve">Ràng buộc</w:t>
+            </w:r>
+          </w:p>
+        </w:tc>
+        <w:tc>
+          <w:tcPr/>
+          <w:p>
+            <w:pPr>
+              <w:pStyle w:val="Compact"/>
+            </w:pPr>
+            <w:r>
               <w:t xml:space="preserve">Ý nghĩa</w:t>
             </w:r>
           </w:p>
@@ -11610,7 +11819,18 @@
               <w:pStyle w:val="Compact"/>
             </w:pPr>
             <w:r>
-              <w:t xml:space="preserve">BIGINT PK</w:t>
+              <w:t xml:space="preserve">BIGINT</w:t>
+            </w:r>
+          </w:p>
+        </w:tc>
+        <w:tc>
+          <w:tcPr/>
+          <w:p>
+            <w:pPr>
+              <w:pStyle w:val="Compact"/>
+            </w:pPr>
+            <w:r>
+              <w:t xml:space="preserve">PK</w:t>
             </w:r>
           </w:p>
         </w:tc>
@@ -11642,18 +11862,29 @@
               <w:pStyle w:val="Compact"/>
             </w:pPr>
             <w:r>
-              <w:t xml:space="preserve">BIGINT FK → users (SET NULL)</w:t>
-            </w:r>
-          </w:p>
-        </w:tc>
-        <w:tc>
-          <w:tcPr/>
-          <w:p>
-            <w:pPr>
-              <w:pStyle w:val="Compact"/>
-            </w:pPr>
-            <w:r>
-              <w:t xml:space="preserve">Người thực hiện. NULL nếu là hệ thống</w:t>
+              <w:t xml:space="preserve">BIGINT</w:t>
+            </w:r>
+          </w:p>
+        </w:tc>
+        <w:tc>
+          <w:tcPr/>
+          <w:p>
+            <w:pPr>
+              <w:pStyle w:val="Compact"/>
+            </w:pPr>
+            <w:r>
+              <w:t xml:space="preserve">FK → users (SET NULL)</w:t>
+            </w:r>
+          </w:p>
+        </w:tc>
+        <w:tc>
+          <w:tcPr/>
+          <w:p>
+            <w:pPr>
+              <w:pStyle w:val="Compact"/>
+            </w:pPr>
+            <w:r>
+              <w:t xml:space="preserve">Người thực hiện. NULL = hệ thống, hoặc lần đăng nhập bị chặn / sai tên</w:t>
             </w:r>
           </w:p>
         </w:tc>
@@ -11688,9 +11919,38 @@
               <w:pStyle w:val="Compact"/>
             </w:pPr>
             <w:r>
+              <w:t xml:space="preserve">NN</w:t>
+            </w:r>
+          </w:p>
+        </w:tc>
+        <w:tc>
+          <w:tcPr/>
+          <w:p>
+            <w:pPr>
+              <w:pStyle w:val="Compact"/>
+            </w:pPr>
+            <w:r>
+              <w:t xml:space="preserve">Theo enum</w:t>
+            </w:r>
+            <w:r>
+              <w:t xml:space="preserve"> </w:t>
+            </w:r>
+            <w:r>
               <w:rPr>
                 <w:rStyle w:val="VerbatimChar"/>
               </w:rPr>
+              <w:t xml:space="preserve">AuditAction</w:t>
+            </w:r>
+            <w:r>
+              <w:t xml:space="preserve">:</w:t>
+            </w:r>
+            <w:r>
+              <w:t xml:space="preserve"> </w:t>
+            </w:r>
+            <w:r>
+              <w:rPr>
+                <w:rStyle w:val="VerbatimChar"/>
+              </w:rPr>
               <w:t xml:space="preserve">LOGIN</w:t>
             </w:r>
             <w:r>
@@ -11715,6 +11975,66 @@
               <w:rPr>
                 <w:rStyle w:val="VerbatimChar"/>
               </w:rPr>
+              <w:t xml:space="preserve">LOGIN_BLOCKED</w:t>
+            </w:r>
+            <w:r>
+              <w:t xml:space="preserve">,</w:t>
+            </w:r>
+            <w:r>
+              <w:t xml:space="preserve"> </w:t>
+            </w:r>
+            <w:r>
+              <w:rPr>
+                <w:rStyle w:val="VerbatimChar"/>
+              </w:rPr>
+              <w:t xml:space="preserve">CREATE_TEACHER</w:t>
+            </w:r>
+            <w:r>
+              <w:t xml:space="preserve">,</w:t>
+            </w:r>
+            <w:r>
+              <w:t xml:space="preserve"> </w:t>
+            </w:r>
+            <w:r>
+              <w:rPr>
+                <w:rStyle w:val="VerbatimChar"/>
+              </w:rPr>
+              <w:t xml:space="preserve">LOCK_USER</w:t>
+            </w:r>
+            <w:r>
+              <w:t xml:space="preserve">,</w:t>
+            </w:r>
+            <w:r>
+              <w:t xml:space="preserve"> </w:t>
+            </w:r>
+            <w:r>
+              <w:rPr>
+                <w:rStyle w:val="VerbatimChar"/>
+              </w:rPr>
+              <w:t xml:space="preserve">UNLOCK_USER</w:t>
+            </w:r>
+            <w:r>
+              <w:t xml:space="preserve">,</w:t>
+            </w:r>
+            <w:r>
+              <w:t xml:space="preserve"> </w:t>
+            </w:r>
+            <w:r>
+              <w:rPr>
+                <w:rStyle w:val="VerbatimChar"/>
+              </w:rPr>
+              <w:t xml:space="preserve">RESET_PASSWORD</w:t>
+            </w:r>
+            <w:r>
+              <w:t xml:space="preserve">,</w:t>
+            </w:r>
+            <w:r>
+              <w:t xml:space="preserve"> </w:t>
+            </w:r>
+            <w:r>
+              <w:rPr>
+                <w:rStyle w:val="VerbatimChar"/>
+              </w:rPr>
               <w:t xml:space="preserve">IMPORT_STUDENTS</w:t>
             </w:r>
             <w:r>
@@ -11763,10 +12083,10 @@
               <w:rPr>
                 <w:rStyle w:val="VerbatimChar"/>
               </w:rPr>
-              <w:t xml:space="preserve">LOCK_USER</w:t>
-            </w:r>
-            <w:r>
-              <w:t xml:space="preserve">…</w:t>
+              <w:t xml:space="preserve">REQUEST_REVISION</w:t>
+            </w:r>
+            <w:r>
+              <w:t xml:space="preserve">. Không đặt CHECK vì danh sách mở</w:t>
             </w:r>
           </w:p>
         </w:tc>
@@ -11790,18 +12110,71 @@
               <w:pStyle w:val="Compact"/>
             </w:pPr>
             <w:r>
-              <w:t xml:space="preserve">VARCHAR, BIGINT</w:t>
-            </w:r>
-          </w:p>
-        </w:tc>
-        <w:tc>
-          <w:tcPr/>
-          <w:p>
-            <w:pPr>
-              <w:pStyle w:val="Compact"/>
-            </w:pPr>
-            <w:r>
-              <w:t xml:space="preserve">Đối tượng bị tác động</w:t>
+              <w:t xml:space="preserve">VARCHAR(30), BIGINT</w:t>
+            </w:r>
+          </w:p>
+        </w:tc>
+        <w:tc>
+          <w:tcPr/>
+          <w:p>
+            <w:pPr>
+              <w:pStyle w:val="Compact"/>
+            </w:pPr>
+          </w:p>
+        </w:tc>
+        <w:tc>
+          <w:tcPr/>
+          <w:p>
+            <w:pPr>
+              <w:pStyle w:val="Compact"/>
+            </w:pPr>
+            <w:r>
+              <w:t xml:space="preserve">Đối tượng bị tác động:</w:t>
+            </w:r>
+            <w:r>
+              <w:t xml:space="preserve"> </w:t>
+            </w:r>
+            <w:r>
+              <w:rPr>
+                <w:rStyle w:val="VerbatimChar"/>
+              </w:rPr>
+              <w:t xml:space="preserve">USER</w:t>
+            </w:r>
+            <w:r>
+              <w:t xml:space="preserve">,</w:t>
+            </w:r>
+            <w:r>
+              <w:t xml:space="preserve"> </w:t>
+            </w:r>
+            <w:r>
+              <w:rPr>
+                <w:rStyle w:val="VerbatimChar"/>
+              </w:rPr>
+              <w:t xml:space="preserve">CLASSROOM</w:t>
+            </w:r>
+            <w:r>
+              <w:t xml:space="preserve">,</w:t>
+            </w:r>
+            <w:r>
+              <w:t xml:space="preserve"> </w:t>
+            </w:r>
+            <w:r>
+              <w:rPr>
+                <w:rStyle w:val="VerbatimChar"/>
+              </w:rPr>
+              <w:t xml:space="preserve">ASSIGNMENT</w:t>
+            </w:r>
+            <w:r>
+              <w:t xml:space="preserve">,</w:t>
+            </w:r>
+            <w:r>
+              <w:t xml:space="preserve"> </w:t>
+            </w:r>
+            <w:r>
+              <w:rPr>
+                <w:rStyle w:val="VerbatimChar"/>
+              </w:rPr>
+              <w:t xml:space="preserve">SUBMISSION</w:t>
             </w:r>
           </w:p>
         </w:tc>
@@ -11835,8 +12208,28 @@
             <w:pPr>
               <w:pStyle w:val="Compact"/>
             </w:pPr>
-            <w:r>
-              <w:t xml:space="preserve">IPv4 hoặc IPv6</w:t>
+          </w:p>
+        </w:tc>
+        <w:tc>
+          <w:tcPr/>
+          <w:p>
+            <w:pPr>
+              <w:pStyle w:val="Compact"/>
+            </w:pPr>
+            <w:r>
+              <w:t xml:space="preserve">IPv4 hoặc IPv6 của client (HTTP: qua nginx lấy từ</w:t>
+            </w:r>
+            <w:r>
+              <w:t xml:space="preserve"> </w:t>
+            </w:r>
+            <w:r>
+              <w:rPr>
+                <w:rStyle w:val="VerbatimChar"/>
+              </w:rPr>
+              <w:t xml:space="preserve">X-Forwarded-For</w:t>
+            </w:r>
+            <w:r>
+              <w:t xml:space="preserve">; TCP: địa chỉ socket)</w:t>
             </w:r>
           </w:p>
         </w:tc>
@@ -11870,8 +12263,32 @@
             <w:pPr>
               <w:pStyle w:val="Compact"/>
             </w:pPr>
-            <w:r>
-              <w:t xml:space="preserve">Thông tin thêm</w:t>
+          </w:p>
+        </w:tc>
+        <w:tc>
+          <w:tcPr/>
+          <w:p>
+            <w:pPr>
+              <w:pStyle w:val="Compact"/>
+            </w:pPr>
+            <w:r>
+              <w:t xml:space="preserve">Số liệu tóm tắt (vd số dòng import, tên đăng nhập đã gõ, lý do).</w:t>
+            </w:r>
+            <w:r>
+              <w:t xml:space="preserve"> </w:t>
+            </w:r>
+            <w:r>
+              <w:rPr>
+                <w:b/>
+                <w:bCs/>
+              </w:rPr>
+              <w:t xml:space="preserve">Không</w:t>
+            </w:r>
+            <w:r>
+              <w:t xml:space="preserve"> </w:t>
+            </w:r>
+            <w:r>
+              <w:t xml:space="preserve">chứa mật khẩu, token, mã SV / tên trong file import</w:t>
             </w:r>
           </w:p>
         </w:tc>
@@ -11905,6 +12322,32 @@
             <w:pPr>
               <w:pStyle w:val="Compact"/>
             </w:pPr>
+            <w:r>
+              <w:t xml:space="preserve">NN</w:t>
+            </w:r>
+          </w:p>
+        </w:tc>
+        <w:tc>
+          <w:tcPr/>
+          <w:p>
+            <w:pPr>
+              <w:pStyle w:val="Compact"/>
+            </w:pPr>
+            <w:r>
+              <w:t xml:space="preserve">Giờ server (bean</w:t>
+            </w:r>
+            <w:r>
+              <w:t xml:space="preserve"> </w:t>
+            </w:r>
+            <w:r>
+              <w:rPr>
+                <w:rStyle w:val="VerbatimChar"/>
+              </w:rPr>
+              <w:t xml:space="preserve">Clock</w:t>
+            </w:r>
+            <w:r>
+              <w:t xml:space="preserve">)</w:t>
+            </w:r>
           </w:p>
         </w:tc>
       </w:tr>
@@ -11938,18 +12381,18 @@
         <w:t xml:space="preserve">(actor_id, created_at DESC)</w:t>
       </w:r>
       <w:r>
-        <w:t xml:space="preserve">.</w:t>
+        <w:t xml:space="preserve">. Ghi cùng transaction với thao tác (rollback thì không có dòng "ma"); riêng đăng nhập sai / bị chặn và import TCP ghi transaction riêng để không mất khi request lỗi.</w:t>
       </w:r>
     </w:p>
     <w:bookmarkEnd w:id="62"/>
     <w:bookmarkEnd w:id="63"/>
-    <w:bookmarkStart w:id="64" w:name="Xe6cb5dd3d2f663daa20f1e41a4b76241932b49a"/>
+    <w:bookmarkStart w:id="64" w:name="X0f2bd21144d7a14dda88d1d55b50bf6de6ed029"/>
     <w:p>
       <w:pPr>
         <w:pStyle w:val="Heading3"/>
       </w:pPr>
       <w:r>
-        <w:t xml:space="preserve">4.7 Nhóm mở rộng (V7, Mức 3)</w:t>
+        <w:t xml:space="preserve">4.7 Nhóm mở rộng (V9 trở đi, Mức 3)</w:t>
       </w:r>
     </w:p>
     <w:tbl>

--- a/docx/04-erd.docx
+++ b/docx/04-erd.docx
@@ -1313,7 +1313,225 @@
               <w:rPr>
                 <w:rStyle w:val="VerbatimChar"/>
               </w:rPr>
-              <w:t xml:space="preserve">V9__…</w:t>
+              <w:t xml:space="preserve">V9__inline_comment_kind.sql</w:t>
+            </w:r>
+          </w:p>
+        </w:tc>
+        <w:tc>
+          <w:tcPr/>
+          <w:p>
+            <w:pPr>
+              <w:pStyle w:val="Compact"/>
+            </w:pPr>
+            <w:r>
+              <w:t xml:space="preserve">Mức 2 / F5b</w:t>
+            </w:r>
+          </w:p>
+        </w:tc>
+        <w:tc>
+          <w:tcPr/>
+          <w:p>
+            <w:pPr>
+              <w:pStyle w:val="Compact"/>
+            </w:pPr>
+            <w:r>
+              <w:rPr>
+                <w:rStyle w:val="VerbatimChar"/>
+              </w:rPr>
+              <w:t xml:space="preserve">inline_comments.kind</w:t>
+            </w:r>
+            <w:r>
+              <w:t xml:space="preserve"> </w:t>
+            </w:r>
+            <w:r>
+              <w:t xml:space="preserve">(lỗi / lưu ý / dùng hay),</w:t>
+            </w:r>
+            <w:r>
+              <w:t xml:space="preserve"> </w:t>
+            </w:r>
+            <w:r>
+              <w:rPr>
+                <w:rStyle w:val="VerbatimChar"/>
+              </w:rPr>
+              <w:t xml:space="preserve">inline_comments.resolution</w:t>
+            </w:r>
+            <w:r>
+              <w:t xml:space="preserve"> </w:t>
+            </w:r>
+            <w:r>
+              <w:t xml:space="preserve">(đánh giá đã sửa khi so sánh 2 lần nộp); nới CK</w:t>
+            </w:r>
+            <w:r>
+              <w:t xml:space="preserve"> </w:t>
+            </w:r>
+            <w:r>
+              <w:rPr>
+                <w:rStyle w:val="VerbatimChar"/>
+              </w:rPr>
+              <w:t xml:space="preserve">chk_inline_has_content</w:t>
+            </w:r>
+            <w:r>
+              <w:t xml:space="preserve"> </w:t>
+            </w:r>
+            <w:r>
+              <w:t xml:space="preserve">cho lưu ý / dùng hay; thêm mã hệ thống</w:t>
+            </w:r>
+            <w:r>
+              <w:t xml:space="preserve"> </w:t>
+            </w:r>
+            <w:r>
+              <w:rPr>
+                <w:rStyle w:val="VerbatimChar"/>
+              </w:rPr>
+              <w:t xml:space="preserve">GR</w:t>
+            </w:r>
+            <w:r>
+              <w:t xml:space="preserve">,</w:t>
+            </w:r>
+            <w:r>
+              <w:t xml:space="preserve"> </w:t>
+            </w:r>
+            <w:r>
+              <w:rPr>
+                <w:rStyle w:val="VerbatimChar"/>
+              </w:rPr>
+              <w:t xml:space="preserve">OTHER</w:t>
+            </w:r>
+          </w:p>
+        </w:tc>
+        <w:tc>
+          <w:tcPr/>
+          <w:p>
+            <w:pPr>
+              <w:pStyle w:val="Compact"/>
+            </w:pPr>
+            <w:r>
+              <w:t xml:space="preserve">✅ đã viết</w:t>
+            </w:r>
+          </w:p>
+        </w:tc>
+      </w:tr>
+      <w:tr>
+        <w:tc>
+          <w:tcPr/>
+          <w:p>
+            <w:pPr>
+              <w:pStyle w:val="Compact"/>
+            </w:pPr>
+            <w:r>
+              <w:rPr>
+                <w:rStyle w:val="VerbatimChar"/>
+              </w:rPr>
+              <w:t xml:space="preserve">V10__inline_comment_edit.sql</w:t>
+            </w:r>
+          </w:p>
+        </w:tc>
+        <w:tc>
+          <w:tcPr/>
+          <w:p>
+            <w:pPr>
+              <w:pStyle w:val="Compact"/>
+            </w:pPr>
+            <w:r>
+              <w:t xml:space="preserve">Mức 2 / F5b</w:t>
+            </w:r>
+          </w:p>
+        </w:tc>
+        <w:tc>
+          <w:tcPr/>
+          <w:p>
+            <w:pPr>
+              <w:pStyle w:val="Compact"/>
+            </w:pPr>
+            <w:r>
+              <w:rPr>
+                <w:rStyle w:val="VerbatimChar"/>
+              </w:rPr>
+              <w:t xml:space="preserve">inline_comments.edit</w:t>
+            </w:r>
+            <w:r>
+              <w:t xml:space="preserve"> </w:t>
+            </w:r>
+            <w:r>
+              <w:t xml:space="preserve">(REPLACE / DELETE / INSERT — sửa kiểu track changes),</w:t>
+            </w:r>
+            <w:r>
+              <w:t xml:space="preserve"> </w:t>
+            </w:r>
+            <w:r>
+              <w:rPr>
+                <w:rStyle w:val="VerbatimChar"/>
+              </w:rPr>
+              <w:t xml:space="preserve">kind</w:t>
+            </w:r>
+            <w:r>
+              <w:t xml:space="preserve"> </w:t>
+            </w:r>
+            <w:r>
+              <w:t xml:space="preserve">thêm</w:t>
+            </w:r>
+            <w:r>
+              <w:t xml:space="preserve"> </w:t>
+            </w:r>
+            <w:r>
+              <w:rPr>
+                <w:rStyle w:val="VerbatimChar"/>
+              </w:rPr>
+              <w:t xml:space="preserve">COMMENT</w:t>
+            </w:r>
+            <w:r>
+              <w:t xml:space="preserve">; CK</w:t>
+            </w:r>
+            <w:r>
+              <w:t xml:space="preserve"> </w:t>
+            </w:r>
+            <w:r>
+              <w:rPr>
+                <w:rStyle w:val="VerbatimChar"/>
+              </w:rPr>
+              <w:t xml:space="preserve">chk_inline_has_content</w:t>
+            </w:r>
+            <w:r>
+              <w:t xml:space="preserve"> </w:t>
+            </w:r>
+            <w:r>
+              <w:t xml:space="preserve">tính cả</w:t>
+            </w:r>
+            <w:r>
+              <w:t xml:space="preserve"> </w:t>
+            </w:r>
+            <w:r>
+              <w:rPr>
+                <w:rStyle w:val="VerbatimChar"/>
+              </w:rPr>
+              <w:t xml:space="preserve">edit</w:t>
+            </w:r>
+          </w:p>
+        </w:tc>
+        <w:tc>
+          <w:tcPr/>
+          <w:p>
+            <w:pPr>
+              <w:pStyle w:val="Compact"/>
+            </w:pPr>
+            <w:r>
+              <w:t xml:space="preserve">✅ đã viết</w:t>
+            </w:r>
+          </w:p>
+        </w:tc>
+      </w:tr>
+      <w:tr>
+        <w:tc>
+          <w:tcPr/>
+          <w:p>
+            <w:pPr>
+              <w:pStyle w:val="Compact"/>
+            </w:pPr>
+            <w:r>
+              <w:rPr>
+                <w:rStyle w:val="VerbatimChar"/>
+              </w:rPr>
+              <w:t xml:space="preserve">V11__…</w:t>
             </w:r>
             <w:r>
               <w:t xml:space="preserve"> </w:t>
@@ -1384,7 +1602,7 @@
         <w:pStyle w:val="BlockText"/>
       </w:pPr>
       <w:r>
-        <w:t xml:space="preserve">Lộ trình đã đánh số lại sau khi nghiên cứu nghiệp vụ chấm IELTS (tài liệu 08). Ở bước 12, migration Mức 2 (trước gộp trong V6) được tách theo từng bước — V6 audit, V7 chat, V8 bản nháp — để mỗi bước tự chứa bảng và entity của mình; Mức 3 dời sang V9 trở đi. Mô tả cột chi tiết ở mục 4 sẽ được bổ sung khi viết từng migration.</w:t>
+        <w:t xml:space="preserve">Lộ trình đã đánh số lại sau khi nghiên cứu nghiệp vụ chấm IELTS (tài liệu 08). Ở bước 12, migration Mức 2 (trước gộp trong V6) được tách theo từng bước — V6 audit, V7 chat, V8 bản nháp — để mỗi bước tự chứa bảng và entity của mình; Mức 3 dời sang V9 trở đi, rồi V11 trở đi khi V9, V10 dùng cho đánh dấu trên bài (F5b). Mô tả cột chi tiết ở mục 4 sẽ được bổ sung khi viết từng migration.</w:t>
       </w:r>
     </w:p>
     <w:p>
@@ -1542,7 +1760,7 @@
       <w:r>
         <w:drawing>
           <wp:inline>
-            <wp:extent cx="5334000" cy="4850946"/>
+            <wp:extent cx="5334000" cy="5143500"/>
             <wp:effectExtent b="0" l="0" r="0" t="0"/>
             <wp:docPr descr="Hình 04.3" title="" id="23" name="Picture"/>
             <a:graphic>
@@ -1563,7 +1781,7 @@
                   <pic:spPr bwMode="auto">
                     <a:xfrm>
                       <a:off x="0" y="0"/>
-                      <a:ext cx="5334000" cy="4850946"/>
+                      <a:ext cx="5334000" cy="5143500"/>
                     </a:xfrm>
                     <a:prstGeom prst="rect">
                       <a:avLst/>
@@ -4420,7 +4638,7 @@
       </w:r>
     </w:p>
     <w:bookmarkEnd w:id="41"/>
-    <w:bookmarkStart w:id="42" w:name="X25abd2114553b20084e34a658df9a9bf6057bc9"/>
+    <w:bookmarkStart w:id="42" w:name="X6a8235ae74c7a5af911d554f0ed35e5c8a9db88"/>
     <w:p>
       <w:pPr>
         <w:pStyle w:val="Heading4"/>
@@ -4435,7 +4653,7 @@
         <w:t xml:space="preserve"> </w:t>
       </w:r>
       <w:r>
-        <w:t xml:space="preserve">— các phần của bài (V1, V4, V9+)</w:t>
+        <w:t xml:space="preserve">— các phần của bài (V1, V4, V11+)</w:t>
       </w:r>
     </w:p>
     <w:tbl>
@@ -5022,7 +5240,7 @@
               <w:pStyle w:val="Compact"/>
             </w:pPr>
             <w:r>
-              <w:t xml:space="preserve">(V9+, Mức 3) DF false</w:t>
+              <w:t xml:space="preserve">(V11+, Mức 3) DF false</w:t>
             </w:r>
           </w:p>
         </w:tc>
@@ -5068,7 +5286,7 @@
               <w:pStyle w:val="Compact"/>
             </w:pPr>
             <w:r>
-              <w:t xml:space="preserve">(V9+, Mức 3)</w:t>
+              <w:t xml:space="preserve">(V10+, Mức 3)</w:t>
             </w:r>
           </w:p>
         </w:tc>
@@ -8719,7 +8937,7 @@
       </w:r>
     </w:p>
     <w:bookmarkEnd w:id="53"/>
-    <w:bookmarkStart w:id="54" w:name="Xc3cd27b674b30357a665d098a80832b3f866b46"/>
+    <w:bookmarkStart w:id="54" w:name="X1610e5b598e8d95e27626031f5256a1d9544189"/>
     <w:p>
       <w:pPr>
         <w:pStyle w:val="Heading4"/>
@@ -8734,7 +8952,7 @@
         <w:t xml:space="preserve"> </w:t>
       </w:r>
       <w:r>
-        <w:t xml:space="preserve">— nhận xét gắn vào đoạn văn (V1, V5)</w:t>
+        <w:t xml:space="preserve">— nhận xét gắn vào đoạn văn (V1, V5, V9, V10)</w:t>
       </w:r>
     </w:p>
     <w:tbl>
@@ -9199,6 +9417,469 @@
               <w:pStyle w:val="Compact"/>
             </w:pPr>
             <w:r>
+              <w:t xml:space="preserve">kind</w:t>
+            </w:r>
+          </w:p>
+        </w:tc>
+        <w:tc>
+          <w:tcPr/>
+          <w:p>
+            <w:pPr>
+              <w:pStyle w:val="Compact"/>
+            </w:pPr>
+            <w:r>
+              <w:t xml:space="preserve">VARCHAR(10)</w:t>
+            </w:r>
+          </w:p>
+        </w:tc>
+        <w:tc>
+          <w:tcPr/>
+          <w:p>
+            <w:pPr>
+              <w:pStyle w:val="Compact"/>
+            </w:pPr>
+            <w:r>
+              <w:t xml:space="preserve">(V9, V10) NN, DF</w:t>
+            </w:r>
+            <w:r>
+              <w:t xml:space="preserve"> </w:t>
+            </w:r>
+            <w:r>
+              <w:rPr>
+                <w:rStyle w:val="VerbatimChar"/>
+              </w:rPr>
+              <w:t xml:space="preserve">ERROR</w:t>
+            </w:r>
+            <w:r>
+              <w:t xml:space="preserve">, CK</w:t>
+            </w:r>
+            <w:r>
+              <w:t xml:space="preserve"> </w:t>
+            </w:r>
+            <w:r>
+              <w:rPr>
+                <w:rStyle w:val="VerbatimChar"/>
+              </w:rPr>
+              <w:t xml:space="preserve">ERROR</w:t>
+            </w:r>
+            <w:r>
+              <w:t xml:space="preserve"> </w:t>
+            </w:r>
+            <w:r>
+              <w:t xml:space="preserve">/</w:t>
+            </w:r>
+            <w:r>
+              <w:t xml:space="preserve"> </w:t>
+            </w:r>
+            <w:r>
+              <w:rPr>
+                <w:rStyle w:val="VerbatimChar"/>
+              </w:rPr>
+              <w:t xml:space="preserve">HIGHLIGHT</w:t>
+            </w:r>
+            <w:r>
+              <w:t xml:space="preserve"> </w:t>
+            </w:r>
+            <w:r>
+              <w:t xml:space="preserve">/</w:t>
+            </w:r>
+            <w:r>
+              <w:t xml:space="preserve"> </w:t>
+            </w:r>
+            <w:r>
+              <w:rPr>
+                <w:rStyle w:val="VerbatimChar"/>
+              </w:rPr>
+              <w:t xml:space="preserve">GOOD</w:t>
+            </w:r>
+            <w:r>
+              <w:t xml:space="preserve"> </w:t>
+            </w:r>
+            <w:r>
+              <w:t xml:space="preserve">/</w:t>
+            </w:r>
+            <w:r>
+              <w:t xml:space="preserve"> </w:t>
+            </w:r>
+            <w:r>
+              <w:rPr>
+                <w:rStyle w:val="VerbatimChar"/>
+              </w:rPr>
+              <w:t xml:space="preserve">COMMENT</w:t>
+            </w:r>
+          </w:p>
+        </w:tc>
+        <w:tc>
+          <w:tcPr/>
+          <w:p>
+            <w:pPr>
+              <w:pStyle w:val="Compact"/>
+            </w:pPr>
+            <w:r>
+              <w:t xml:space="preserve">Kiểu đánh dấu: lỗi (gạch gợn sóng) / lưu ý (vàng) / dùng hay (xanh) / nhận xét (xám, V10). Chỉ</w:t>
+            </w:r>
+            <w:r>
+              <w:t xml:space="preserve"> </w:t>
+            </w:r>
+            <w:r>
+              <w:rPr>
+                <w:rStyle w:val="VerbatimChar"/>
+              </w:rPr>
+              <w:t xml:space="preserve">ERROR</w:t>
+            </w:r>
+            <w:r>
+              <w:t xml:space="preserve"> </w:t>
+            </w:r>
+            <w:r>
+              <w:t xml:space="preserve">được tính vào thống kê lỗi; kiểu khác không mang mã lỗi (trừ mã khen);</w:t>
+            </w:r>
+            <w:r>
+              <w:t xml:space="preserve"> </w:t>
+            </w:r>
+            <w:r>
+              <w:rPr>
+                <w:rStyle w:val="VerbatimChar"/>
+              </w:rPr>
+              <w:t xml:space="preserve">COMMENT</w:t>
+            </w:r>
+            <w:r>
+              <w:t xml:space="preserve"> </w:t>
+            </w:r>
+            <w:r>
+              <w:t xml:space="preserve">phải có</w:t>
+            </w:r>
+            <w:r>
+              <w:t xml:space="preserve"> </w:t>
+            </w:r>
+            <w:r>
+              <w:rPr>
+                <w:rStyle w:val="VerbatimChar"/>
+              </w:rPr>
+              <w:t xml:space="preserve">comment</w:t>
+            </w:r>
+          </w:p>
+        </w:tc>
+      </w:tr>
+      <w:tr>
+        <w:tc>
+          <w:tcPr/>
+          <w:p>
+            <w:pPr>
+              <w:pStyle w:val="Compact"/>
+            </w:pPr>
+            <w:r>
+              <w:t xml:space="preserve">edit</w:t>
+            </w:r>
+          </w:p>
+        </w:tc>
+        <w:tc>
+          <w:tcPr/>
+          <w:p>
+            <w:pPr>
+              <w:pStyle w:val="Compact"/>
+            </w:pPr>
+            <w:r>
+              <w:t xml:space="preserve">VARCHAR(10)</w:t>
+            </w:r>
+          </w:p>
+        </w:tc>
+        <w:tc>
+          <w:tcPr/>
+          <w:p>
+            <w:pPr>
+              <w:pStyle w:val="Compact"/>
+            </w:pPr>
+            <w:r>
+              <w:t xml:space="preserve">(V10) CK</w:t>
+            </w:r>
+            <w:r>
+              <w:t xml:space="preserve"> </w:t>
+            </w:r>
+            <w:r>
+              <w:rPr>
+                <w:rStyle w:val="VerbatimChar"/>
+              </w:rPr>
+              <w:t xml:space="preserve">REPLACE</w:t>
+            </w:r>
+            <w:r>
+              <w:t xml:space="preserve"> </w:t>
+            </w:r>
+            <w:r>
+              <w:t xml:space="preserve">/</w:t>
+            </w:r>
+            <w:r>
+              <w:t xml:space="preserve"> </w:t>
+            </w:r>
+            <w:r>
+              <w:rPr>
+                <w:rStyle w:val="VerbatimChar"/>
+              </w:rPr>
+              <w:t xml:space="preserve">DELETE</w:t>
+            </w:r>
+            <w:r>
+              <w:t xml:space="preserve"> </w:t>
+            </w:r>
+            <w:r>
+              <w:t xml:space="preserve">/</w:t>
+            </w:r>
+            <w:r>
+              <w:t xml:space="preserve"> </w:t>
+            </w:r>
+            <w:r>
+              <w:rPr>
+                <w:rStyle w:val="VerbatimChar"/>
+              </w:rPr>
+              <w:t xml:space="preserve">INSERT</w:t>
+            </w:r>
+          </w:p>
+        </w:tc>
+        <w:tc>
+          <w:tcPr/>
+          <w:p>
+            <w:pPr>
+              <w:pStyle w:val="Compact"/>
+            </w:pPr>
+            <w:r>
+              <w:t xml:space="preserve">Sửa kiểu track changes, chỉ với</w:t>
+            </w:r>
+            <w:r>
+              <w:t xml:space="preserve"> </w:t>
+            </w:r>
+            <w:r>
+              <w:rPr>
+                <w:rStyle w:val="VerbatimChar"/>
+              </w:rPr>
+              <w:t xml:space="preserve">ERROR</w:t>
+            </w:r>
+            <w:r>
+              <w:t xml:space="preserve">:</w:t>
+            </w:r>
+            <w:r>
+              <w:t xml:space="preserve"> </w:t>
+            </w:r>
+            <w:r>
+              <w:rPr>
+                <w:rStyle w:val="VerbatimChar"/>
+              </w:rPr>
+              <w:t xml:space="preserve">REPLACE</w:t>
+            </w:r>
+            <w:r>
+              <w:t xml:space="preserve"> </w:t>
+            </w:r>
+            <w:r>
+              <w:t xml:space="preserve">/</w:t>
+            </w:r>
+            <w:r>
+              <w:t xml:space="preserve"> </w:t>
+            </w:r>
+            <w:r>
+              <w:rPr>
+                <w:rStyle w:val="VerbatimChar"/>
+              </w:rPr>
+              <w:t xml:space="preserve">INSERT</w:t>
+            </w:r>
+            <w:r>
+              <w:t xml:space="preserve"> </w:t>
+            </w:r>
+            <w:r>
+              <w:t xml:space="preserve">dùng</w:t>
+            </w:r>
+            <w:r>
+              <w:t xml:space="preserve"> </w:t>
+            </w:r>
+            <w:r>
+              <w:rPr>
+                <w:rStyle w:val="VerbatimChar"/>
+              </w:rPr>
+              <w:t xml:space="preserve">suggestion</w:t>
+            </w:r>
+            <w:r>
+              <w:t xml:space="preserve"> </w:t>
+            </w:r>
+            <w:r>
+              <w:t xml:space="preserve">làm chữ mới (bắt buộc),</w:t>
+            </w:r>
+            <w:r>
+              <w:t xml:space="preserve"> </w:t>
+            </w:r>
+            <w:r>
+              <w:rPr>
+                <w:rStyle w:val="VerbatimChar"/>
+              </w:rPr>
+              <w:t xml:space="preserve">DELETE</w:t>
+            </w:r>
+            <w:r>
+              <w:t xml:space="preserve"> </w:t>
+            </w:r>
+            <w:r>
+              <w:t xml:space="preserve">không có</w:t>
+            </w:r>
+            <w:r>
+              <w:t xml:space="preserve"> </w:t>
+            </w:r>
+            <w:r>
+              <w:rPr>
+                <w:rStyle w:val="VerbatimChar"/>
+              </w:rPr>
+              <w:t xml:space="preserve">suggestion</w:t>
+            </w:r>
+            <w:r>
+              <w:t xml:space="preserve">. Bản ghi cũ có</w:t>
+            </w:r>
+            <w:r>
+              <w:t xml:space="preserve"> </w:t>
+            </w:r>
+            <w:r>
+              <w:rPr>
+                <w:rStyle w:val="VerbatimChar"/>
+              </w:rPr>
+              <w:t xml:space="preserve">suggestion</w:t>
+            </w:r>
+            <w:r>
+              <w:t xml:space="preserve"> </w:t>
+            </w:r>
+            <w:r>
+              <w:t xml:space="preserve">được đặt</w:t>
+            </w:r>
+            <w:r>
+              <w:t xml:space="preserve"> </w:t>
+            </w:r>
+            <w:r>
+              <w:rPr>
+                <w:rStyle w:val="VerbatimChar"/>
+              </w:rPr>
+              <w:t xml:space="preserve">REPLACE</w:t>
+            </w:r>
+            <w:r>
+              <w:t xml:space="preserve">. Chữ gốc không đổi</w:t>
+            </w:r>
+          </w:p>
+        </w:tc>
+      </w:tr>
+      <w:tr>
+        <w:tc>
+          <w:tcPr/>
+          <w:p>
+            <w:pPr>
+              <w:pStyle w:val="Compact"/>
+            </w:pPr>
+            <w:r>
+              <w:t xml:space="preserve">resolution</w:t>
+            </w:r>
+          </w:p>
+        </w:tc>
+        <w:tc>
+          <w:tcPr/>
+          <w:p>
+            <w:pPr>
+              <w:pStyle w:val="Compact"/>
+            </w:pPr>
+            <w:r>
+              <w:t xml:space="preserve">VARCHAR(10)</w:t>
+            </w:r>
+          </w:p>
+        </w:tc>
+        <w:tc>
+          <w:tcPr/>
+          <w:p>
+            <w:pPr>
+              <w:pStyle w:val="Compact"/>
+            </w:pPr>
+            <w:r>
+              <w:t xml:space="preserve">(V9) CK</w:t>
+            </w:r>
+            <w:r>
+              <w:t xml:space="preserve"> </w:t>
+            </w:r>
+            <w:r>
+              <w:rPr>
+                <w:rStyle w:val="VerbatimChar"/>
+              </w:rPr>
+              <w:t xml:space="preserve">FIXED</w:t>
+            </w:r>
+            <w:r>
+              <w:t xml:space="preserve"> </w:t>
+            </w:r>
+            <w:r>
+              <w:t xml:space="preserve">/</w:t>
+            </w:r>
+            <w:r>
+              <w:t xml:space="preserve"> </w:t>
+            </w:r>
+            <w:r>
+              <w:rPr>
+                <w:rStyle w:val="VerbatimChar"/>
+              </w:rPr>
+              <w:t xml:space="preserve">NOT_FIXED</w:t>
+            </w:r>
+            <w:r>
+              <w:t xml:space="preserve"> </w:t>
+            </w:r>
+            <w:r>
+              <w:t xml:space="preserve">/</w:t>
+            </w:r>
+            <w:r>
+              <w:t xml:space="preserve"> </w:t>
+            </w:r>
+            <w:r>
+              <w:rPr>
+                <w:rStyle w:val="VerbatimChar"/>
+              </w:rPr>
+              <w:t xml:space="preserve">CHANGED</w:t>
+            </w:r>
+          </w:p>
+        </w:tc>
+        <w:tc>
+          <w:tcPr/>
+          <w:p>
+            <w:pPr>
+              <w:pStyle w:val="Compact"/>
+            </w:pPr>
+            <w:r>
+              <w:t xml:space="preserve">Giáo viên đánh giá lỗi của lần nộp</w:t>
+            </w:r>
+            <w:r>
+              <w:t xml:space="preserve"> </w:t>
+            </w:r>
+            <w:r>
+              <w:rPr>
+                <w:b/>
+                <w:bCs/>
+              </w:rPr>
+              <w:t xml:space="preserve">cũ</w:t>
+            </w:r>
+            <w:r>
+              <w:t xml:space="preserve"> </w:t>
+            </w:r>
+            <w:r>
+              <w:t xml:space="preserve">khi so sánh với lần sau: đã sửa / chưa sửa / đổi khác gợi ý.</w:t>
+            </w:r>
+            <w:r>
+              <w:t xml:space="preserve"> </w:t>
+            </w:r>
+            <w:r>
+              <w:rPr>
+                <w:rStyle w:val="VerbatimChar"/>
+              </w:rPr>
+              <w:t xml:space="preserve">NULL</w:t>
+            </w:r>
+            <w:r>
+              <w:t xml:space="preserve"> </w:t>
+            </w:r>
+            <w:r>
+              <w:t xml:space="preserve">= giao diện tự đoán bằng cách ghép đoạn trích</w:t>
+            </w:r>
+          </w:p>
+        </w:tc>
+      </w:tr>
+      <w:tr>
+        <w:tc>
+          <w:tcPr/>
+          <w:p>
+            <w:pPr>
+              <w:pStyle w:val="Compact"/>
+            </w:pPr>
+            <w:r>
               <w:t xml:space="preserve">created_at</w:t>
             </w:r>
           </w:p>
@@ -9268,7 +9949,10 @@
         <w:t xml:space="preserve">chk_inline_has_content</w:t>
       </w:r>
       <w:r>
-        <w:t xml:space="preserve">: có ít nhất một trong</w:t>
+        <w:t xml:space="preserve"> </w:t>
+      </w:r>
+      <w:r>
+        <w:t xml:space="preserve">(V10): lỗi phải có ít nhất một trong</w:t>
       </w:r>
       <w:r>
         <w:t xml:space="preserve"> </w:t>
@@ -9304,10 +9988,103 @@
         <w:t xml:space="preserve">suggestion</w:t>
       </w:r>
       <w:r>
-        <w:t xml:space="preserve"> </w:t>
-      </w:r>
-      <w:r>
-        <w:t xml:space="preserve">(BR-21).</w:t>
+        <w:t xml:space="preserve">,</w:t>
+      </w:r>
+      <w:r>
+        <w:t xml:space="preserve"> </w:t>
+      </w:r>
+      <w:r>
+        <w:rPr>
+          <w:rStyle w:val="VerbatimChar"/>
+        </w:rPr>
+        <w:t xml:space="preserve">edit</w:t>
+      </w:r>
+      <w:r>
+        <w:t xml:space="preserve"> </w:t>
+      </w:r>
+      <w:r>
+        <w:t xml:space="preserve">(BR-21);</w:t>
+      </w:r>
+      <w:r>
+        <w:t xml:space="preserve"> </w:t>
+      </w:r>
+      <w:r>
+        <w:rPr>
+          <w:rStyle w:val="VerbatimChar"/>
+        </w:rPr>
+        <w:t xml:space="preserve">COMMENT</w:t>
+      </w:r>
+      <w:r>
+        <w:t xml:space="preserve"> </w:t>
+      </w:r>
+      <w:r>
+        <w:t xml:space="preserve">phải có</w:t>
+      </w:r>
+      <w:r>
+        <w:t xml:space="preserve"> </w:t>
+      </w:r>
+      <w:r>
+        <w:rPr>
+          <w:rStyle w:val="VerbatimChar"/>
+        </w:rPr>
+        <w:t xml:space="preserve">comment</w:t>
+      </w:r>
+      <w:r>
+        <w:t xml:space="preserve">;</w:t>
+      </w:r>
+      <w:r>
+        <w:t xml:space="preserve"> </w:t>
+      </w:r>
+      <w:r>
+        <w:rPr>
+          <w:rStyle w:val="VerbatimChar"/>
+        </w:rPr>
+        <w:t xml:space="preserve">REPLACE</w:t>
+      </w:r>
+      <w:r>
+        <w:t xml:space="preserve"> </w:t>
+      </w:r>
+      <w:r>
+        <w:t xml:space="preserve">/</w:t>
+      </w:r>
+      <w:r>
+        <w:t xml:space="preserve"> </w:t>
+      </w:r>
+      <w:r>
+        <w:rPr>
+          <w:rStyle w:val="VerbatimChar"/>
+        </w:rPr>
+        <w:t xml:space="preserve">INSERT</w:t>
+      </w:r>
+      <w:r>
+        <w:t xml:space="preserve"> </w:t>
+      </w:r>
+      <w:r>
+        <w:t xml:space="preserve">phải có</w:t>
+      </w:r>
+      <w:r>
+        <w:t xml:space="preserve"> </w:t>
+      </w:r>
+      <w:r>
+        <w:rPr>
+          <w:rStyle w:val="VerbatimChar"/>
+        </w:rPr>
+        <w:t xml:space="preserve">suggestion</w:t>
+      </w:r>
+      <w:r>
+        <w:t xml:space="preserve">; lưu ý / dùng hay được để trống (chỉ tô màu).</w:t>
+      </w:r>
+    </w:p>
+    <w:p>
+      <w:pPr>
+        <w:pStyle w:val="Compact"/>
+        <w:numPr>
+          <w:ilvl w:val="0"/>
+          <w:numId w:val="1003"/>
+        </w:numPr>
+      </w:pPr>
+      <w:r>
+        <w:t xml:space="preserve">Không lưu prefix / suffix của đoạn trích: khi so sánh 2 lần nộp, giao diện lấy từ nội dung lần nộp cũ (bất biến) theo offset.</w:t>
       </w:r>
     </w:p>
     <w:bookmarkEnd w:id="54"/>
@@ -9944,7 +10721,34 @@
         <w:t xml:space="preserve"> </w:t>
       </w:r>
       <w:r>
-        <w:t xml:space="preserve">mục 4.3.</w:t>
+        <w:t xml:space="preserve">mục 4.3 (V5), thêm</w:t>
+      </w:r>
+      <w:r>
+        <w:t xml:space="preserve"> </w:t>
+      </w:r>
+      <w:r>
+        <w:rPr>
+          <w:rStyle w:val="VerbatimChar"/>
+        </w:rPr>
+        <w:t xml:space="preserve">GR</w:t>
+      </w:r>
+      <w:r>
+        <w:t xml:space="preserve">,</w:t>
+      </w:r>
+      <w:r>
+        <w:t xml:space="preserve"> </w:t>
+      </w:r>
+      <w:r>
+        <w:rPr>
+          <w:rStyle w:val="VerbatimChar"/>
+        </w:rPr>
+        <w:t xml:space="preserve">OTHER</w:t>
+      </w:r>
+      <w:r>
+        <w:t xml:space="preserve"> </w:t>
+      </w:r>
+      <w:r>
+        <w:t xml:space="preserve">ở V9.</w:t>
       </w:r>
     </w:p>
     <w:bookmarkEnd w:id="55"/>
@@ -12386,13 +13190,13 @@
     </w:p>
     <w:bookmarkEnd w:id="62"/>
     <w:bookmarkEnd w:id="63"/>
-    <w:bookmarkStart w:id="64" w:name="X0f2bd21144d7a14dda88d1d55b50bf6de6ed029"/>
+    <w:bookmarkStart w:id="64" w:name="Xde7190028ce23d571b15c62522dffdcbbda96ff"/>
     <w:p>
       <w:pPr>
         <w:pStyle w:val="Heading3"/>
       </w:pPr>
       <w:r>
-        <w:t xml:space="preserve">4.7 Nhóm mở rộng (V9 trở đi, Mức 3)</w:t>
+        <w:t xml:space="preserve">4.7 Nhóm mở rộng (V11 trở đi, Mức 3)</w:t>
       </w:r>
     </w:p>
     <w:tbl>

--- a/docx/04-erd.docx
+++ b/docx/04-erd.docx
@@ -1313,225 +1313,7 @@
               <w:rPr>
                 <w:rStyle w:val="VerbatimChar"/>
               </w:rPr>
-              <w:t xml:space="preserve">V9__inline_comment_kind.sql</w:t>
-            </w:r>
-          </w:p>
-        </w:tc>
-        <w:tc>
-          <w:tcPr/>
-          <w:p>
-            <w:pPr>
-              <w:pStyle w:val="Compact"/>
-            </w:pPr>
-            <w:r>
-              <w:t xml:space="preserve">Mức 2 / F5b</w:t>
-            </w:r>
-          </w:p>
-        </w:tc>
-        <w:tc>
-          <w:tcPr/>
-          <w:p>
-            <w:pPr>
-              <w:pStyle w:val="Compact"/>
-            </w:pPr>
-            <w:r>
-              <w:rPr>
-                <w:rStyle w:val="VerbatimChar"/>
-              </w:rPr>
-              <w:t xml:space="preserve">inline_comments.kind</w:t>
-            </w:r>
-            <w:r>
-              <w:t xml:space="preserve"> </w:t>
-            </w:r>
-            <w:r>
-              <w:t xml:space="preserve">(lỗi / lưu ý / dùng hay),</w:t>
-            </w:r>
-            <w:r>
-              <w:t xml:space="preserve"> </w:t>
-            </w:r>
-            <w:r>
-              <w:rPr>
-                <w:rStyle w:val="VerbatimChar"/>
-              </w:rPr>
-              <w:t xml:space="preserve">inline_comments.resolution</w:t>
-            </w:r>
-            <w:r>
-              <w:t xml:space="preserve"> </w:t>
-            </w:r>
-            <w:r>
-              <w:t xml:space="preserve">(đánh giá đã sửa khi so sánh 2 lần nộp); nới CK</w:t>
-            </w:r>
-            <w:r>
-              <w:t xml:space="preserve"> </w:t>
-            </w:r>
-            <w:r>
-              <w:rPr>
-                <w:rStyle w:val="VerbatimChar"/>
-              </w:rPr>
-              <w:t xml:space="preserve">chk_inline_has_content</w:t>
-            </w:r>
-            <w:r>
-              <w:t xml:space="preserve"> </w:t>
-            </w:r>
-            <w:r>
-              <w:t xml:space="preserve">cho lưu ý / dùng hay; thêm mã hệ thống</w:t>
-            </w:r>
-            <w:r>
-              <w:t xml:space="preserve"> </w:t>
-            </w:r>
-            <w:r>
-              <w:rPr>
-                <w:rStyle w:val="VerbatimChar"/>
-              </w:rPr>
-              <w:t xml:space="preserve">GR</w:t>
-            </w:r>
-            <w:r>
-              <w:t xml:space="preserve">,</w:t>
-            </w:r>
-            <w:r>
-              <w:t xml:space="preserve"> </w:t>
-            </w:r>
-            <w:r>
-              <w:rPr>
-                <w:rStyle w:val="VerbatimChar"/>
-              </w:rPr>
-              <w:t xml:space="preserve">OTHER</w:t>
-            </w:r>
-          </w:p>
-        </w:tc>
-        <w:tc>
-          <w:tcPr/>
-          <w:p>
-            <w:pPr>
-              <w:pStyle w:val="Compact"/>
-            </w:pPr>
-            <w:r>
-              <w:t xml:space="preserve">✅ đã viết</w:t>
-            </w:r>
-          </w:p>
-        </w:tc>
-      </w:tr>
-      <w:tr>
-        <w:tc>
-          <w:tcPr/>
-          <w:p>
-            <w:pPr>
-              <w:pStyle w:val="Compact"/>
-            </w:pPr>
-            <w:r>
-              <w:rPr>
-                <w:rStyle w:val="VerbatimChar"/>
-              </w:rPr>
-              <w:t xml:space="preserve">V10__inline_comment_edit.sql</w:t>
-            </w:r>
-          </w:p>
-        </w:tc>
-        <w:tc>
-          <w:tcPr/>
-          <w:p>
-            <w:pPr>
-              <w:pStyle w:val="Compact"/>
-            </w:pPr>
-            <w:r>
-              <w:t xml:space="preserve">Mức 2 / F5b</w:t>
-            </w:r>
-          </w:p>
-        </w:tc>
-        <w:tc>
-          <w:tcPr/>
-          <w:p>
-            <w:pPr>
-              <w:pStyle w:val="Compact"/>
-            </w:pPr>
-            <w:r>
-              <w:rPr>
-                <w:rStyle w:val="VerbatimChar"/>
-              </w:rPr>
-              <w:t xml:space="preserve">inline_comments.edit</w:t>
-            </w:r>
-            <w:r>
-              <w:t xml:space="preserve"> </w:t>
-            </w:r>
-            <w:r>
-              <w:t xml:space="preserve">(REPLACE / DELETE / INSERT — sửa kiểu track changes),</w:t>
-            </w:r>
-            <w:r>
-              <w:t xml:space="preserve"> </w:t>
-            </w:r>
-            <w:r>
-              <w:rPr>
-                <w:rStyle w:val="VerbatimChar"/>
-              </w:rPr>
-              <w:t xml:space="preserve">kind</w:t>
-            </w:r>
-            <w:r>
-              <w:t xml:space="preserve"> </w:t>
-            </w:r>
-            <w:r>
-              <w:t xml:space="preserve">thêm</w:t>
-            </w:r>
-            <w:r>
-              <w:t xml:space="preserve"> </w:t>
-            </w:r>
-            <w:r>
-              <w:rPr>
-                <w:rStyle w:val="VerbatimChar"/>
-              </w:rPr>
-              <w:t xml:space="preserve">COMMENT</w:t>
-            </w:r>
-            <w:r>
-              <w:t xml:space="preserve">; CK</w:t>
-            </w:r>
-            <w:r>
-              <w:t xml:space="preserve"> </w:t>
-            </w:r>
-            <w:r>
-              <w:rPr>
-                <w:rStyle w:val="VerbatimChar"/>
-              </w:rPr>
-              <w:t xml:space="preserve">chk_inline_has_content</w:t>
-            </w:r>
-            <w:r>
-              <w:t xml:space="preserve"> </w:t>
-            </w:r>
-            <w:r>
-              <w:t xml:space="preserve">tính cả</w:t>
-            </w:r>
-            <w:r>
-              <w:t xml:space="preserve"> </w:t>
-            </w:r>
-            <w:r>
-              <w:rPr>
-                <w:rStyle w:val="VerbatimChar"/>
-              </w:rPr>
-              <w:t xml:space="preserve">edit</w:t>
-            </w:r>
-          </w:p>
-        </w:tc>
-        <w:tc>
-          <w:tcPr/>
-          <w:p>
-            <w:pPr>
-              <w:pStyle w:val="Compact"/>
-            </w:pPr>
-            <w:r>
-              <w:t xml:space="preserve">✅ đã viết</w:t>
-            </w:r>
-          </w:p>
-        </w:tc>
-      </w:tr>
-      <w:tr>
-        <w:tc>
-          <w:tcPr/>
-          <w:p>
-            <w:pPr>
-              <w:pStyle w:val="Compact"/>
-            </w:pPr>
-            <w:r>
-              <w:rPr>
-                <w:rStyle w:val="VerbatimChar"/>
-              </w:rPr>
-              <w:t xml:space="preserve">V11__…</w:t>
+              <w:t xml:space="preserve">V9__…</w:t>
             </w:r>
             <w:r>
               <w:t xml:space="preserve"> </w:t>
@@ -1602,7 +1384,7 @@
         <w:pStyle w:val="BlockText"/>
       </w:pPr>
       <w:r>
-        <w:t xml:space="preserve">Lộ trình đã đánh số lại sau khi nghiên cứu nghiệp vụ chấm IELTS (tài liệu 08). Ở bước 12, migration Mức 2 (trước gộp trong V6) được tách theo từng bước — V6 audit, V7 chat, V8 bản nháp — để mỗi bước tự chứa bảng và entity của mình; Mức 3 dời sang V9 trở đi, rồi V11 trở đi khi V9, V10 dùng cho đánh dấu trên bài (F5b). Mô tả cột chi tiết ở mục 4 sẽ được bổ sung khi viết từng migration.</w:t>
+        <w:t xml:space="preserve">Lộ trình đã đánh số lại sau khi nghiên cứu nghiệp vụ chấm IELTS (tài liệu 08). Ở bước 12, migration Mức 2 (trước gộp trong V6) được tách theo từng bước — V6 audit, V7 chat, V8 bản nháp — để mỗi bước tự chứa bảng và entity của mình; Mức 3 dời sang V9 trở đi. Mô tả cột chi tiết ở mục 4 sẽ được bổ sung khi viết từng migration.</w:t>
       </w:r>
     </w:p>
     <w:p>
@@ -1760,7 +1542,7 @@
       <w:r>
         <w:drawing>
           <wp:inline>
-            <wp:extent cx="5334000" cy="5143500"/>
+            <wp:extent cx="5334000" cy="4850946"/>
             <wp:effectExtent b="0" l="0" r="0" t="0"/>
             <wp:docPr descr="Hình 04.3" title="" id="23" name="Picture"/>
             <a:graphic>
@@ -1781,7 +1563,7 @@
                   <pic:spPr bwMode="auto">
                     <a:xfrm>
                       <a:off x="0" y="0"/>
-                      <a:ext cx="5334000" cy="5143500"/>
+                      <a:ext cx="5334000" cy="4850946"/>
                     </a:xfrm>
                     <a:prstGeom prst="rect">
                       <a:avLst/>
@@ -4638,7 +4420,7 @@
       </w:r>
     </w:p>
     <w:bookmarkEnd w:id="41"/>
-    <w:bookmarkStart w:id="42" w:name="X6a8235ae74c7a5af911d554f0ed35e5c8a9db88"/>
+    <w:bookmarkStart w:id="42" w:name="X25abd2114553b20084e34a658df9a9bf6057bc9"/>
     <w:p>
       <w:pPr>
         <w:pStyle w:val="Heading4"/>
@@ -4653,7 +4435,7 @@
         <w:t xml:space="preserve"> </w:t>
       </w:r>
       <w:r>
-        <w:t xml:space="preserve">— các phần của bài (V1, V4, V11+)</w:t>
+        <w:t xml:space="preserve">— các phần của bài (V1, V4, V9+)</w:t>
       </w:r>
     </w:p>
     <w:tbl>
@@ -5240,7 +5022,7 @@
               <w:pStyle w:val="Compact"/>
             </w:pPr>
             <w:r>
-              <w:t xml:space="preserve">(V11+, Mức 3) DF false</w:t>
+              <w:t xml:space="preserve">(V9+, Mức 3) DF false</w:t>
             </w:r>
           </w:p>
         </w:tc>
@@ -5286,7 +5068,7 @@
               <w:pStyle w:val="Compact"/>
             </w:pPr>
             <w:r>
-              <w:t xml:space="preserve">(V10+, Mức 3)</w:t>
+              <w:t xml:space="preserve">(V9+, Mức 3)</w:t>
             </w:r>
           </w:p>
         </w:tc>
@@ -8937,7 +8719,7 @@
       </w:r>
     </w:p>
     <w:bookmarkEnd w:id="53"/>
-    <w:bookmarkStart w:id="54" w:name="X1610e5b598e8d95e27626031f5256a1d9544189"/>
+    <w:bookmarkStart w:id="54" w:name="Xc3cd27b674b30357a665d098a80832b3f866b46"/>
     <w:p>
       <w:pPr>
         <w:pStyle w:val="Heading4"/>
@@ -8952,7 +8734,7 @@
         <w:t xml:space="preserve"> </w:t>
       </w:r>
       <w:r>
-        <w:t xml:space="preserve">— nhận xét gắn vào đoạn văn (V1, V5, V9, V10)</w:t>
+        <w:t xml:space="preserve">— nhận xét gắn vào đoạn văn (V1, V5)</w:t>
       </w:r>
     </w:p>
     <w:tbl>
@@ -9417,469 +9199,6 @@
               <w:pStyle w:val="Compact"/>
             </w:pPr>
             <w:r>
-              <w:t xml:space="preserve">kind</w:t>
-            </w:r>
-          </w:p>
-        </w:tc>
-        <w:tc>
-          <w:tcPr/>
-          <w:p>
-            <w:pPr>
-              <w:pStyle w:val="Compact"/>
-            </w:pPr>
-            <w:r>
-              <w:t xml:space="preserve">VARCHAR(10)</w:t>
-            </w:r>
-          </w:p>
-        </w:tc>
-        <w:tc>
-          <w:tcPr/>
-          <w:p>
-            <w:pPr>
-              <w:pStyle w:val="Compact"/>
-            </w:pPr>
-            <w:r>
-              <w:t xml:space="preserve">(V9, V10) NN, DF</w:t>
-            </w:r>
-            <w:r>
-              <w:t xml:space="preserve"> </w:t>
-            </w:r>
-            <w:r>
-              <w:rPr>
-                <w:rStyle w:val="VerbatimChar"/>
-              </w:rPr>
-              <w:t xml:space="preserve">ERROR</w:t>
-            </w:r>
-            <w:r>
-              <w:t xml:space="preserve">, CK</w:t>
-            </w:r>
-            <w:r>
-              <w:t xml:space="preserve"> </w:t>
-            </w:r>
-            <w:r>
-              <w:rPr>
-                <w:rStyle w:val="VerbatimChar"/>
-              </w:rPr>
-              <w:t xml:space="preserve">ERROR</w:t>
-            </w:r>
-            <w:r>
-              <w:t xml:space="preserve"> </w:t>
-            </w:r>
-            <w:r>
-              <w:t xml:space="preserve">/</w:t>
-            </w:r>
-            <w:r>
-              <w:t xml:space="preserve"> </w:t>
-            </w:r>
-            <w:r>
-              <w:rPr>
-                <w:rStyle w:val="VerbatimChar"/>
-              </w:rPr>
-              <w:t xml:space="preserve">HIGHLIGHT</w:t>
-            </w:r>
-            <w:r>
-              <w:t xml:space="preserve"> </w:t>
-            </w:r>
-            <w:r>
-              <w:t xml:space="preserve">/</w:t>
-            </w:r>
-            <w:r>
-              <w:t xml:space="preserve"> </w:t>
-            </w:r>
-            <w:r>
-              <w:rPr>
-                <w:rStyle w:val="VerbatimChar"/>
-              </w:rPr>
-              <w:t xml:space="preserve">GOOD</w:t>
-            </w:r>
-            <w:r>
-              <w:t xml:space="preserve"> </w:t>
-            </w:r>
-            <w:r>
-              <w:t xml:space="preserve">/</w:t>
-            </w:r>
-            <w:r>
-              <w:t xml:space="preserve"> </w:t>
-            </w:r>
-            <w:r>
-              <w:rPr>
-                <w:rStyle w:val="VerbatimChar"/>
-              </w:rPr>
-              <w:t xml:space="preserve">COMMENT</w:t>
-            </w:r>
-          </w:p>
-        </w:tc>
-        <w:tc>
-          <w:tcPr/>
-          <w:p>
-            <w:pPr>
-              <w:pStyle w:val="Compact"/>
-            </w:pPr>
-            <w:r>
-              <w:t xml:space="preserve">Kiểu đánh dấu: lỗi (gạch gợn sóng) / lưu ý (vàng) / dùng hay (xanh) / nhận xét (xám, V10). Chỉ</w:t>
-            </w:r>
-            <w:r>
-              <w:t xml:space="preserve"> </w:t>
-            </w:r>
-            <w:r>
-              <w:rPr>
-                <w:rStyle w:val="VerbatimChar"/>
-              </w:rPr>
-              <w:t xml:space="preserve">ERROR</w:t>
-            </w:r>
-            <w:r>
-              <w:t xml:space="preserve"> </w:t>
-            </w:r>
-            <w:r>
-              <w:t xml:space="preserve">được tính vào thống kê lỗi; kiểu khác không mang mã lỗi (trừ mã khen);</w:t>
-            </w:r>
-            <w:r>
-              <w:t xml:space="preserve"> </w:t>
-            </w:r>
-            <w:r>
-              <w:rPr>
-                <w:rStyle w:val="VerbatimChar"/>
-              </w:rPr>
-              <w:t xml:space="preserve">COMMENT</w:t>
-            </w:r>
-            <w:r>
-              <w:t xml:space="preserve"> </w:t>
-            </w:r>
-            <w:r>
-              <w:t xml:space="preserve">phải có</w:t>
-            </w:r>
-            <w:r>
-              <w:t xml:space="preserve"> </w:t>
-            </w:r>
-            <w:r>
-              <w:rPr>
-                <w:rStyle w:val="VerbatimChar"/>
-              </w:rPr>
-              <w:t xml:space="preserve">comment</w:t>
-            </w:r>
-          </w:p>
-        </w:tc>
-      </w:tr>
-      <w:tr>
-        <w:tc>
-          <w:tcPr/>
-          <w:p>
-            <w:pPr>
-              <w:pStyle w:val="Compact"/>
-            </w:pPr>
-            <w:r>
-              <w:t xml:space="preserve">edit</w:t>
-            </w:r>
-          </w:p>
-        </w:tc>
-        <w:tc>
-          <w:tcPr/>
-          <w:p>
-            <w:pPr>
-              <w:pStyle w:val="Compact"/>
-            </w:pPr>
-            <w:r>
-              <w:t xml:space="preserve">VARCHAR(10)</w:t>
-            </w:r>
-          </w:p>
-        </w:tc>
-        <w:tc>
-          <w:tcPr/>
-          <w:p>
-            <w:pPr>
-              <w:pStyle w:val="Compact"/>
-            </w:pPr>
-            <w:r>
-              <w:t xml:space="preserve">(V10) CK</w:t>
-            </w:r>
-            <w:r>
-              <w:t xml:space="preserve"> </w:t>
-            </w:r>
-            <w:r>
-              <w:rPr>
-                <w:rStyle w:val="VerbatimChar"/>
-              </w:rPr>
-              <w:t xml:space="preserve">REPLACE</w:t>
-            </w:r>
-            <w:r>
-              <w:t xml:space="preserve"> </w:t>
-            </w:r>
-            <w:r>
-              <w:t xml:space="preserve">/</w:t>
-            </w:r>
-            <w:r>
-              <w:t xml:space="preserve"> </w:t>
-            </w:r>
-            <w:r>
-              <w:rPr>
-                <w:rStyle w:val="VerbatimChar"/>
-              </w:rPr>
-              <w:t xml:space="preserve">DELETE</w:t>
-            </w:r>
-            <w:r>
-              <w:t xml:space="preserve"> </w:t>
-            </w:r>
-            <w:r>
-              <w:t xml:space="preserve">/</w:t>
-            </w:r>
-            <w:r>
-              <w:t xml:space="preserve"> </w:t>
-            </w:r>
-            <w:r>
-              <w:rPr>
-                <w:rStyle w:val="VerbatimChar"/>
-              </w:rPr>
-              <w:t xml:space="preserve">INSERT</w:t>
-            </w:r>
-          </w:p>
-        </w:tc>
-        <w:tc>
-          <w:tcPr/>
-          <w:p>
-            <w:pPr>
-              <w:pStyle w:val="Compact"/>
-            </w:pPr>
-            <w:r>
-              <w:t xml:space="preserve">Sửa kiểu track changes, chỉ với</w:t>
-            </w:r>
-            <w:r>
-              <w:t xml:space="preserve"> </w:t>
-            </w:r>
-            <w:r>
-              <w:rPr>
-                <w:rStyle w:val="VerbatimChar"/>
-              </w:rPr>
-              <w:t xml:space="preserve">ERROR</w:t>
-            </w:r>
-            <w:r>
-              <w:t xml:space="preserve">:</w:t>
-            </w:r>
-            <w:r>
-              <w:t xml:space="preserve"> </w:t>
-            </w:r>
-            <w:r>
-              <w:rPr>
-                <w:rStyle w:val="VerbatimChar"/>
-              </w:rPr>
-              <w:t xml:space="preserve">REPLACE</w:t>
-            </w:r>
-            <w:r>
-              <w:t xml:space="preserve"> </w:t>
-            </w:r>
-            <w:r>
-              <w:t xml:space="preserve">/</w:t>
-            </w:r>
-            <w:r>
-              <w:t xml:space="preserve"> </w:t>
-            </w:r>
-            <w:r>
-              <w:rPr>
-                <w:rStyle w:val="VerbatimChar"/>
-              </w:rPr>
-              <w:t xml:space="preserve">INSERT</w:t>
-            </w:r>
-            <w:r>
-              <w:t xml:space="preserve"> </w:t>
-            </w:r>
-            <w:r>
-              <w:t xml:space="preserve">dùng</w:t>
-            </w:r>
-            <w:r>
-              <w:t xml:space="preserve"> </w:t>
-            </w:r>
-            <w:r>
-              <w:rPr>
-                <w:rStyle w:val="VerbatimChar"/>
-              </w:rPr>
-              <w:t xml:space="preserve">suggestion</w:t>
-            </w:r>
-            <w:r>
-              <w:t xml:space="preserve"> </w:t>
-            </w:r>
-            <w:r>
-              <w:t xml:space="preserve">làm chữ mới (bắt buộc),</w:t>
-            </w:r>
-            <w:r>
-              <w:t xml:space="preserve"> </w:t>
-            </w:r>
-            <w:r>
-              <w:rPr>
-                <w:rStyle w:val="VerbatimChar"/>
-              </w:rPr>
-              <w:t xml:space="preserve">DELETE</w:t>
-            </w:r>
-            <w:r>
-              <w:t xml:space="preserve"> </w:t>
-            </w:r>
-            <w:r>
-              <w:t xml:space="preserve">không có</w:t>
-            </w:r>
-            <w:r>
-              <w:t xml:space="preserve"> </w:t>
-            </w:r>
-            <w:r>
-              <w:rPr>
-                <w:rStyle w:val="VerbatimChar"/>
-              </w:rPr>
-              <w:t xml:space="preserve">suggestion</w:t>
-            </w:r>
-            <w:r>
-              <w:t xml:space="preserve">. Bản ghi cũ có</w:t>
-            </w:r>
-            <w:r>
-              <w:t xml:space="preserve"> </w:t>
-            </w:r>
-            <w:r>
-              <w:rPr>
-                <w:rStyle w:val="VerbatimChar"/>
-              </w:rPr>
-              <w:t xml:space="preserve">suggestion</w:t>
-            </w:r>
-            <w:r>
-              <w:t xml:space="preserve"> </w:t>
-            </w:r>
-            <w:r>
-              <w:t xml:space="preserve">được đặt</w:t>
-            </w:r>
-            <w:r>
-              <w:t xml:space="preserve"> </w:t>
-            </w:r>
-            <w:r>
-              <w:rPr>
-                <w:rStyle w:val="VerbatimChar"/>
-              </w:rPr>
-              <w:t xml:space="preserve">REPLACE</w:t>
-            </w:r>
-            <w:r>
-              <w:t xml:space="preserve">. Chữ gốc không đổi</w:t>
-            </w:r>
-          </w:p>
-        </w:tc>
-      </w:tr>
-      <w:tr>
-        <w:tc>
-          <w:tcPr/>
-          <w:p>
-            <w:pPr>
-              <w:pStyle w:val="Compact"/>
-            </w:pPr>
-            <w:r>
-              <w:t xml:space="preserve">resolution</w:t>
-            </w:r>
-          </w:p>
-        </w:tc>
-        <w:tc>
-          <w:tcPr/>
-          <w:p>
-            <w:pPr>
-              <w:pStyle w:val="Compact"/>
-            </w:pPr>
-            <w:r>
-              <w:t xml:space="preserve">VARCHAR(10)</w:t>
-            </w:r>
-          </w:p>
-        </w:tc>
-        <w:tc>
-          <w:tcPr/>
-          <w:p>
-            <w:pPr>
-              <w:pStyle w:val="Compact"/>
-            </w:pPr>
-            <w:r>
-              <w:t xml:space="preserve">(V9) CK</w:t>
-            </w:r>
-            <w:r>
-              <w:t xml:space="preserve"> </w:t>
-            </w:r>
-            <w:r>
-              <w:rPr>
-                <w:rStyle w:val="VerbatimChar"/>
-              </w:rPr>
-              <w:t xml:space="preserve">FIXED</w:t>
-            </w:r>
-            <w:r>
-              <w:t xml:space="preserve"> </w:t>
-            </w:r>
-            <w:r>
-              <w:t xml:space="preserve">/</w:t>
-            </w:r>
-            <w:r>
-              <w:t xml:space="preserve"> </w:t>
-            </w:r>
-            <w:r>
-              <w:rPr>
-                <w:rStyle w:val="VerbatimChar"/>
-              </w:rPr>
-              <w:t xml:space="preserve">NOT_FIXED</w:t>
-            </w:r>
-            <w:r>
-              <w:t xml:space="preserve"> </w:t>
-            </w:r>
-            <w:r>
-              <w:t xml:space="preserve">/</w:t>
-            </w:r>
-            <w:r>
-              <w:t xml:space="preserve"> </w:t>
-            </w:r>
-            <w:r>
-              <w:rPr>
-                <w:rStyle w:val="VerbatimChar"/>
-              </w:rPr>
-              <w:t xml:space="preserve">CHANGED</w:t>
-            </w:r>
-          </w:p>
-        </w:tc>
-        <w:tc>
-          <w:tcPr/>
-          <w:p>
-            <w:pPr>
-              <w:pStyle w:val="Compact"/>
-            </w:pPr>
-            <w:r>
-              <w:t xml:space="preserve">Giáo viên đánh giá lỗi của lần nộp</w:t>
-            </w:r>
-            <w:r>
-              <w:t xml:space="preserve"> </w:t>
-            </w:r>
-            <w:r>
-              <w:rPr>
-                <w:b/>
-                <w:bCs/>
-              </w:rPr>
-              <w:t xml:space="preserve">cũ</w:t>
-            </w:r>
-            <w:r>
-              <w:t xml:space="preserve"> </w:t>
-            </w:r>
-            <w:r>
-              <w:t xml:space="preserve">khi so sánh với lần sau: đã sửa / chưa sửa / đổi khác gợi ý.</w:t>
-            </w:r>
-            <w:r>
-              <w:t xml:space="preserve"> </w:t>
-            </w:r>
-            <w:r>
-              <w:rPr>
-                <w:rStyle w:val="VerbatimChar"/>
-              </w:rPr>
-              <w:t xml:space="preserve">NULL</w:t>
-            </w:r>
-            <w:r>
-              <w:t xml:space="preserve"> </w:t>
-            </w:r>
-            <w:r>
-              <w:t xml:space="preserve">= giao diện tự đoán bằng cách ghép đoạn trích</w:t>
-            </w:r>
-          </w:p>
-        </w:tc>
-      </w:tr>
-      <w:tr>
-        <w:tc>
-          <w:tcPr/>
-          <w:p>
-            <w:pPr>
-              <w:pStyle w:val="Compact"/>
-            </w:pPr>
-            <w:r>
               <w:t xml:space="preserve">created_at</w:t>
             </w:r>
           </w:p>
@@ -9949,10 +9268,19 @@
         <w:t xml:space="preserve">chk_inline_has_content</w:t>
       </w:r>
       <w:r>
+        <w:t xml:space="preserve">: có ít nhất một trong</w:t>
+      </w:r>
+      <w:r>
         <w:t xml:space="preserve"> </w:t>
       </w:r>
       <w:r>
-        <w:t xml:space="preserve">(V10): lỗi phải có ít nhất một trong</w:t>
+        <w:rPr>
+          <w:rStyle w:val="VerbatimChar"/>
+        </w:rPr>
+        <w:t xml:space="preserve">error_code</w:t>
+      </w:r>
+      <w:r>
+        <w:t xml:space="preserve">,</w:t>
       </w:r>
       <w:r>
         <w:t xml:space="preserve"> </w:t>
@@ -9961,7 +9289,7 @@
         <w:rPr>
           <w:rStyle w:val="VerbatimChar"/>
         </w:rPr>
-        <w:t xml:space="preserve">error_code</w:t>
+        <w:t xml:space="preserve">comment</w:t>
       </w:r>
       <w:r>
         <w:t xml:space="preserve">,</w:t>
@@ -9973,118 +9301,13 @@
         <w:rPr>
           <w:rStyle w:val="VerbatimChar"/>
         </w:rPr>
-        <w:t xml:space="preserve">comment</w:t>
-      </w:r>
-      <w:r>
-        <w:t xml:space="preserve">,</w:t>
+        <w:t xml:space="preserve">suggestion</w:t>
       </w:r>
       <w:r>
         <w:t xml:space="preserve"> </w:t>
       </w:r>
       <w:r>
-        <w:rPr>
-          <w:rStyle w:val="VerbatimChar"/>
-        </w:rPr>
-        <w:t xml:space="preserve">suggestion</w:t>
-      </w:r>
-      <w:r>
-        <w:t xml:space="preserve">,</w:t>
-      </w:r>
-      <w:r>
-        <w:t xml:space="preserve"> </w:t>
-      </w:r>
-      <w:r>
-        <w:rPr>
-          <w:rStyle w:val="VerbatimChar"/>
-        </w:rPr>
-        <w:t xml:space="preserve">edit</w:t>
-      </w:r>
-      <w:r>
-        <w:t xml:space="preserve"> </w:t>
-      </w:r>
-      <w:r>
-        <w:t xml:space="preserve">(BR-21);</w:t>
-      </w:r>
-      <w:r>
-        <w:t xml:space="preserve"> </w:t>
-      </w:r>
-      <w:r>
-        <w:rPr>
-          <w:rStyle w:val="VerbatimChar"/>
-        </w:rPr>
-        <w:t xml:space="preserve">COMMENT</w:t>
-      </w:r>
-      <w:r>
-        <w:t xml:space="preserve"> </w:t>
-      </w:r>
-      <w:r>
-        <w:t xml:space="preserve">phải có</w:t>
-      </w:r>
-      <w:r>
-        <w:t xml:space="preserve"> </w:t>
-      </w:r>
-      <w:r>
-        <w:rPr>
-          <w:rStyle w:val="VerbatimChar"/>
-        </w:rPr>
-        <w:t xml:space="preserve">comment</w:t>
-      </w:r>
-      <w:r>
-        <w:t xml:space="preserve">;</w:t>
-      </w:r>
-      <w:r>
-        <w:t xml:space="preserve"> </w:t>
-      </w:r>
-      <w:r>
-        <w:rPr>
-          <w:rStyle w:val="VerbatimChar"/>
-        </w:rPr>
-        <w:t xml:space="preserve">REPLACE</w:t>
-      </w:r>
-      <w:r>
-        <w:t xml:space="preserve"> </w:t>
-      </w:r>
-      <w:r>
-        <w:t xml:space="preserve">/</w:t>
-      </w:r>
-      <w:r>
-        <w:t xml:space="preserve"> </w:t>
-      </w:r>
-      <w:r>
-        <w:rPr>
-          <w:rStyle w:val="VerbatimChar"/>
-        </w:rPr>
-        <w:t xml:space="preserve">INSERT</w:t>
-      </w:r>
-      <w:r>
-        <w:t xml:space="preserve"> </w:t>
-      </w:r>
-      <w:r>
-        <w:t xml:space="preserve">phải có</w:t>
-      </w:r>
-      <w:r>
-        <w:t xml:space="preserve"> </w:t>
-      </w:r>
-      <w:r>
-        <w:rPr>
-          <w:rStyle w:val="VerbatimChar"/>
-        </w:rPr>
-        <w:t xml:space="preserve">suggestion</w:t>
-      </w:r>
-      <w:r>
-        <w:t xml:space="preserve">; lưu ý / dùng hay được để trống (chỉ tô màu).</w:t>
-      </w:r>
-    </w:p>
-    <w:p>
-      <w:pPr>
-        <w:pStyle w:val="Compact"/>
-        <w:numPr>
-          <w:ilvl w:val="0"/>
-          <w:numId w:val="1003"/>
-        </w:numPr>
-      </w:pPr>
-      <w:r>
-        <w:t xml:space="preserve">Không lưu prefix / suffix của đoạn trích: khi so sánh 2 lần nộp, giao diện lấy từ nội dung lần nộp cũ (bất biến) theo offset.</w:t>
+        <w:t xml:space="preserve">(BR-21).</w:t>
       </w:r>
     </w:p>
     <w:bookmarkEnd w:id="54"/>
@@ -10721,34 +9944,7 @@
         <w:t xml:space="preserve"> </w:t>
       </w:r>
       <w:r>
-        <w:t xml:space="preserve">mục 4.3 (V5), thêm</w:t>
-      </w:r>
-      <w:r>
-        <w:t xml:space="preserve"> </w:t>
-      </w:r>
-      <w:r>
-        <w:rPr>
-          <w:rStyle w:val="VerbatimChar"/>
-        </w:rPr>
-        <w:t xml:space="preserve">GR</w:t>
-      </w:r>
-      <w:r>
-        <w:t xml:space="preserve">,</w:t>
-      </w:r>
-      <w:r>
-        <w:t xml:space="preserve"> </w:t>
-      </w:r>
-      <w:r>
-        <w:rPr>
-          <w:rStyle w:val="VerbatimChar"/>
-        </w:rPr>
-        <w:t xml:space="preserve">OTHER</w:t>
-      </w:r>
-      <w:r>
-        <w:t xml:space="preserve"> </w:t>
-      </w:r>
-      <w:r>
-        <w:t xml:space="preserve">ở V9.</w:t>
+        <w:t xml:space="preserve">mục 4.3.</w:t>
       </w:r>
     </w:p>
     <w:bookmarkEnd w:id="55"/>
@@ -13190,13 +12386,13 @@
     </w:p>
     <w:bookmarkEnd w:id="62"/>
     <w:bookmarkEnd w:id="63"/>
-    <w:bookmarkStart w:id="64" w:name="Xde7190028ce23d571b15c62522dffdcbbda96ff"/>
+    <w:bookmarkStart w:id="64" w:name="X0f2bd21144d7a14dda88d1d55b50bf6de6ed029"/>
     <w:p>
       <w:pPr>
         <w:pStyle w:val="Heading3"/>
       </w:pPr>
       <w:r>
-        <w:t xml:space="preserve">4.7 Nhóm mở rộng (V11 trở đi, Mức 3)</w:t>
+        <w:t xml:space="preserve">4.7 Nhóm mở rộng (V9 trở đi, Mức 3)</w:t>
       </w:r>
     </w:p>
     <w:tbl>

--- a/docx/04-erd.docx
+++ b/docx/04-erd.docx
@@ -1531,7 +1531,217 @@
               <w:rPr>
                 <w:rStyle w:val="VerbatimChar"/>
               </w:rPr>
-              <w:t xml:space="preserve">V11__…</w:t>
+              <w:t xml:space="preserve">V11__direct_student_chat.sql</w:t>
+            </w:r>
+          </w:p>
+        </w:tc>
+        <w:tc>
+          <w:tcPr/>
+          <w:p>
+            <w:pPr>
+              <w:pStyle w:val="Compact"/>
+            </w:pPr>
+            <w:r>
+              <w:t xml:space="preserve">Mức 2 mở rộng</w:t>
+            </w:r>
+          </w:p>
+        </w:tc>
+        <w:tc>
+          <w:tcPr/>
+          <w:p>
+            <w:pPr>
+              <w:pStyle w:val="Compact"/>
+            </w:pPr>
+            <w:r>
+              <w:rPr>
+                <w:rStyle w:val="VerbatimChar"/>
+              </w:rPr>
+              <w:t xml:space="preserve">direct_chat_channels</w:t>
+            </w:r>
+            <w:r>
+              <w:t xml:space="preserve">, thêm kênh</w:t>
+            </w:r>
+            <w:r>
+              <w:t xml:space="preserve"> </w:t>
+            </w:r>
+            <w:r>
+              <w:rPr>
+                <w:rStyle w:val="VerbatimChar"/>
+              </w:rPr>
+              <w:t xml:space="preserve">DIRECT</w:t>
+            </w:r>
+            <w:r>
+              <w:t xml:space="preserve"> </w:t>
+            </w:r>
+            <w:r>
+              <w:t xml:space="preserve">cho chat riêng giáo viên–học sinh</w:t>
+            </w:r>
+          </w:p>
+        </w:tc>
+        <w:tc>
+          <w:tcPr/>
+          <w:p>
+            <w:pPr>
+              <w:pStyle w:val="Compact"/>
+            </w:pPr>
+            <w:r>
+              <w:t xml:space="preserve">✅ đã viết</w:t>
+            </w:r>
+          </w:p>
+        </w:tc>
+      </w:tr>
+      <w:tr>
+        <w:tc>
+          <w:tcPr/>
+          <w:p>
+            <w:pPr>
+              <w:pStyle w:val="Compact"/>
+            </w:pPr>
+            <w:r>
+              <w:rPr>
+                <w:rStyle w:val="VerbatimChar"/>
+              </w:rPr>
+              <w:t xml:space="preserve">V12__direct_chat_message_type.sql</w:t>
+            </w:r>
+          </w:p>
+        </w:tc>
+        <w:tc>
+          <w:tcPr/>
+          <w:p>
+            <w:pPr>
+              <w:pStyle w:val="Compact"/>
+            </w:pPr>
+            <w:r>
+              <w:t xml:space="preserve">Mức 2 sửa lỗi</w:t>
+            </w:r>
+          </w:p>
+        </w:tc>
+        <w:tc>
+          <w:tcPr/>
+          <w:p>
+            <w:pPr>
+              <w:pStyle w:val="Compact"/>
+            </w:pPr>
+            <w:r>
+              <w:t xml:space="preserve">Nới CHECK của</w:t>
+            </w:r>
+            <w:r>
+              <w:t xml:space="preserve"> </w:t>
+            </w:r>
+            <w:r>
+              <w:rPr>
+                <w:rStyle w:val="VerbatimChar"/>
+              </w:rPr>
+              <w:t xml:space="preserve">chat_messages.channel_type</w:t>
+            </w:r>
+            <w:r>
+              <w:t xml:space="preserve"> </w:t>
+            </w:r>
+            <w:r>
+              <w:t xml:space="preserve">để lưu tin nhắn</w:t>
+            </w:r>
+            <w:r>
+              <w:t xml:space="preserve"> </w:t>
+            </w:r>
+            <w:r>
+              <w:rPr>
+                <w:rStyle w:val="VerbatimChar"/>
+              </w:rPr>
+              <w:t xml:space="preserve">DIRECT</w:t>
+            </w:r>
+          </w:p>
+        </w:tc>
+        <w:tc>
+          <w:tcPr/>
+          <w:p>
+            <w:pPr>
+              <w:pStyle w:val="Compact"/>
+            </w:pPr>
+            <w:r>
+              <w:t xml:space="preserve">✅ đã viết</w:t>
+            </w:r>
+          </w:p>
+        </w:tc>
+      </w:tr>
+      <w:tr>
+        <w:tc>
+          <w:tcPr/>
+          <w:p>
+            <w:pPr>
+              <w:pStyle w:val="Compact"/>
+            </w:pPr>
+            <w:r>
+              <w:rPr>
+                <w:rStyle w:val="VerbatimChar"/>
+              </w:rPr>
+              <w:t xml:space="preserve">V13__question_bank.sql</w:t>
+            </w:r>
+          </w:p>
+        </w:tc>
+        <w:tc>
+          <w:tcPr/>
+          <w:p>
+            <w:pPr>
+              <w:pStyle w:val="Compact"/>
+            </w:pPr>
+            <w:r>
+              <w:t xml:space="preserve">Mức 3 / bước 17</w:t>
+            </w:r>
+          </w:p>
+        </w:tc>
+        <w:tc>
+          <w:tcPr/>
+          <w:p>
+            <w:pPr>
+              <w:pStyle w:val="Compact"/>
+            </w:pPr>
+            <w:r>
+              <w:rPr>
+                <w:rStyle w:val="VerbatimChar"/>
+              </w:rPr>
+              <w:t xml:space="preserve">question_bank_items</w:t>
+            </w:r>
+            <w:r>
+              <w:t xml:space="preserve">,</w:t>
+            </w:r>
+            <w:r>
+              <w:t xml:space="preserve"> </w:t>
+            </w:r>
+            <w:r>
+              <w:rPr>
+                <w:rStyle w:val="VerbatimChar"/>
+              </w:rPr>
+              <w:t xml:space="preserve">question_bank_tags</w:t>
+            </w:r>
+            <w:r>
+              <w:t xml:space="preserve">; mỗi đề tham chiếu một rubric riêng của giáo viên</w:t>
+            </w:r>
+          </w:p>
+        </w:tc>
+        <w:tc>
+          <w:tcPr/>
+          <w:p>
+            <w:pPr>
+              <w:pStyle w:val="Compact"/>
+            </w:pPr>
+            <w:r>
+              <w:t xml:space="preserve">✅ đã viết</w:t>
+            </w:r>
+          </w:p>
+        </w:tc>
+      </w:tr>
+      <w:tr>
+        <w:tc>
+          <w:tcPr/>
+          <w:p>
+            <w:pPr>
+              <w:pStyle w:val="Compact"/>
+            </w:pPr>
+            <w:r>
+              <w:rPr>
+                <w:rStyle w:val="VerbatimChar"/>
+              </w:rPr>
+              <w:t xml:space="preserve">V14__…</w:t>
             </w:r>
             <w:r>
               <w:t xml:space="preserve"> </w:t>
@@ -1580,7 +1790,7 @@
               <w:t xml:space="preserve">exam_sessions</w:t>
             </w:r>
             <w:r>
-              <w:t xml:space="preserve">…), ngân hàng đề, đạo văn, gợi ý AI</w:t>
+              <w:t xml:space="preserve">…), đạo văn, gợi ý AI</w:t>
             </w:r>
           </w:p>
         </w:tc>
@@ -1602,7 +1812,7 @@
         <w:pStyle w:val="BlockText"/>
       </w:pPr>
       <w:r>
-        <w:t xml:space="preserve">Lộ trình đã đánh số lại sau khi nghiên cứu nghiệp vụ chấm IELTS (tài liệu 08). Ở bước 12, migration Mức 2 (trước gộp trong V6) được tách theo từng bước — V6 audit, V7 chat, V8 bản nháp — để mỗi bước tự chứa bảng và entity của mình; Mức 3 dời sang V9 trở đi, rồi V11 trở đi khi V9, V10 dùng cho đánh dấu trên bài (F5b). Mô tả cột chi tiết ở mục 4 sẽ được bổ sung khi viết từng migration.</w:t>
+        <w:t xml:space="preserve">V6–V8 phục vụ Mức 2; V9–V10 phục vụ đánh dấu bài; V11–V12 mở rộng và sửa kênh chat riêng. Mức 3 bắt đầu từ V13. Mô tả cột chi tiết ở mục 4 sẽ được bổ sung khi viết từng migration.</w:t>
       </w:r>
     </w:p>
     <w:p>
@@ -1653,7 +1863,7 @@
               <a:graphicData uri="http://schemas.openxmlformats.org/drawingml/2006/picture">
                 <pic:pic>
                   <pic:nvPicPr>
-                    <pic:cNvPr descr="D:/LTMTU/docx/hinh/04-erd-hinh-1.png" id="16" name="Picture"/>
+                    <pic:cNvPr descr="D:/Desktop/Ielts-system/docx/hinh/04-erd-hinh-1.png" id="16" name="Picture"/>
                     <pic:cNvPicPr>
                       <a:picLocks noChangeArrowheads="1" noChangeAspect="1"/>
                     </pic:cNvPicPr>
@@ -1710,7 +1920,7 @@
               <a:graphicData uri="http://schemas.openxmlformats.org/drawingml/2006/picture">
                 <pic:pic>
                   <pic:nvPicPr>
-                    <pic:cNvPr descr="D:/LTMTU/docx/hinh/04-erd-hinh-2.png" id="20" name="Picture"/>
+                    <pic:cNvPr descr="D:/Desktop/Ielts-system/docx/hinh/04-erd-hinh-2.png" id="20" name="Picture"/>
                     <pic:cNvPicPr>
                       <a:picLocks noChangeArrowheads="1" noChangeAspect="1"/>
                     </pic:cNvPicPr>
@@ -1767,7 +1977,7 @@
               <a:graphicData uri="http://schemas.openxmlformats.org/drawingml/2006/picture">
                 <pic:pic>
                   <pic:nvPicPr>
-                    <pic:cNvPr descr="D:/LTMTU/docx/hinh/04-erd-hinh-3.png" id="24" name="Picture"/>
+                    <pic:cNvPr descr="D:/Desktop/Ielts-system/docx/hinh/04-erd-hinh-3.png" id="24" name="Picture"/>
                     <pic:cNvPicPr>
                       <a:picLocks noChangeArrowheads="1" noChangeAspect="1"/>
                     </pic:cNvPicPr>
@@ -1817,14 +2027,14 @@
       <w:r>
         <w:drawing>
           <wp:inline>
-            <wp:extent cx="5334000" cy="1238250"/>
+            <wp:extent cx="5334000" cy="1415142"/>
             <wp:effectExtent b="0" l="0" r="0" t="0"/>
             <wp:docPr descr="Hình 04.4" title="" id="27" name="Picture"/>
             <a:graphic>
               <a:graphicData uri="http://schemas.openxmlformats.org/drawingml/2006/picture">
                 <pic:pic>
                   <pic:nvPicPr>
-                    <pic:cNvPr descr="D:/LTMTU/docx/hinh/04-erd-hinh-4.png" id="28" name="Picture"/>
+                    <pic:cNvPr descr="D:/Desktop/Ielts-system/docx/hinh/04-erd-hinh-4.png" id="28" name="Picture"/>
                     <pic:cNvPicPr>
                       <a:picLocks noChangeArrowheads="1" noChangeAspect="1"/>
                     </pic:cNvPicPr>
@@ -1838,7 +2048,7 @@
                   <pic:spPr bwMode="auto">
                     <a:xfrm>
                       <a:off x="0" y="0"/>
-                      <a:ext cx="5334000" cy="1238250"/>
+                      <a:ext cx="5334000" cy="1415142"/>
                     </a:xfrm>
                     <a:prstGeom prst="rect">
                       <a:avLst/>
@@ -1881,7 +2091,7 @@
               <a:graphicData uri="http://schemas.openxmlformats.org/drawingml/2006/picture">
                 <pic:pic>
                   <pic:nvPicPr>
-                    <pic:cNvPr descr="D:/LTMTU/docx/hinh/04-erd-hinh-5.png" id="32" name="Picture"/>
+                    <pic:cNvPr descr="D:/Desktop/Ielts-system/docx/hinh/04-erd-hinh-5.png" id="32" name="Picture"/>
                     <pic:cNvPicPr>
                       <a:picLocks noChangeArrowheads="1" noChangeAspect="1"/>
                     </pic:cNvPicPr>
@@ -4638,7 +4848,7 @@
       </w:r>
     </w:p>
     <w:bookmarkEnd w:id="41"/>
-    <w:bookmarkStart w:id="42" w:name="X6a8235ae74c7a5af911d554f0ed35e5c8a9db88"/>
+    <w:bookmarkStart w:id="42" w:name="X02676f168436402b37ad4c3e68d2d1b26a8413a"/>
     <w:p>
       <w:pPr>
         <w:pStyle w:val="Heading4"/>
@@ -4653,7 +4863,7 @@
         <w:t xml:space="preserve"> </w:t>
       </w:r>
       <w:r>
-        <w:t xml:space="preserve">— các phần của bài (V1, V4, V11+)</w:t>
+        <w:t xml:space="preserve">— các phần của bài (V1, V4, V13+)</w:t>
       </w:r>
     </w:p>
     <w:tbl>
@@ -5240,7 +5450,7 @@
               <w:pStyle w:val="Compact"/>
             </w:pPr>
             <w:r>
-              <w:t xml:space="preserve">(V11+, Mức 3) DF false</w:t>
+              <w:t xml:space="preserve">(V13+, Mức 3) DF false</w:t>
             </w:r>
           </w:p>
         </w:tc>
@@ -11873,7 +12083,7 @@
       </w:r>
     </w:p>
     <w:bookmarkEnd w:id="59"/>
-    <w:bookmarkStart w:id="60" w:name="chat_messages-v7-đã-cài-ở-bước-9b"/>
+    <w:bookmarkStart w:id="60" w:name="chat_messages-v7-mở-rộng-v11v12"/>
     <w:p>
       <w:pPr>
         <w:pStyle w:val="Heading4"/>
@@ -11888,7 +12098,7 @@
         <w:t xml:space="preserve"> </w:t>
       </w:r>
       <w:r>
-        <w:t xml:space="preserve">(V7, đã cài ở bước 9b)</w:t>
+        <w:t xml:space="preserve">(V7, mở rộng V11–V12)</w:t>
       </w:r>
     </w:p>
     <w:tbl>
@@ -12042,6 +12252,18 @@
               <w:t xml:space="preserve">SUBMISSION</w:t>
             </w:r>
             <w:r>
+              <w:t xml:space="preserve">,</w:t>
+            </w:r>
+            <w:r>
+              <w:t xml:space="preserve"> </w:t>
+            </w:r>
+            <w:r>
+              <w:rPr>
+                <w:rStyle w:val="VerbatimChar"/>
+              </w:rPr>
+              <w:t xml:space="preserve">CLASSROOM</w:t>
+            </w:r>
+            <w:r>
               <w:t xml:space="preserve"> </w:t>
             </w:r>
             <w:r>
@@ -12054,7 +12276,7 @@
               <w:rPr>
                 <w:rStyle w:val="VerbatimChar"/>
               </w:rPr>
-              <w:t xml:space="preserve">CLASSROOM</w:t>
+              <w:t xml:space="preserve">DIRECT</w:t>
             </w:r>
           </w:p>
         </w:tc>
@@ -12165,6 +12387,61 @@
                 <w:rStyle w:val="VerbatimChar"/>
               </w:rPr>
               <w:t xml:space="preserve">channel_type = CLASSROOM</w:t>
+            </w:r>
+          </w:p>
+        </w:tc>
+      </w:tr>
+      <w:tr>
+        <w:tc>
+          <w:tcPr/>
+          <w:p>
+            <w:pPr>
+              <w:pStyle w:val="Compact"/>
+            </w:pPr>
+            <w:r>
+              <w:t xml:space="preserve">direct_channel_id</w:t>
+            </w:r>
+          </w:p>
+        </w:tc>
+        <w:tc>
+          <w:tcPr/>
+          <w:p>
+            <w:pPr>
+              <w:pStyle w:val="Compact"/>
+            </w:pPr>
+            <w:r>
+              <w:t xml:space="preserve">BIGINT</w:t>
+            </w:r>
+          </w:p>
+        </w:tc>
+        <w:tc>
+          <w:tcPr/>
+          <w:p>
+            <w:pPr>
+              <w:pStyle w:val="Compact"/>
+            </w:pPr>
+            <w:r>
+              <w:t xml:space="preserve">FK → direct_chat_channels (cascade)</w:t>
+            </w:r>
+          </w:p>
+        </w:tc>
+        <w:tc>
+          <w:tcPr/>
+          <w:p>
+            <w:pPr>
+              <w:pStyle w:val="Compact"/>
+            </w:pPr>
+            <w:r>
+              <w:t xml:space="preserve">Khác NULL khi</w:t>
+            </w:r>
+            <w:r>
+              <w:t xml:space="preserve"> </w:t>
+            </w:r>
+            <w:r>
+              <w:rPr>
+                <w:rStyle w:val="VerbatimChar"/>
+              </w:rPr>
+              <w:t xml:space="preserve">channel_type = DIRECT</w:t>
             </w:r>
           </w:p>
         </w:tc>
@@ -12365,16 +12642,25 @@
         <w:t xml:space="preserve"> </w:t>
       </w:r>
       <w:r>
-        <w:t xml:space="preserve">phải khớp đúng một cột khoá ngoại (</w:t>
+        <w:t xml:space="preserve">cho ba loại kênh (</w:t>
       </w:r>
       <w:r>
         <w:rPr>
           <w:rStyle w:val="VerbatimChar"/>
         </w:rPr>
+        <w:t xml:space="preserve">chat_messages_channel_type_check</w:t>
+      </w:r>
+      <w:r>
+        <w:t xml:space="preserve">, V12) và phải khớp đúng một cột khoá ngoại (</w:t>
+      </w:r>
+      <w:r>
+        <w:rPr>
+          <w:rStyle w:val="VerbatimChar"/>
+        </w:rPr>
         <w:t xml:space="preserve">chk_chat_channel</w:t>
       </w:r>
       <w:r>
-        <w:t xml:space="preserve">). UK</w:t>
+        <w:t xml:space="preserve">, V11). UK</w:t>
       </w:r>
       <w:r>
         <w:t xml:space="preserve"> </w:t>
@@ -12389,31 +12675,7 @@
         <w:t xml:space="preserve"> </w:t>
       </w:r>
       <w:r>
-        <w:t xml:space="preserve">chống lưu trùng khi gửi lại. Index một phần:</w:t>
-      </w:r>
-      <w:r>
-        <w:t xml:space="preserve"> </w:t>
-      </w:r>
-      <w:r>
-        <w:rPr>
-          <w:rStyle w:val="VerbatimChar"/>
-        </w:rPr>
-        <w:t xml:space="preserve">(submission_id, id DESC) WHERE submission_id IS NOT NULL</w:t>
-      </w:r>
-      <w:r>
-        <w:t xml:space="preserve">,</w:t>
-      </w:r>
-      <w:r>
-        <w:t xml:space="preserve"> </w:t>
-      </w:r>
-      <w:r>
-        <w:rPr>
-          <w:rStyle w:val="VerbatimChar"/>
-        </w:rPr>
-        <w:t xml:space="preserve">(classroom_id, id DESC) WHERE classroom_id IS NOT NULL</w:t>
-      </w:r>
-      <w:r>
-        <w:t xml:space="preserve">. Entity</w:t>
+        <w:t xml:space="preserve">chống lưu trùng khi gửi lại. Index một phần theo từng cột kênh. Entity</w:t>
       </w:r>
       <w:r>
         <w:t xml:space="preserve"> </w:t>
@@ -12482,7 +12744,7 @@
         <w:t xml:space="preserve"> </w:t>
       </w:r>
       <w:r>
-        <w:t xml:space="preserve">= id bài nộp hoặc id lớp;</w:t>
+        <w:t xml:space="preserve">= id bài nộp, lớp hoặc kênh riêng;</w:t>
       </w:r>
       <w:r>
         <w:t xml:space="preserve"> </w:t>
@@ -13190,13 +13452,13 @@
     </w:p>
     <w:bookmarkEnd w:id="62"/>
     <w:bookmarkEnd w:id="63"/>
-    <w:bookmarkStart w:id="64" w:name="Xde7190028ce23d571b15c62522dffdcbbda96ff"/>
+    <w:bookmarkStart w:id="64" w:name="X8c9c299ca931a6a1477183e3235bb7a1fa21447"/>
     <w:p>
       <w:pPr>
         <w:pStyle w:val="Heading3"/>
       </w:pPr>
       <w:r>
-        <w:t xml:space="preserve">4.7 Nhóm mở rộng (V11 trở đi, Mức 3)</w:t>
+        <w:t xml:space="preserve">4.7 Nhóm mở rộng (V13 trở đi, Mức 3)</w:t>
       </w:r>
     </w:p>
     <w:tbl>
@@ -13430,42 +13692,108 @@
               <w:t xml:space="preserve">question_bank_items</w:t>
             </w:r>
             <w:r>
-              <w:t xml:space="preserve">,</w:t>
-            </w:r>
-            <w:r>
-              <w:t xml:space="preserve"> </w:t>
-            </w:r>
+              <w:t xml:space="preserve"> </w:t>
+            </w:r>
+            <w:r>
+              <w:t xml:space="preserve">(V13)</w:t>
+            </w:r>
+          </w:p>
+        </w:tc>
+        <w:tc>
+          <w:tcPr/>
+          <w:p>
+            <w:pPr>
+              <w:pStyle w:val="Compact"/>
+            </w:pPr>
+            <w:r>
+              <w:t xml:space="preserve">Ngân hàng đề riêng của giáo viên: loại Task, đề HTML đã lọc, ảnh, số từ, thời gian gợi ý;</w:t>
+            </w:r>
+            <w:r>
+              <w:t xml:space="preserve"> </w:t>
+            </w:r>
+            <w:r>
+              <w:rPr>
+                <w:rStyle w:val="VerbatimChar"/>
+              </w:rPr>
+              <w:t xml:space="preserve">rubric_template_id</w:t>
+            </w:r>
+            <w:r>
+              <w:t xml:space="preserve"> </w:t>
+            </w:r>
+            <w:r>
+              <w:t xml:space="preserve">NN, UK trỏ tới rubric riêng của cùng giáo viên. Index</w:t>
+            </w:r>
+            <w:r>
+              <w:t xml:space="preserve"> </w:t>
+            </w:r>
+            <w:r>
+              <w:rPr>
+                <w:rStyle w:val="VerbatimChar"/>
+              </w:rPr>
+              <w:t xml:space="preserve">(teacher_id, updated_at DESC)</w:t>
+            </w:r>
+            <w:r>
+              <w:t xml:space="preserve"> </w:t>
+            </w:r>
+            <w:r>
+              <w:t xml:space="preserve">và</w:t>
+            </w:r>
+            <w:r>
+              <w:t xml:space="preserve"> </w:t>
+            </w:r>
+            <w:r>
+              <w:rPr>
+                <w:rStyle w:val="VerbatimChar"/>
+              </w:rPr>
+              <w:t xml:space="preserve">(teacher_id, task_type)</w:t>
+            </w:r>
+            <w:r>
+              <w:t xml:space="preserve">.</w:t>
+            </w:r>
+          </w:p>
+        </w:tc>
+      </w:tr>
+      <w:tr>
+        <w:tc>
+          <w:tcPr/>
+          <w:p>
+            <w:pPr>
+              <w:pStyle w:val="Compact"/>
+            </w:pPr>
             <w:r>
               <w:rPr>
                 <w:rStyle w:val="VerbatimChar"/>
               </w:rPr>
               <w:t xml:space="preserve">question_bank_tags</w:t>
             </w:r>
-          </w:p>
-        </w:tc>
-        <w:tc>
-          <w:tcPr/>
-          <w:p>
-            <w:pPr>
-              <w:pStyle w:val="Compact"/>
-            </w:pPr>
-            <w:r>
-              <w:t xml:space="preserve">Ngân hàng đề của giáo viên. Rubric tham chiếu tới</w:t>
-            </w:r>
-            <w:r>
-              <w:t xml:space="preserve"> </w:t>
-            </w:r>
-            <w:r>
-              <w:rPr>
-                <w:rStyle w:val="VerbatimChar"/>
-              </w:rPr>
-              <w:t xml:space="preserve">rubric_templates</w:t>
-            </w:r>
-            <w:r>
-              <w:t xml:space="preserve"> </w:t>
-            </w:r>
-            <w:r>
-              <w:t xml:space="preserve">(mẫu riêng của giáo viên).</w:t>
+            <w:r>
+              <w:t xml:space="preserve"> </w:t>
+            </w:r>
+            <w:r>
+              <w:t xml:space="preserve">(V13)</w:t>
+            </w:r>
+          </w:p>
+        </w:tc>
+        <w:tc>
+          <w:tcPr/>
+          <w:p>
+            <w:pPr>
+              <w:pStyle w:val="Compact"/>
+            </w:pPr>
+            <w:r>
+              <w:t xml:space="preserve">Tag đã chuẩn hoá chữ thường; PK</w:t>
+            </w:r>
+            <w:r>
+              <w:t xml:space="preserve"> </w:t>
+            </w:r>
+            <w:r>
+              <w:rPr>
+                <w:rStyle w:val="VerbatimChar"/>
+              </w:rPr>
+              <w:t xml:space="preserve">(item_id, tag)</w:t>
+            </w:r>
+            <w:r>
+              <w:t xml:space="preserve">, xoá theo đề.</w:t>
             </w:r>
           </w:p>
         </w:tc>

--- a/docx/04-erd.docx
+++ b/docx/04-erd.docx
@@ -1741,7 +1741,564 @@
               <w:rPr>
                 <w:rStyle w:val="VerbatimChar"/>
               </w:rPr>
-              <w:t xml:space="preserve">V14__…</w:t>
+              <w:t xml:space="preserve">V14__exam_mode.sql</w:t>
+            </w:r>
+          </w:p>
+        </w:tc>
+        <w:tc>
+          <w:tcPr/>
+          <w:p>
+            <w:pPr>
+              <w:pStyle w:val="Compact"/>
+            </w:pPr>
+            <w:r>
+              <w:t xml:space="preserve">Mức 3 / bước 15a</w:t>
+            </w:r>
+          </w:p>
+        </w:tc>
+        <w:tc>
+          <w:tcPr/>
+          <w:p>
+            <w:pPr>
+              <w:pStyle w:val="Compact"/>
+            </w:pPr>
+            <w:r>
+              <w:rPr>
+                <w:rStyle w:val="VerbatimChar"/>
+              </w:rPr>
+              <w:t xml:space="preserve">assignment_parts.exam_mode</w:t>
+            </w:r>
+            <w:r>
+              <w:t xml:space="preserve">,</w:t>
+            </w:r>
+            <w:r>
+              <w:t xml:space="preserve"> </w:t>
+            </w:r>
+            <w:r>
+              <w:rPr>
+                <w:rStyle w:val="VerbatimChar"/>
+              </w:rPr>
+              <w:t xml:space="preserve">exam_duration_minutes</w:t>
+            </w:r>
+            <w:r>
+              <w:t xml:space="preserve"> </w:t>
+            </w:r>
+            <w:r>
+              <w:t xml:space="preserve">(CK: bật thi thì phải có thời lượng);</w:t>
+            </w:r>
+            <w:r>
+              <w:t xml:space="preserve"> </w:t>
+            </w:r>
+            <w:r>
+              <w:rPr>
+                <w:rStyle w:val="VerbatimChar"/>
+              </w:rPr>
+              <w:t xml:space="preserve">exam_sessions</w:t>
+            </w:r>
+            <w:r>
+              <w:t xml:space="preserve">,</w:t>
+            </w:r>
+            <w:r>
+              <w:t xml:space="preserve"> </w:t>
+            </w:r>
+            <w:r>
+              <w:rPr>
+                <w:rStyle w:val="VerbatimChar"/>
+              </w:rPr>
+              <w:t xml:space="preserve">exam_events</w:t>
+            </w:r>
+          </w:p>
+        </w:tc>
+        <w:tc>
+          <w:tcPr/>
+          <w:p>
+            <w:pPr>
+              <w:pStyle w:val="Compact"/>
+            </w:pPr>
+            <w:r>
+              <w:t xml:space="preserve">✅ đã viết</w:t>
+            </w:r>
+          </w:p>
+        </w:tc>
+      </w:tr>
+      <w:tr>
+        <w:tc>
+          <w:tcPr/>
+          <w:p>
+            <w:pPr>
+              <w:pStyle w:val="Compact"/>
+            </w:pPr>
+            <w:r>
+              <w:rPr>
+                <w:rStyle w:val="VerbatimChar"/>
+              </w:rPr>
+              <w:t xml:space="preserve">V15__exam_window_events.sql</w:t>
+            </w:r>
+          </w:p>
+        </w:tc>
+        <w:tc>
+          <w:tcPr/>
+          <w:p>
+            <w:pPr>
+              <w:pStyle w:val="Compact"/>
+            </w:pPr>
+            <w:r>
+              <w:t xml:space="preserve">Mức 3 / bước 15e</w:t>
+            </w:r>
+          </w:p>
+        </w:tc>
+        <w:tc>
+          <w:tcPr/>
+          <w:p>
+            <w:pPr>
+              <w:pStyle w:val="Compact"/>
+            </w:pPr>
+            <w:r>
+              <w:rPr>
+                <w:rStyle w:val="VerbatimChar"/>
+              </w:rPr>
+              <w:t xml:space="preserve">exam_events.type</w:t>
+            </w:r>
+            <w:r>
+              <w:t xml:space="preserve"> </w:t>
+            </w:r>
+            <w:r>
+              <w:t xml:space="preserve">thêm</w:t>
+            </w:r>
+            <w:r>
+              <w:t xml:space="preserve"> </w:t>
+            </w:r>
+            <w:r>
+              <w:rPr>
+                <w:rStyle w:val="VerbatimChar"/>
+              </w:rPr>
+              <w:t xml:space="preserve">WINDOW_BLUR</w:t>
+            </w:r>
+            <w:r>
+              <w:t xml:space="preserve">,</w:t>
+            </w:r>
+            <w:r>
+              <w:t xml:space="preserve"> </w:t>
+            </w:r>
+            <w:r>
+              <w:rPr>
+                <w:rStyle w:val="VerbatimChar"/>
+              </w:rPr>
+              <w:t xml:space="preserve">WINDOW_FOCUS</w:t>
+            </w:r>
+            <w:r>
+              <w:t xml:space="preserve">; cột</w:t>
+            </w:r>
+            <w:r>
+              <w:t xml:space="preserve"> </w:t>
+            </w:r>
+            <w:r>
+              <w:rPr>
+                <w:rStyle w:val="VerbatimChar"/>
+              </w:rPr>
+              <w:t xml:space="preserve">reported_late</w:t>
+            </w:r>
+            <w:r>
+              <w:t xml:space="preserve">; index</w:t>
+            </w:r>
+            <w:r>
+              <w:t xml:space="preserve"> </w:t>
+            </w:r>
+            <w:r>
+              <w:rPr>
+                <w:rStyle w:val="VerbatimChar"/>
+              </w:rPr>
+              <w:t xml:space="preserve">occurred_at DESC</w:t>
+            </w:r>
+            <w:r>
+              <w:t xml:space="preserve"> </w:t>
+            </w:r>
+            <w:r>
+              <w:t xml:space="preserve">cho bảng tin giám sát</w:t>
+            </w:r>
+          </w:p>
+        </w:tc>
+        <w:tc>
+          <w:tcPr/>
+          <w:p>
+            <w:pPr>
+              <w:pStyle w:val="Compact"/>
+            </w:pPr>
+            <w:r>
+              <w:t xml:space="preserve">✅ đã viết</w:t>
+            </w:r>
+          </w:p>
+        </w:tc>
+      </w:tr>
+      <w:tr>
+        <w:tc>
+          <w:tcPr/>
+          <w:p>
+            <w:pPr>
+              <w:pStyle w:val="Compact"/>
+            </w:pPr>
+            <w:r>
+              <w:rPr>
+                <w:rStyle w:val="VerbatimChar"/>
+              </w:rPr>
+              <w:t xml:space="preserve">V16__paper_assignments.sql</w:t>
+            </w:r>
+          </w:p>
+        </w:tc>
+        <w:tc>
+          <w:tcPr/>
+          <w:p>
+            <w:pPr>
+              <w:pStyle w:val="Compact"/>
+            </w:pPr>
+            <w:r>
+              <w:t xml:space="preserve">Mức 4 / bước 21a</w:t>
+            </w:r>
+          </w:p>
+        </w:tc>
+        <w:tc>
+          <w:tcPr/>
+          <w:p>
+            <w:pPr>
+              <w:pStyle w:val="Compact"/>
+            </w:pPr>
+            <w:r>
+              <w:rPr>
+                <w:rStyle w:val="VerbatimChar"/>
+              </w:rPr>
+              <w:t xml:space="preserve">assignments.kind</w:t>
+            </w:r>
+            <w:r>
+              <w:t xml:space="preserve">,</w:t>
+            </w:r>
+            <w:r>
+              <w:t xml:space="preserve"> </w:t>
+            </w:r>
+            <w:r>
+              <w:rPr>
+                <w:rStyle w:val="VerbatimChar"/>
+              </w:rPr>
+              <w:t xml:space="preserve">citation_style</w:t>
+            </w:r>
+            <w:r>
+              <w:t xml:space="preserve">,</w:t>
+            </w:r>
+            <w:r>
+              <w:t xml:space="preserve"> </w:t>
+            </w:r>
+            <w:r>
+              <w:rPr>
+                <w:rStyle w:val="VerbatimChar"/>
+              </w:rPr>
+              <w:t xml:space="preserve">max_group_size</w:t>
+            </w:r>
+            <w:r>
+              <w:t xml:space="preserve">,</w:t>
+            </w:r>
+            <w:r>
+              <w:t xml:space="preserve"> </w:t>
+            </w:r>
+            <w:r>
+              <w:rPr>
+                <w:rStyle w:val="VerbatimChar"/>
+              </w:rPr>
+              <w:t xml:space="preserve">group_lock_at</w:t>
+            </w:r>
+            <w:r>
+              <w:t xml:space="preserve"> </w:t>
+            </w:r>
+            <w:r>
+              <w:t xml:space="preserve">(CK: chỉ PAPER mới có, PAPER bắt buộc kiểu trích dẫn + cỡ nhóm);</w:t>
+            </w:r>
+            <w:r>
+              <w:t xml:space="preserve"> </w:t>
+            </w:r>
+            <w:r>
+              <w:rPr>
+                <w:rStyle w:val="VerbatimChar"/>
+              </w:rPr>
+              <w:t xml:space="preserve">paper_sections</w:t>
+            </w:r>
+            <w:r>
+              <w:t xml:space="preserve">,</w:t>
+            </w:r>
+            <w:r>
+              <w:t xml:space="preserve"> </w:t>
+            </w:r>
+            <w:r>
+              <w:rPr>
+                <w:rStyle w:val="VerbatimChar"/>
+              </w:rPr>
+              <w:t xml:space="preserve">paper_groups</w:t>
+            </w:r>
+            <w:r>
+              <w:t xml:space="preserve">,</w:t>
+            </w:r>
+            <w:r>
+              <w:t xml:space="preserve"> </w:t>
+            </w:r>
+            <w:r>
+              <w:rPr>
+                <w:rStyle w:val="VerbatimChar"/>
+              </w:rPr>
+              <w:t xml:space="preserve">paper_group_members</w:t>
+            </w:r>
+          </w:p>
+        </w:tc>
+        <w:tc>
+          <w:tcPr/>
+          <w:p>
+            <w:pPr>
+              <w:pStyle w:val="Compact"/>
+            </w:pPr>
+            <w:r>
+              <w:t xml:space="preserve">✅ đã viết</w:t>
+            </w:r>
+          </w:p>
+        </w:tc>
+      </w:tr>
+      <w:tr>
+        <w:tc>
+          <w:tcPr/>
+          <w:p>
+            <w:pPr>
+              <w:pStyle w:val="Compact"/>
+            </w:pPr>
+            <w:r>
+              <w:rPr>
+                <w:rStyle w:val="VerbatimChar"/>
+              </w:rPr>
+              <w:t xml:space="preserve">V17__paper_group_submissions.sql</w:t>
+            </w:r>
+          </w:p>
+        </w:tc>
+        <w:tc>
+          <w:tcPr/>
+          <w:p>
+            <w:pPr>
+              <w:pStyle w:val="Compact"/>
+            </w:pPr>
+            <w:r>
+              <w:t xml:space="preserve">Mức 4 / bước 21b</w:t>
+            </w:r>
+          </w:p>
+        </w:tc>
+        <w:tc>
+          <w:tcPr/>
+          <w:p>
+            <w:pPr>
+              <w:pStyle w:val="Compact"/>
+            </w:pPr>
+            <w:r>
+              <w:rPr>
+                <w:rStyle w:val="VerbatimChar"/>
+              </w:rPr>
+              <w:t xml:space="preserve">submissions.group_id</w:t>
+            </w:r>
+            <w:r>
+              <w:t xml:space="preserve">; bỏ UK</w:t>
+            </w:r>
+            <w:r>
+              <w:t xml:space="preserve"> </w:t>
+            </w:r>
+            <w:r>
+              <w:rPr>
+                <w:rStyle w:val="VerbatimChar"/>
+              </w:rPr>
+              <w:t xml:space="preserve">(part_id, student_id)</w:t>
+            </w:r>
+            <w:r>
+              <w:t xml:space="preserve">, thay bằng 2 UK một phần:</w:t>
+            </w:r>
+            <w:r>
+              <w:t xml:space="preserve"> </w:t>
+            </w:r>
+            <w:r>
+              <w:rPr>
+                <w:rStyle w:val="VerbatimChar"/>
+              </w:rPr>
+              <w:t xml:space="preserve">(part_id, student_id)</w:t>
+            </w:r>
+            <w:r>
+              <w:t xml:space="preserve"> </w:t>
+            </w:r>
+            <w:r>
+              <w:t xml:space="preserve">khi</w:t>
+            </w:r>
+            <w:r>
+              <w:t xml:space="preserve"> </w:t>
+            </w:r>
+            <w:r>
+              <w:rPr>
+                <w:rStyle w:val="VerbatimChar"/>
+              </w:rPr>
+              <w:t xml:space="preserve">group_id IS NULL</w:t>
+            </w:r>
+            <w:r>
+              <w:t xml:space="preserve">,</w:t>
+            </w:r>
+            <w:r>
+              <w:t xml:space="preserve"> </w:t>
+            </w:r>
+            <w:r>
+              <w:rPr>
+                <w:rStyle w:val="VerbatimChar"/>
+              </w:rPr>
+              <w:t xml:space="preserve">(part_id, group_id)</w:t>
+            </w:r>
+            <w:r>
+              <w:t xml:space="preserve"> </w:t>
+            </w:r>
+            <w:r>
+              <w:t xml:space="preserve">khi có nhóm; view</w:t>
+            </w:r>
+            <w:r>
+              <w:t xml:space="preserve"> </w:t>
+            </w:r>
+            <w:r>
+              <w:rPr>
+                <w:rStyle w:val="VerbatimChar"/>
+              </w:rPr>
+              <w:t xml:space="preserve">submission_members</w:t>
+            </w:r>
+            <w:r>
+              <w:t xml:space="preserve">;</w:t>
+            </w:r>
+            <w:r>
+              <w:t xml:space="preserve"> </w:t>
+            </w:r>
+            <w:r>
+              <w:rPr>
+                <w:rStyle w:val="VerbatimChar"/>
+              </w:rPr>
+              <w:t xml:space="preserve">assignments.group_lock_notified_at</w:t>
+            </w:r>
+          </w:p>
+        </w:tc>
+        <w:tc>
+          <w:tcPr/>
+          <w:p>
+            <w:pPr>
+              <w:pStyle w:val="Compact"/>
+            </w:pPr>
+            <w:r>
+              <w:t xml:space="preserve">✅ đã viết</w:t>
+            </w:r>
+          </w:p>
+        </w:tc>
+      </w:tr>
+      <w:tr>
+        <w:tc>
+          <w:tcPr/>
+          <w:p>
+            <w:pPr>
+              <w:pStyle w:val="Compact"/>
+            </w:pPr>
+            <w:r>
+              <w:rPr>
+                <w:rStyle w:val="VerbatimChar"/>
+              </w:rPr>
+              <w:t xml:space="preserve">V18__paper_documents.sql</w:t>
+            </w:r>
+          </w:p>
+        </w:tc>
+        <w:tc>
+          <w:tcPr/>
+          <w:p>
+            <w:pPr>
+              <w:pStyle w:val="Compact"/>
+            </w:pPr>
+            <w:r>
+              <w:t xml:space="preserve">Mức 4 / bước 22</w:t>
+            </w:r>
+          </w:p>
+        </w:tc>
+        <w:tc>
+          <w:tcPr/>
+          <w:p>
+            <w:pPr>
+              <w:pStyle w:val="Compact"/>
+            </w:pPr>
+            <w:r>
+              <w:rPr>
+                <w:rStyle w:val="VerbatimChar"/>
+              </w:rPr>
+              <w:t xml:space="preserve">paper_documents</w:t>
+            </w:r>
+            <w:r>
+              <w:t xml:space="preserve"> </w:t>
+            </w:r>
+            <w:r>
+              <w:t xml:space="preserve">(snapshot Yjs + JSON + chữ thuần,</w:t>
+            </w:r>
+            <w:r>
+              <w:t xml:space="preserve"> </w:t>
+            </w:r>
+            <w:r>
+              <w:rPr>
+                <w:rStyle w:val="VerbatimChar"/>
+              </w:rPr>
+              <w:t xml:space="preserve">last_seq</w:t>
+            </w:r>
+            <w:r>
+              <w:t xml:space="preserve">),</w:t>
+            </w:r>
+            <w:r>
+              <w:t xml:space="preserve"> </w:t>
+            </w:r>
+            <w:r>
+              <w:rPr>
+                <w:rStyle w:val="VerbatimChar"/>
+              </w:rPr>
+              <w:t xml:space="preserve">paper_doc_updates</w:t>
+            </w:r>
+            <w:r>
+              <w:t xml:space="preserve"> </w:t>
+            </w:r>
+            <w:r>
+              <w:t xml:space="preserve">(log update Yjs,</w:t>
+            </w:r>
+            <w:r>
+              <w:t xml:space="preserve"> </w:t>
+            </w:r>
+            <w:r>
+              <w:rPr>
+                <w:rStyle w:val="VerbatimChar"/>
+              </w:rPr>
+              <w:t xml:space="preserve">payload</w:t>
+            </w:r>
+            <w:r>
+              <w:t xml:space="preserve"> </w:t>
+            </w:r>
+            <w:r>
+              <w:t xml:space="preserve">NULL khi đã gộp)</w:t>
+            </w:r>
+          </w:p>
+        </w:tc>
+        <w:tc>
+          <w:tcPr/>
+          <w:p>
+            <w:pPr>
+              <w:pStyle w:val="Compact"/>
+            </w:pPr>
+            <w:r>
+              <w:t xml:space="preserve">✅ đã viết</w:t>
+            </w:r>
+          </w:p>
+        </w:tc>
+      </w:tr>
+      <w:tr>
+        <w:tc>
+          <w:tcPr/>
+          <w:p>
+            <w:pPr>
+              <w:pStyle w:val="Compact"/>
+            </w:pPr>
+            <w:r>
+              <w:rPr>
+                <w:rStyle w:val="VerbatimChar"/>
+              </w:rPr>
+              <w:t xml:space="preserve">V19__…</w:t>
             </w:r>
             <w:r>
               <w:t xml:space="preserve"> </w:t>
@@ -1758,39 +2315,18 @@
               <w:pStyle w:val="Compact"/>
             </w:pPr>
             <w:r>
-              <w:t xml:space="preserve">Mức 3</w:t>
-            </w:r>
-          </w:p>
-        </w:tc>
-        <w:tc>
-          <w:tcPr/>
-          <w:p>
-            <w:pPr>
-              <w:pStyle w:val="Compact"/>
-            </w:pPr>
-            <w:r>
-              <w:t xml:space="preserve">Chế độ thi (</w:t>
-            </w:r>
-            <w:r>
-              <w:rPr>
-                <w:rStyle w:val="VerbatimChar"/>
-              </w:rPr>
-              <w:t xml:space="preserve">assignment_parts.exam_mode</w:t>
-            </w:r>
-            <w:r>
-              <w:t xml:space="preserve">,</w:t>
-            </w:r>
-            <w:r>
-              <w:t xml:space="preserve"> </w:t>
-            </w:r>
-            <w:r>
-              <w:rPr>
-                <w:rStyle w:val="VerbatimChar"/>
-              </w:rPr>
-              <w:t xml:space="preserve">exam_sessions</w:t>
-            </w:r>
-            <w:r>
-              <w:t xml:space="preserve">…), đạo văn, gợi ý AI</w:t>
+              <w:t xml:space="preserve">Mức 3 – 4</w:t>
+            </w:r>
+          </w:p>
+        </w:tc>
+        <w:tc>
+          <w:tcPr/>
+          <w:p>
+            <w:pPr>
+              <w:pStyle w:val="Compact"/>
+            </w:pPr>
+            <w:r>
+              <w:t xml:space="preserve">Trích dẫn, rubric phân tích, đạo văn, gợi ý AI</w:t>
             </w:r>
           </w:p>
         </w:tc>
@@ -1863,7 +2399,7 @@
               <a:graphicData uri="http://schemas.openxmlformats.org/drawingml/2006/picture">
                 <pic:pic>
                   <pic:nvPicPr>
-                    <pic:cNvPr descr="D:/Desktop/Ielts-system/docx/hinh/04-erd-hinh-1.png" id="16" name="Picture"/>
+                    <pic:cNvPr descr="D:/LTMTU/docx/hinh/04-erd-hinh-1.png" id="16" name="Picture"/>
                     <pic:cNvPicPr>
                       <a:picLocks noChangeArrowheads="1" noChangeAspect="1"/>
                     </pic:cNvPicPr>
@@ -1920,7 +2456,7 @@
               <a:graphicData uri="http://schemas.openxmlformats.org/drawingml/2006/picture">
                 <pic:pic>
                   <pic:nvPicPr>
-                    <pic:cNvPr descr="D:/Desktop/Ielts-system/docx/hinh/04-erd-hinh-2.png" id="20" name="Picture"/>
+                    <pic:cNvPr descr="D:/LTMTU/docx/hinh/04-erd-hinh-2.png" id="20" name="Picture"/>
                     <pic:cNvPicPr>
                       <a:picLocks noChangeArrowheads="1" noChangeAspect="1"/>
                     </pic:cNvPicPr>
@@ -1977,7 +2513,7 @@
               <a:graphicData uri="http://schemas.openxmlformats.org/drawingml/2006/picture">
                 <pic:pic>
                   <pic:nvPicPr>
-                    <pic:cNvPr descr="D:/Desktop/Ielts-system/docx/hinh/04-erd-hinh-3.png" id="24" name="Picture"/>
+                    <pic:cNvPr descr="D:/LTMTU/docx/hinh/04-erd-hinh-3.png" id="24" name="Picture"/>
                     <pic:cNvPicPr>
                       <a:picLocks noChangeArrowheads="1" noChangeAspect="1"/>
                     </pic:cNvPicPr>
@@ -2034,7 +2570,7 @@
               <a:graphicData uri="http://schemas.openxmlformats.org/drawingml/2006/picture">
                 <pic:pic>
                   <pic:nvPicPr>
-                    <pic:cNvPr descr="D:/Desktop/Ielts-system/docx/hinh/04-erd-hinh-4.png" id="28" name="Picture"/>
+                    <pic:cNvPr descr="D:/LTMTU/docx/hinh/04-erd-hinh-4.png" id="28" name="Picture"/>
                     <pic:cNvPicPr>
                       <a:picLocks noChangeArrowheads="1" noChangeAspect="1"/>
                     </pic:cNvPicPr>
@@ -2084,14 +2620,14 @@
       <w:r>
         <w:drawing>
           <wp:inline>
-            <wp:extent cx="5334000" cy="2612571"/>
+            <wp:extent cx="5334000" cy="2415267"/>
             <wp:effectExtent b="0" l="0" r="0" t="0"/>
             <wp:docPr descr="Hình 04.5" title="" id="31" name="Picture"/>
             <a:graphic>
               <a:graphicData uri="http://schemas.openxmlformats.org/drawingml/2006/picture">
                 <pic:pic>
                   <pic:nvPicPr>
-                    <pic:cNvPr descr="D:/Desktop/Ielts-system/docx/hinh/04-erd-hinh-5.png" id="32" name="Picture"/>
+                    <pic:cNvPr descr="D:/LTMTU/docx/hinh/04-erd-hinh-5.png" id="32" name="Picture"/>
                     <pic:cNvPicPr>
                       <a:picLocks noChangeArrowheads="1" noChangeAspect="1"/>
                     </pic:cNvPicPr>
@@ -2105,7 +2641,7 @@
                   <pic:spPr bwMode="auto">
                     <a:xfrm>
                       <a:off x="0" y="0"/>
-                      <a:ext cx="5334000" cy="2612571"/>
+                      <a:ext cx="5334000" cy="2415267"/>
                     </a:xfrm>
                     <a:prstGeom prst="rect">
                       <a:avLst/>
@@ -4779,6 +5315,290 @@
               <w:pStyle w:val="Compact"/>
             </w:pPr>
             <w:r>
+              <w:t xml:space="preserve">kind</w:t>
+            </w:r>
+          </w:p>
+        </w:tc>
+        <w:tc>
+          <w:tcPr/>
+          <w:p>
+            <w:pPr>
+              <w:pStyle w:val="Compact"/>
+            </w:pPr>
+            <w:r>
+              <w:t xml:space="preserve">VARCHAR(10)</w:t>
+            </w:r>
+          </w:p>
+        </w:tc>
+        <w:tc>
+          <w:tcPr/>
+          <w:p>
+            <w:pPr>
+              <w:pStyle w:val="Compact"/>
+            </w:pPr>
+            <w:r>
+              <w:t xml:space="preserve">(V16) NN, CK, DF</w:t>
+            </w:r>
+            <w:r>
+              <w:t xml:space="preserve"> </w:t>
+            </w:r>
+            <w:r>
+              <w:rPr>
+                <w:rStyle w:val="VerbatimChar"/>
+              </w:rPr>
+              <w:t xml:space="preserve">ESSAY</w:t>
+            </w:r>
+          </w:p>
+        </w:tc>
+        <w:tc>
+          <w:tcPr/>
+          <w:p>
+            <w:pPr>
+              <w:pStyle w:val="Compact"/>
+            </w:pPr>
+            <w:r>
+              <w:rPr>
+                <w:rStyle w:val="VerbatimChar"/>
+              </w:rPr>
+              <w:t xml:space="preserve">ESSAY</w:t>
+            </w:r>
+            <w:r>
+              <w:t xml:space="preserve"> </w:t>
+            </w:r>
+            <w:r>
+              <w:t xml:space="preserve">(bài luận IELTS) |</w:t>
+            </w:r>
+            <w:r>
+              <w:t xml:space="preserve"> </w:t>
+            </w:r>
+            <w:r>
+              <w:rPr>
+                <w:rStyle w:val="VerbatimChar"/>
+              </w:rPr>
+              <w:t xml:space="preserve">PAPER</w:t>
+            </w:r>
+            <w:r>
+              <w:t xml:space="preserve"> </w:t>
+            </w:r>
+            <w:r>
+              <w:t xml:space="preserve">(paper theo nhóm). Thang điểm suy ra từ loại: band IELTS / thang 10</w:t>
+            </w:r>
+          </w:p>
+        </w:tc>
+      </w:tr>
+      <w:tr>
+        <w:tc>
+          <w:tcPr/>
+          <w:p>
+            <w:pPr>
+              <w:pStyle w:val="Compact"/>
+            </w:pPr>
+            <w:r>
+              <w:t xml:space="preserve">citation_style</w:t>
+            </w:r>
+          </w:p>
+        </w:tc>
+        <w:tc>
+          <w:tcPr/>
+          <w:p>
+            <w:pPr>
+              <w:pStyle w:val="Compact"/>
+            </w:pPr>
+            <w:r>
+              <w:t xml:space="preserve">VARCHAR(10)</w:t>
+            </w:r>
+          </w:p>
+        </w:tc>
+        <w:tc>
+          <w:tcPr/>
+          <w:p>
+            <w:pPr>
+              <w:pStyle w:val="Compact"/>
+            </w:pPr>
+            <w:r>
+              <w:t xml:space="preserve">(V16) CK</w:t>
+            </w:r>
+          </w:p>
+        </w:tc>
+        <w:tc>
+          <w:tcPr/>
+          <w:p>
+            <w:pPr>
+              <w:pStyle w:val="Compact"/>
+            </w:pPr>
+            <w:r>
+              <w:rPr>
+                <w:rStyle w:val="VerbatimChar"/>
+              </w:rPr>
+              <w:t xml:space="preserve">IEEE</w:t>
+            </w:r>
+            <w:r>
+              <w:t xml:space="preserve"> </w:t>
+            </w:r>
+            <w:r>
+              <w:t xml:space="preserve">|</w:t>
+            </w:r>
+            <w:r>
+              <w:t xml:space="preserve"> </w:t>
+            </w:r>
+            <w:r>
+              <w:rPr>
+                <w:rStyle w:val="VerbatimChar"/>
+              </w:rPr>
+              <w:t xml:space="preserve">APA</w:t>
+            </w:r>
+            <w:r>
+              <w:t xml:space="preserve">; chỉ PAPER, bắt buộc với PAPER (BR-30)</w:t>
+            </w:r>
+          </w:p>
+        </w:tc>
+      </w:tr>
+      <w:tr>
+        <w:tc>
+          <w:tcPr/>
+          <w:p>
+            <w:pPr>
+              <w:pStyle w:val="Compact"/>
+            </w:pPr>
+            <w:r>
+              <w:t xml:space="preserve">max_group_size</w:t>
+            </w:r>
+          </w:p>
+        </w:tc>
+        <w:tc>
+          <w:tcPr/>
+          <w:p>
+            <w:pPr>
+              <w:pStyle w:val="Compact"/>
+            </w:pPr>
+            <w:r>
+              <w:t xml:space="preserve">INT</w:t>
+            </w:r>
+          </w:p>
+        </w:tc>
+        <w:tc>
+          <w:tcPr/>
+          <w:p>
+            <w:pPr>
+              <w:pStyle w:val="Compact"/>
+            </w:pPr>
+            <w:r>
+              <w:t xml:space="preserve">(V16) CK 1–10</w:t>
+            </w:r>
+          </w:p>
+        </w:tc>
+        <w:tc>
+          <w:tcPr/>
+          <w:p>
+            <w:pPr>
+              <w:pStyle w:val="Compact"/>
+            </w:pPr>
+            <w:r>
+              <w:t xml:space="preserve">Cỡ nhóm tối đa; chỉ PAPER, bắt buộc với PAPER (BR-27)</w:t>
+            </w:r>
+          </w:p>
+        </w:tc>
+      </w:tr>
+      <w:tr>
+        <w:tc>
+          <w:tcPr/>
+          <w:p>
+            <w:pPr>
+              <w:pStyle w:val="Compact"/>
+            </w:pPr>
+            <w:r>
+              <w:t xml:space="preserve">group_lock_at</w:t>
+            </w:r>
+          </w:p>
+        </w:tc>
+        <w:tc>
+          <w:tcPr/>
+          <w:p>
+            <w:pPr>
+              <w:pStyle w:val="Compact"/>
+            </w:pPr>
+            <w:r>
+              <w:t xml:space="preserve">TIMESTAMPTZ</w:t>
+            </w:r>
+          </w:p>
+        </w:tc>
+        <w:tc>
+          <w:tcPr/>
+          <w:p>
+            <w:pPr>
+              <w:pStyle w:val="Compact"/>
+            </w:pPr>
+            <w:r>
+              <w:t xml:space="preserve">(V16)</w:t>
+            </w:r>
+          </w:p>
+        </w:tc>
+        <w:tc>
+          <w:tcPr/>
+          <w:p>
+            <w:pPr>
+              <w:pStyle w:val="Compact"/>
+            </w:pPr>
+            <w:r>
+              <w:t xml:space="preserve">Hạn chốt nhóm; NULL = tới hạn nộp. Chỉ PAPER</w:t>
+            </w:r>
+          </w:p>
+        </w:tc>
+      </w:tr>
+      <w:tr>
+        <w:tc>
+          <w:tcPr/>
+          <w:p>
+            <w:pPr>
+              <w:pStyle w:val="Compact"/>
+            </w:pPr>
+            <w:r>
+              <w:t xml:space="preserve">group_lock_notified_at</w:t>
+            </w:r>
+          </w:p>
+        </w:tc>
+        <w:tc>
+          <w:tcPr/>
+          <w:p>
+            <w:pPr>
+              <w:pStyle w:val="Compact"/>
+            </w:pPr>
+            <w:r>
+              <w:t xml:space="preserve">TIMESTAMPTZ</w:t>
+            </w:r>
+          </w:p>
+        </w:tc>
+        <w:tc>
+          <w:tcPr/>
+          <w:p>
+            <w:pPr>
+              <w:pStyle w:val="Compact"/>
+            </w:pPr>
+            <w:r>
+              <w:t xml:space="preserve">(V17)</w:t>
+            </w:r>
+          </w:p>
+        </w:tc>
+        <w:tc>
+          <w:tcPr/>
+          <w:p>
+            <w:pPr>
+              <w:pStyle w:val="Compact"/>
+            </w:pPr>
+            <w:r>
+              <w:t xml:space="preserve">Job đã báo giáo viên lúc tới hạn chốt nhóm (chống báo trùng, BR-27)</w:t>
+            </w:r>
+          </w:p>
+        </w:tc>
+      </w:tr>
+      <w:tr>
+        <w:tc>
+          <w:tcPr/>
+          <w:p>
+            <w:pPr>
+              <w:pStyle w:val="Compact"/>
+            </w:pPr>
+            <w:r>
               <w:t xml:space="preserve">created_at, updated_at</w:t>
             </w:r>
           </w:p>
@@ -4848,7 +5668,7 @@
       </w:r>
     </w:p>
     <w:bookmarkEnd w:id="41"/>
-    <w:bookmarkStart w:id="42" w:name="X02676f168436402b37ad4c3e68d2d1b26a8413a"/>
+    <w:bookmarkStart w:id="42" w:name="X0da62778055fc3c9ce8ebb9feb85110bba14dfa"/>
     <w:p>
       <w:pPr>
         <w:pStyle w:val="Heading4"/>
@@ -4863,7 +5683,7 @@
         <w:t xml:space="preserve"> </w:t>
       </w:r>
       <w:r>
-        <w:t xml:space="preserve">— các phần của bài (V1, V4, V13+)</w:t>
+        <w:t xml:space="preserve">— các phần của bài (V1, V4, V14)</w:t>
       </w:r>
     </w:p>
     <w:tbl>
@@ -5450,18 +6270,18 @@
               <w:pStyle w:val="Compact"/>
             </w:pPr>
             <w:r>
-              <w:t xml:space="preserve">(V13+, Mức 3) DF false</w:t>
-            </w:r>
-          </w:p>
-        </w:tc>
-        <w:tc>
-          <w:tcPr/>
-          <w:p>
-            <w:pPr>
-              <w:pStyle w:val="Compact"/>
-            </w:pPr>
-            <w:r>
-              <w:t xml:space="preserve">Bật chế độ thi</w:t>
+              <w:t xml:space="preserve">(V14) NN, DF false</w:t>
+            </w:r>
+          </w:p>
+        </w:tc>
+        <w:tc>
+          <w:tcPr/>
+          <w:p>
+            <w:pPr>
+              <w:pStyle w:val="Compact"/>
+            </w:pPr>
+            <w:r>
+              <w:t xml:space="preserve">Bật chế độ thi (BR-23)</w:t>
             </w:r>
           </w:p>
         </w:tc>
@@ -5496,18 +6316,36 @@
               <w:pStyle w:val="Compact"/>
             </w:pPr>
             <w:r>
-              <w:t xml:space="preserve">(V10+, Mức 3)</w:t>
-            </w:r>
-          </w:p>
-        </w:tc>
-        <w:tc>
-          <w:tcPr/>
-          <w:p>
-            <w:pPr>
-              <w:pStyle w:val="Compact"/>
-            </w:pPr>
-            <w:r>
-              <w:t xml:space="preserve">Thời gian làm bài của chế độ thi</w:t>
+              <w:t xml:space="preserve">(V14) CK 1–300; CK bắt buộc khi</w:t>
+            </w:r>
+            <w:r>
+              <w:t xml:space="preserve"> </w:t>
+            </w:r>
+            <w:r>
+              <w:rPr>
+                <w:rStyle w:val="VerbatimChar"/>
+              </w:rPr>
+              <w:t xml:space="preserve">exam_mode</w:t>
+            </w:r>
+          </w:p>
+        </w:tc>
+        <w:tc>
+          <w:tcPr/>
+          <w:p>
+            <w:pPr>
+              <w:pStyle w:val="Compact"/>
+            </w:pPr>
+            <w:r>
+              <w:t xml:space="preserve">Thời gian làm bài của chế độ thi (phút). Không nhập thì lấy</w:t>
+            </w:r>
+            <w:r>
+              <w:t xml:space="preserve"> </w:t>
+            </w:r>
+            <w:r>
+              <w:rPr>
+                <w:rStyle w:val="VerbatimChar"/>
+              </w:rPr>
+              <w:t xml:space="preserve">suggested_minutes</w:t>
             </w:r>
           </w:p>
         </w:tc>
@@ -13511,6 +14349,12 @@
               </w:rPr>
               <w:t xml:space="preserve">exam_sessions</w:t>
             </w:r>
+            <w:r>
+              <w:t xml:space="preserve"> </w:t>
+            </w:r>
+            <w:r>
+              <w:t xml:space="preserve">(V14)</w:t>
+            </w:r>
           </w:p>
         </w:tc>
         <w:tc>
@@ -13532,7 +14376,19 @@
               <w:t xml:space="preserve">(part_id, student_id)</w:t>
             </w:r>
             <w:r>
-              <w:t xml:space="preserve">: mỗi người thi một lần.</w:t>
+              <w:t xml:space="preserve">: mỗi người thi một lần, tạo bằng</w:t>
+            </w:r>
+            <w:r>
+              <w:t xml:space="preserve"> </w:t>
+            </w:r>
+            <w:r>
+              <w:rPr>
+                <w:rStyle w:val="VerbatimChar"/>
+              </w:rPr>
+              <w:t xml:space="preserve">INSERT … ON CONFLICT DO NOTHING</w:t>
+            </w:r>
+            <w:r>
+              <w:t xml:space="preserve">.</w:t>
             </w:r>
             <w:r>
               <w:t xml:space="preserve"> </w:t>
@@ -13547,22 +14403,241 @@
               <w:t xml:space="preserve"> </w:t>
             </w:r>
             <w:r>
-              <w:t xml:space="preserve">cố định từ lúc bắt đầu.</w:t>
-            </w:r>
-            <w:r>
-              <w:t xml:space="preserve"> </w:t>
-            </w:r>
-            <w:r>
-              <w:rPr>
-                <w:rStyle w:val="VerbatimChar"/>
-              </w:rPr>
-              <w:t xml:space="preserve">finish_reason</w:t>
-            </w:r>
-            <w:r>
-              <w:t xml:space="preserve"> </w:t>
-            </w:r>
-            <w:r>
-              <w:t xml:space="preserve">là</w:t>
+              <w:t xml:space="preserve">cố định từ lúc bắt đầu (CK</w:t>
+            </w:r>
+            <w:r>
+              <w:t xml:space="preserve"> </w:t>
+            </w:r>
+            <w:r>
+              <w:rPr>
+                <w:rStyle w:val="VerbatimChar"/>
+              </w:rPr>
+              <w:t xml:space="preserve">ends_at &gt; started_at</w:t>
+            </w:r>
+            <w:r>
+              <w:t xml:space="preserve">).</w:t>
+            </w:r>
+            <w:r>
+              <w:t xml:space="preserve"> </w:t>
+            </w:r>
+            <w:r>
+              <w:rPr>
+                <w:rStyle w:val="VerbatimChar"/>
+              </w:rPr>
+              <w:t xml:space="preserve">finished_at</w:t>
+            </w:r>
+            <w:r>
+              <w:t xml:space="preserve"> </w:t>
+            </w:r>
+            <w:r>
+              <w:t xml:space="preserve">= lần nộp đầu tiên (nộp sau</w:t>
+            </w:r>
+            <w:r>
+              <w:t xml:space="preserve"> </w:t>
+            </w:r>
+            <w:r>
+              <w:rPr>
+                <w:rStyle w:val="VerbatimChar"/>
+              </w:rPr>
+              <w:t xml:space="preserve">ends_at</w:t>
+            </w:r>
+            <w:r>
+              <w:t xml:space="preserve"> </w:t>
+            </w:r>
+            <w:r>
+              <w:t xml:space="preserve">= quá thời gian, BR-24).</w:t>
+            </w:r>
+            <w:r>
+              <w:t xml:space="preserve"> </w:t>
+            </w:r>
+            <w:r>
+              <w:rPr>
+                <w:rStyle w:val="VerbatimChar"/>
+              </w:rPr>
+              <w:t xml:space="preserve">overtime_notified_at</w:t>
+            </w:r>
+            <w:r>
+              <w:t xml:space="preserve"> </w:t>
+            </w:r>
+            <w:r>
+              <w:t xml:space="preserve">= job đã báo quá giờ (chống báo trùng). Index một phần trên</w:t>
+            </w:r>
+            <w:r>
+              <w:t xml:space="preserve"> </w:t>
+            </w:r>
+            <w:r>
+              <w:rPr>
+                <w:rStyle w:val="VerbatimChar"/>
+              </w:rPr>
+              <w:t xml:space="preserve">ends_at</w:t>
+            </w:r>
+            <w:r>
+              <w:t xml:space="preserve"> </w:t>
+            </w:r>
+            <w:r>
+              <w:t xml:space="preserve">cho phiên chưa nộp, chưa báo.</w:t>
+            </w:r>
+          </w:p>
+        </w:tc>
+      </w:tr>
+      <w:tr>
+        <w:tc>
+          <w:tcPr/>
+          <w:p>
+            <w:pPr>
+              <w:pStyle w:val="Compact"/>
+            </w:pPr>
+            <w:r>
+              <w:rPr>
+                <w:rStyle w:val="VerbatimChar"/>
+              </w:rPr>
+              <w:t xml:space="preserve">exam_events</w:t>
+            </w:r>
+            <w:r>
+              <w:t xml:space="preserve"> </w:t>
+            </w:r>
+            <w:r>
+              <w:t xml:space="preserve">(V14, V15)</w:t>
+            </w:r>
+          </w:p>
+        </w:tc>
+        <w:tc>
+          <w:tcPr/>
+          <w:p>
+            <w:pPr>
+              <w:pStyle w:val="Compact"/>
+            </w:pPr>
+            <w:r>
+              <w:t xml:space="preserve">Sự kiện trong phiên thi (BR-25):</w:t>
+            </w:r>
+            <w:r>
+              <w:t xml:space="preserve"> </w:t>
+            </w:r>
+            <w:r>
+              <w:rPr>
+                <w:rStyle w:val="VerbatimChar"/>
+              </w:rPr>
+              <w:t xml:space="preserve">STARTED</w:t>
+            </w:r>
+            <w:r>
+              <w:t xml:space="preserve">,</w:t>
+            </w:r>
+            <w:r>
+              <w:t xml:space="preserve"> </w:t>
+            </w:r>
+            <w:r>
+              <w:rPr>
+                <w:rStyle w:val="VerbatimChar"/>
+              </w:rPr>
+              <w:t xml:space="preserve">TAB_HIDDEN</w:t>
+            </w:r>
+            <w:r>
+              <w:t xml:space="preserve">,</w:t>
+            </w:r>
+            <w:r>
+              <w:t xml:space="preserve"> </w:t>
+            </w:r>
+            <w:r>
+              <w:rPr>
+                <w:rStyle w:val="VerbatimChar"/>
+              </w:rPr>
+              <w:t xml:space="preserve">TAB_VISIBLE</w:t>
+            </w:r>
+            <w:r>
+              <w:t xml:space="preserve">,</w:t>
+            </w:r>
+            <w:r>
+              <w:t xml:space="preserve"> </w:t>
+            </w:r>
+            <w:r>
+              <w:rPr>
+                <w:rStyle w:val="VerbatimChar"/>
+              </w:rPr>
+              <w:t xml:space="preserve">WINDOW_BLUR</w:t>
+            </w:r>
+            <w:r>
+              <w:t xml:space="preserve"> </w:t>
+            </w:r>
+            <w:r>
+              <w:t xml:space="preserve">/</w:t>
+            </w:r>
+            <w:r>
+              <w:t xml:space="preserve"> </w:t>
+            </w:r>
+            <w:r>
+              <w:rPr>
+                <w:rStyle w:val="VerbatimChar"/>
+              </w:rPr>
+              <w:t xml:space="preserve">WINDOW_FOCUS</w:t>
+            </w:r>
+            <w:r>
+              <w:t xml:space="preserve"> </w:t>
+            </w:r>
+            <w:r>
+              <w:t xml:space="preserve">(rời / quay lại cửa sổ mà tab vẫn hiện),</w:t>
+            </w:r>
+            <w:r>
+              <w:t xml:space="preserve"> </w:t>
+            </w:r>
+            <w:r>
+              <w:rPr>
+                <w:rStyle w:val="VerbatimChar"/>
+              </w:rPr>
+              <w:t xml:space="preserve">PASTE</w:t>
+            </w:r>
+            <w:r>
+              <w:t xml:space="preserve"> </w:t>
+            </w:r>
+            <w:r>
+              <w:t xml:space="preserve">(kèm</w:t>
+            </w:r>
+            <w:r>
+              <w:t xml:space="preserve"> </w:t>
+            </w:r>
+            <w:r>
+              <w:rPr>
+                <w:rStyle w:val="VerbatimChar"/>
+              </w:rPr>
+              <w:t xml:space="preserve">paste_chars</w:t>
+            </w:r>
+            <w:r>
+              <w:t xml:space="preserve">, không lưu nội dung dán),</w:t>
+            </w:r>
+            <w:r>
+              <w:t xml:space="preserve"> </w:t>
+            </w:r>
+            <w:r>
+              <w:rPr>
+                <w:rStyle w:val="VerbatimChar"/>
+              </w:rPr>
+              <w:t xml:space="preserve">DISCONNECT</w:t>
+            </w:r>
+            <w:r>
+              <w:t xml:space="preserve">,</w:t>
+            </w:r>
+            <w:r>
+              <w:t xml:space="preserve"> </w:t>
+            </w:r>
+            <w:r>
+              <w:rPr>
+                <w:rStyle w:val="VerbatimChar"/>
+              </w:rPr>
+              <w:t xml:space="preserve">RECONNECT</w:t>
+            </w:r>
+            <w:r>
+              <w:t xml:space="preserve">,</w:t>
+            </w:r>
+            <w:r>
+              <w:t xml:space="preserve"> </w:t>
+            </w:r>
+            <w:r>
+              <w:rPr>
+                <w:rStyle w:val="VerbatimChar"/>
+              </w:rPr>
+              <w:t xml:space="preserve">OVERTIME</w:t>
+            </w:r>
+            <w:r>
+              <w:t xml:space="preserve">,</w:t>
             </w:r>
             <w:r>
               <w:t xml:space="preserve"> </w:t>
@@ -13574,49 +14649,67 @@
               <w:t xml:space="preserve">SUBMITTED</w:t>
             </w:r>
             <w:r>
-              <w:t xml:space="preserve"> </w:t>
-            </w:r>
-            <w:r>
-              <w:t xml:space="preserve">hoặc</w:t>
-            </w:r>
-            <w:r>
-              <w:t xml:space="preserve"> </w:t>
-            </w:r>
-            <w:r>
-              <w:rPr>
-                <w:rStyle w:val="VerbatimChar"/>
-              </w:rPr>
-              <w:t xml:space="preserve">TIMEOUT</w:t>
-            </w:r>
-            <w:r>
               <w:t xml:space="preserve">.</w:t>
             </w:r>
-          </w:p>
-        </w:tc>
-      </w:tr>
-      <w:tr>
-        <w:tc>
-          <w:tcPr/>
-          <w:p>
-            <w:pPr>
-              <w:pStyle w:val="Compact"/>
-            </w:pPr>
-            <w:r>
-              <w:rPr>
-                <w:rStyle w:val="VerbatimChar"/>
-              </w:rPr>
-              <w:t xml:space="preserve">exam_events</w:t>
-            </w:r>
-          </w:p>
-        </w:tc>
-        <w:tc>
-          <w:tcPr/>
-          <w:p>
-            <w:pPr>
-              <w:pStyle w:val="Compact"/>
-            </w:pPr>
-            <w:r>
-              <w:t xml:space="preserve">Các sự kiện trong phiên thi: chuyển tab, dán, mất kết nối, kết nối lại, kèm IP.</w:t>
+            <w:r>
+              <w:t xml:space="preserve"> </w:t>
+            </w:r>
+            <w:r>
+              <w:rPr>
+                <w:rStyle w:val="VerbatimChar"/>
+              </w:rPr>
+              <w:t xml:space="preserve">occurred_at</w:t>
+            </w:r>
+            <w:r>
+              <w:t xml:space="preserve"> </w:t>
+            </w:r>
+            <w:r>
+              <w:t xml:space="preserve">là giờ server lúc nhận; sự kiện gửi bù (</w:t>
+            </w:r>
+            <w:r>
+              <w:rPr>
+                <w:rStyle w:val="VerbatimChar"/>
+              </w:rPr>
+              <w:t xml:space="preserve">reported_late = true</w:t>
+            </w:r>
+            <w:r>
+              <w:t xml:space="preserve">) thì là giờ client báo, kẹp trong</w:t>
+            </w:r>
+            <w:r>
+              <w:t xml:space="preserve"> </w:t>
+            </w:r>
+            <w:r>
+              <w:rPr>
+                <w:rStyle w:val="VerbatimChar"/>
+              </w:rPr>
+              <w:t xml:space="preserve">[started_at, lúc nhận]</w:t>
+            </w:r>
+            <w:r>
+              <w:t xml:space="preserve">. Index</w:t>
+            </w:r>
+            <w:r>
+              <w:t xml:space="preserve"> </w:t>
+            </w:r>
+            <w:r>
+              <w:rPr>
+                <w:rStyle w:val="VerbatimChar"/>
+              </w:rPr>
+              <w:t xml:space="preserve">(exam_session_id, occurred_at)</w:t>
+            </w:r>
+            <w:r>
+              <w:t xml:space="preserve">,</w:t>
+            </w:r>
+            <w:r>
+              <w:t xml:space="preserve"> </w:t>
+            </w:r>
+            <w:r>
+              <w:rPr>
+                <w:rStyle w:val="VerbatimChar"/>
+              </w:rPr>
+              <w:t xml:space="preserve">(occurred_at DESC)</w:t>
+            </w:r>
+            <w:r>
+              <w:t xml:space="preserve">.</w:t>
             </w:r>
           </w:p>
         </w:tc>
@@ -13821,6 +14914,789 @@
             </w:pPr>
             <w:r>
               <w:t xml:space="preserve">Kết quả gợi ý của AI cho một version, dạng JSONB, chỉ giáo viên xem được.</w:t>
+            </w:r>
+          </w:p>
+        </w:tc>
+      </w:tr>
+      <w:tr>
+        <w:tc>
+          <w:tcPr/>
+          <w:p>
+            <w:pPr>
+              <w:pStyle w:val="Compact"/>
+            </w:pPr>
+            <w:r>
+              <w:rPr>
+                <w:rStyle w:val="VerbatimChar"/>
+              </w:rPr>
+              <w:t xml:space="preserve">paper_sections</w:t>
+            </w:r>
+            <w:r>
+              <w:t xml:space="preserve"> </w:t>
+            </w:r>
+            <w:r>
+              <w:t xml:space="preserve">(V16)</w:t>
+            </w:r>
+          </w:p>
+        </w:tc>
+        <w:tc>
+          <w:tcPr/>
+          <w:p>
+            <w:pPr>
+              <w:pStyle w:val="Compact"/>
+            </w:pPr>
+            <w:r>
+              <w:t xml:space="preserve">Khung mục của một giai đoạn bài PAPER (BR-29):</w:t>
+            </w:r>
+            <w:r>
+              <w:t xml:space="preserve"> </w:t>
+            </w:r>
+            <w:r>
+              <w:rPr>
+                <w:rStyle w:val="VerbatimChar"/>
+              </w:rPr>
+              <w:t xml:space="preserve">part_id</w:t>
+            </w:r>
+            <w:r>
+              <w:t xml:space="preserve"> </w:t>
+            </w:r>
+            <w:r>
+              <w:t xml:space="preserve">(FK cascade),</w:t>
+            </w:r>
+            <w:r>
+              <w:t xml:space="preserve"> </w:t>
+            </w:r>
+            <w:r>
+              <w:rPr>
+                <w:rStyle w:val="VerbatimChar"/>
+              </w:rPr>
+              <w:t xml:space="preserve">section_key</w:t>
+            </w:r>
+            <w:r>
+              <w:t xml:space="preserve"> </w:t>
+            </w:r>
+            <w:r>
+              <w:t xml:space="preserve">(mã ổn định cho trình soạn, UK trong phần),</w:t>
+            </w:r>
+            <w:r>
+              <w:t xml:space="preserve"> </w:t>
+            </w:r>
+            <w:r>
+              <w:rPr>
+                <w:rStyle w:val="VerbatimChar"/>
+              </w:rPr>
+              <w:t xml:space="preserve">title</w:t>
+            </w:r>
+            <w:r>
+              <w:t xml:space="preserve">,</w:t>
+            </w:r>
+            <w:r>
+              <w:t xml:space="preserve"> </w:t>
+            </w:r>
+            <w:r>
+              <w:rPr>
+                <w:rStyle w:val="VerbatimChar"/>
+              </w:rPr>
+              <w:t xml:space="preserve">required</w:t>
+            </w:r>
+            <w:r>
+              <w:t xml:space="preserve">,</w:t>
+            </w:r>
+            <w:r>
+              <w:t xml:space="preserve"> </w:t>
+            </w:r>
+            <w:r>
+              <w:rPr>
+                <w:rStyle w:val="VerbatimChar"/>
+              </w:rPr>
+              <w:t xml:space="preserve">min_words</w:t>
+            </w:r>
+            <w:r>
+              <w:t xml:space="preserve">,</w:t>
+            </w:r>
+            <w:r>
+              <w:t xml:space="preserve"> </w:t>
+            </w:r>
+            <w:r>
+              <w:rPr>
+                <w:rStyle w:val="VerbatimChar"/>
+              </w:rPr>
+              <w:t xml:space="preserve">max_words</w:t>
+            </w:r>
+            <w:r>
+              <w:t xml:space="preserve"> </w:t>
+            </w:r>
+            <w:r>
+              <w:t xml:space="preserve">(CK min ≤ max),</w:t>
+            </w:r>
+            <w:r>
+              <w:t xml:space="preserve"> </w:t>
+            </w:r>
+            <w:r>
+              <w:rPr>
+                <w:rStyle w:val="VerbatimChar"/>
+              </w:rPr>
+              <w:t xml:space="preserve">order_no</w:t>
+            </w:r>
+            <w:r>
+              <w:t xml:space="preserve"> </w:t>
+            </w:r>
+            <w:r>
+              <w:t xml:space="preserve">(UK trong phần). Sống chết theo phần bài (aggregate).</w:t>
+            </w:r>
+          </w:p>
+        </w:tc>
+      </w:tr>
+      <w:tr>
+        <w:tc>
+          <w:tcPr/>
+          <w:p>
+            <w:pPr>
+              <w:pStyle w:val="Compact"/>
+            </w:pPr>
+            <w:r>
+              <w:rPr>
+                <w:rStyle w:val="VerbatimChar"/>
+              </w:rPr>
+              <w:t xml:space="preserve">paper_groups</w:t>
+            </w:r>
+            <w:r>
+              <w:t xml:space="preserve"> </w:t>
+            </w:r>
+            <w:r>
+              <w:t xml:space="preserve">(V16)</w:t>
+            </w:r>
+          </w:p>
+        </w:tc>
+        <w:tc>
+          <w:tcPr/>
+          <w:p>
+            <w:pPr>
+              <w:pStyle w:val="Compact"/>
+            </w:pPr>
+            <w:r>
+              <w:t xml:space="preserve">Nhóm trong một bài PAPER:</w:t>
+            </w:r>
+            <w:r>
+              <w:t xml:space="preserve"> </w:t>
+            </w:r>
+            <w:r>
+              <w:rPr>
+                <w:rStyle w:val="VerbatimChar"/>
+              </w:rPr>
+              <w:t xml:space="preserve">assignment_id</w:t>
+            </w:r>
+            <w:r>
+              <w:t xml:space="preserve"> </w:t>
+            </w:r>
+            <w:r>
+              <w:t xml:space="preserve">(FK cascade),</w:t>
+            </w:r>
+            <w:r>
+              <w:t xml:space="preserve"> </w:t>
+            </w:r>
+            <w:r>
+              <w:rPr>
+                <w:rStyle w:val="VerbatimChar"/>
+              </w:rPr>
+              <w:t xml:space="preserve">name</w:t>
+            </w:r>
+            <w:r>
+              <w:t xml:space="preserve"> </w:t>
+            </w:r>
+            <w:r>
+              <w:t xml:space="preserve">(UK trong bài),</w:t>
+            </w:r>
+            <w:r>
+              <w:t xml:space="preserve"> </w:t>
+            </w:r>
+            <w:r>
+              <w:rPr>
+                <w:rStyle w:val="VerbatimChar"/>
+              </w:rPr>
+              <w:t xml:space="preserve">created_by</w:t>
+            </w:r>
+            <w:r>
+              <w:t xml:space="preserve"> </w:t>
+            </w:r>
+            <w:r>
+              <w:t xml:space="preserve">(giáo viên hoặc sinh viên tự lập; SET NULL khi xoá tài khoản),</w:t>
+            </w:r>
+            <w:r>
+              <w:t xml:space="preserve"> </w:t>
+            </w:r>
+            <w:r>
+              <w:rPr>
+                <w:rStyle w:val="VerbatimChar"/>
+              </w:rPr>
+              <w:t xml:space="preserve">created_at</w:t>
+            </w:r>
+            <w:r>
+              <w:t xml:space="preserve">. UK</w:t>
+            </w:r>
+            <w:r>
+              <w:t xml:space="preserve"> </w:t>
+            </w:r>
+            <w:r>
+              <w:rPr>
+                <w:rStyle w:val="VerbatimChar"/>
+              </w:rPr>
+              <w:t xml:space="preserve">(id, assignment_id)</w:t>
+            </w:r>
+            <w:r>
+              <w:t xml:space="preserve"> </w:t>
+            </w:r>
+            <w:r>
+              <w:t xml:space="preserve">cho khoá ngoại kép.</w:t>
+            </w:r>
+          </w:p>
+        </w:tc>
+      </w:tr>
+      <w:tr>
+        <w:tc>
+          <w:tcPr/>
+          <w:p>
+            <w:pPr>
+              <w:pStyle w:val="Compact"/>
+            </w:pPr>
+            <w:r>
+              <w:rPr>
+                <w:rStyle w:val="VerbatimChar"/>
+              </w:rPr>
+              <w:t xml:space="preserve">submissions.group_id</w:t>
+            </w:r>
+            <w:r>
+              <w:t xml:space="preserve"> </w:t>
+            </w:r>
+            <w:r>
+              <w:t xml:space="preserve">(V17)</w:t>
+            </w:r>
+          </w:p>
+        </w:tc>
+        <w:tc>
+          <w:tcPr/>
+          <w:p>
+            <w:pPr>
+              <w:pStyle w:val="Compact"/>
+            </w:pPr>
+            <w:r>
+              <w:t xml:space="preserve">Bài làm của bài PAPER thuộc nhóm (BR-28): UK một phần</w:t>
+            </w:r>
+            <w:r>
+              <w:t xml:space="preserve"> </w:t>
+            </w:r>
+            <w:r>
+              <w:rPr>
+                <w:rStyle w:val="VerbatimChar"/>
+              </w:rPr>
+              <w:t xml:space="preserve">(part_id, group_id)</w:t>
+            </w:r>
+            <w:r>
+              <w:t xml:space="preserve">; bài luận giữ UK một phần</w:t>
+            </w:r>
+            <w:r>
+              <w:t xml:space="preserve"> </w:t>
+            </w:r>
+            <w:r>
+              <w:rPr>
+                <w:rStyle w:val="VerbatimChar"/>
+              </w:rPr>
+              <w:t xml:space="preserve">(part_id, student_id)</w:t>
+            </w:r>
+            <w:r>
+              <w:t xml:space="preserve"> </w:t>
+            </w:r>
+            <w:r>
+              <w:t xml:space="preserve">khi</w:t>
+            </w:r>
+            <w:r>
+              <w:t xml:space="preserve"> </w:t>
+            </w:r>
+            <w:r>
+              <w:rPr>
+                <w:rStyle w:val="VerbatimChar"/>
+              </w:rPr>
+              <w:t xml:space="preserve">group_id IS NULL</w:t>
+            </w:r>
+            <w:r>
+              <w:t xml:space="preserve">. FK không xoá theo (nhóm có bài làm không xoá được).</w:t>
+            </w:r>
+            <w:r>
+              <w:t xml:space="preserve"> </w:t>
+            </w:r>
+            <w:r>
+              <w:rPr>
+                <w:rStyle w:val="VerbatimChar"/>
+              </w:rPr>
+              <w:t xml:space="preserve">student_id</w:t>
+            </w:r>
+            <w:r>
+              <w:t xml:space="preserve"> </w:t>
+            </w:r>
+            <w:r>
+              <w:t xml:space="preserve">của bài nhóm = người tạo / người nộp gần nhất</w:t>
+            </w:r>
+          </w:p>
+        </w:tc>
+      </w:tr>
+      <w:tr>
+        <w:tc>
+          <w:tcPr/>
+          <w:p>
+            <w:pPr>
+              <w:pStyle w:val="Compact"/>
+            </w:pPr>
+            <w:r>
+              <w:t xml:space="preserve">view</w:t>
+            </w:r>
+            <w:r>
+              <w:t xml:space="preserve"> </w:t>
+            </w:r>
+            <w:r>
+              <w:rPr>
+                <w:rStyle w:val="VerbatimChar"/>
+              </w:rPr>
+              <w:t xml:space="preserve">submission_members</w:t>
+            </w:r>
+            <w:r>
+              <w:t xml:space="preserve"> </w:t>
+            </w:r>
+            <w:r>
+              <w:t xml:space="preserve">(V17)</w:t>
+            </w:r>
+          </w:p>
+        </w:tc>
+        <w:tc>
+          <w:tcPr/>
+          <w:p>
+            <w:pPr>
+              <w:pStyle w:val="Compact"/>
+            </w:pPr>
+            <w:r>
+              <w:t xml:space="preserve">Bài làm thuộc về ai: bài luận →</w:t>
+            </w:r>
+            <w:r>
+              <w:t xml:space="preserve"> </w:t>
+            </w:r>
+            <w:r>
+              <w:rPr>
+                <w:rStyle w:val="VerbatimChar"/>
+              </w:rPr>
+              <w:t xml:space="preserve">student_id</w:t>
+            </w:r>
+            <w:r>
+              <w:t xml:space="preserve"> </w:t>
+            </w:r>
+            <w:r>
+              <w:t xml:space="preserve">của dòng; bài PAPER → mọi thành viên</w:t>
+            </w:r>
+            <w:r>
+              <w:t xml:space="preserve"> </w:t>
+            </w:r>
+            <w:r>
+              <w:rPr>
+                <w:b/>
+                <w:bCs/>
+              </w:rPr>
+              <w:t xml:space="preserve">hiện tại</w:t>
+            </w:r>
+            <w:r>
+              <w:t xml:space="preserve"> </w:t>
+            </w:r>
+            <w:r>
+              <w:t xml:space="preserve">của nhóm. Các truy vấn "bài của tôi", quyền kênh chat bài nộp, ma trận tiến độ, nhắc hạn, số người nộp đủ đều join qua view này</w:t>
+            </w:r>
+          </w:p>
+        </w:tc>
+      </w:tr>
+      <w:tr>
+        <w:tc>
+          <w:tcPr/>
+          <w:p>
+            <w:pPr>
+              <w:pStyle w:val="Compact"/>
+            </w:pPr>
+            <w:r>
+              <w:rPr>
+                <w:rStyle w:val="VerbatimChar"/>
+              </w:rPr>
+              <w:t xml:space="preserve">paper_documents</w:t>
+            </w:r>
+            <w:r>
+              <w:t xml:space="preserve"> </w:t>
+            </w:r>
+            <w:r>
+              <w:t xml:space="preserve">(V18)</w:t>
+            </w:r>
+          </w:p>
+        </w:tc>
+        <w:tc>
+          <w:tcPr/>
+          <w:p>
+            <w:pPr>
+              <w:pStyle w:val="Compact"/>
+            </w:pPr>
+            <w:r>
+              <w:t xml:space="preserve">Tài liệu của (giai đoạn, nhóm), UK</w:t>
+            </w:r>
+            <w:r>
+              <w:t xml:space="preserve"> </w:t>
+            </w:r>
+            <w:r>
+              <w:rPr>
+                <w:rStyle w:val="VerbatimChar"/>
+              </w:rPr>
+              <w:t xml:space="preserve">(part_id, group_id)</w:t>
+            </w:r>
+            <w:r>
+              <w:t xml:space="preserve">, tạo bằng</w:t>
+            </w:r>
+            <w:r>
+              <w:t xml:space="preserve"> </w:t>
+            </w:r>
+            <w:r>
+              <w:rPr>
+                <w:rStyle w:val="VerbatimChar"/>
+              </w:rPr>
+              <w:t xml:space="preserve">INSERT … ON CONFLICT</w:t>
+            </w:r>
+            <w:r>
+              <w:t xml:space="preserve">.</w:t>
+            </w:r>
+            <w:r>
+              <w:t xml:space="preserve"> </w:t>
+            </w:r>
+            <w:r>
+              <w:rPr>
+                <w:rStyle w:val="VerbatimChar"/>
+              </w:rPr>
+              <w:t xml:space="preserve">snapshot</w:t>
+            </w:r>
+            <w:r>
+              <w:t xml:space="preserve"> </w:t>
+            </w:r>
+            <w:r>
+              <w:t xml:space="preserve">(bytea, trạng thái Yjs đã gộp tới</w:t>
+            </w:r>
+            <w:r>
+              <w:t xml:space="preserve"> </w:t>
+            </w:r>
+            <w:r>
+              <w:rPr>
+                <w:rStyle w:val="VerbatimChar"/>
+              </w:rPr>
+              <w:t xml:space="preserve">snapshot_seq</w:t>
+            </w:r>
+            <w:r>
+              <w:t xml:space="preserve">),</w:t>
+            </w:r>
+            <w:r>
+              <w:t xml:space="preserve"> </w:t>
+            </w:r>
+            <w:r>
+              <w:rPr>
+                <w:rStyle w:val="VerbatimChar"/>
+              </w:rPr>
+              <w:t xml:space="preserve">last_seq</w:t>
+            </w:r>
+            <w:r>
+              <w:t xml:space="preserve"> </w:t>
+            </w:r>
+            <w:r>
+              <w:t xml:space="preserve">(số thứ tự update lớn nhất đã cấp — chỉ tăng khi đã khoá dòng; CK</w:t>
+            </w:r>
+            <w:r>
+              <w:t xml:space="preserve"> </w:t>
+            </w:r>
+            <w:r>
+              <w:rPr>
+                <w:rStyle w:val="VerbatimChar"/>
+              </w:rPr>
+              <w:t xml:space="preserve">snapshot_seq ≤ last_seq</w:t>
+            </w:r>
+            <w:r>
+              <w:t xml:space="preserve">),</w:t>
+            </w:r>
+            <w:r>
+              <w:t xml:space="preserve"> </w:t>
+            </w:r>
+            <w:r>
+              <w:rPr>
+                <w:rStyle w:val="VerbatimChar"/>
+              </w:rPr>
+              <w:t xml:space="preserve">content_json</w:t>
+            </w:r>
+            <w:r>
+              <w:t xml:space="preserve"> </w:t>
+            </w:r>
+            <w:r>
+              <w:t xml:space="preserve">(jsonb) +</w:t>
+            </w:r>
+            <w:r>
+              <w:t xml:space="preserve"> </w:t>
+            </w:r>
+            <w:r>
+              <w:rPr>
+                <w:rStyle w:val="VerbatimChar"/>
+              </w:rPr>
+              <w:t xml:space="preserve">content_text</w:t>
+            </w:r>
+            <w:r>
+              <w:t xml:space="preserve"> </w:t>
+            </w:r>
+            <w:r>
+              <w:t xml:space="preserve">do client gửi kèm snapshot để server đếm từ / nộp / xuất file. Server không đọc nội dung Yjs</w:t>
+            </w:r>
+          </w:p>
+        </w:tc>
+      </w:tr>
+      <w:tr>
+        <w:tc>
+          <w:tcPr/>
+          <w:p>
+            <w:pPr>
+              <w:pStyle w:val="Compact"/>
+            </w:pPr>
+            <w:r>
+              <w:rPr>
+                <w:rStyle w:val="VerbatimChar"/>
+              </w:rPr>
+              <w:t xml:space="preserve">paper_doc_updates</w:t>
+            </w:r>
+            <w:r>
+              <w:t xml:space="preserve"> </w:t>
+            </w:r>
+            <w:r>
+              <w:t xml:space="preserve">(V18)</w:t>
+            </w:r>
+          </w:p>
+        </w:tc>
+        <w:tc>
+          <w:tcPr/>
+          <w:p>
+            <w:pPr>
+              <w:pStyle w:val="Compact"/>
+            </w:pPr>
+            <w:r>
+              <w:t xml:space="preserve">Log update Yjs: PK</w:t>
+            </w:r>
+            <w:r>
+              <w:t xml:space="preserve"> </w:t>
+            </w:r>
+            <w:r>
+              <w:rPr>
+                <w:rStyle w:val="VerbatimChar"/>
+              </w:rPr>
+              <w:t xml:space="preserve">(document_id, seq)</w:t>
+            </w:r>
+            <w:r>
+              <w:t xml:space="preserve">,</w:t>
+            </w:r>
+            <w:r>
+              <w:t xml:space="preserve"> </w:t>
+            </w:r>
+            <w:r>
+              <w:rPr>
+                <w:rStyle w:val="VerbatimChar"/>
+              </w:rPr>
+              <w:t xml:space="preserve">payload</w:t>
+            </w:r>
+            <w:r>
+              <w:t xml:space="preserve"> </w:t>
+            </w:r>
+            <w:r>
+              <w:t xml:space="preserve">(bytea;</w:t>
+            </w:r>
+            <w:r>
+              <w:t xml:space="preserve"> </w:t>
+            </w:r>
+            <w:r>
+              <w:rPr>
+                <w:b/>
+                <w:bCs/>
+              </w:rPr>
+              <w:t xml:space="preserve">NULL = đã gộp vào snapshot</w:t>
+            </w:r>
+            <w:r>
+              <w:t xml:space="preserve">, dòng vẫn giữ),</w:t>
+            </w:r>
+            <w:r>
+              <w:t xml:space="preserve"> </w:t>
+            </w:r>
+            <w:r>
+              <w:rPr>
+                <w:rStyle w:val="VerbatimChar"/>
+              </w:rPr>
+              <w:t xml:space="preserve">author_id</w:t>
+            </w:r>
+            <w:r>
+              <w:t xml:space="preserve"> </w:t>
+            </w:r>
+            <w:r>
+              <w:t xml:space="preserve">(SET NULL),</w:t>
+            </w:r>
+            <w:r>
+              <w:t xml:space="preserve"> </w:t>
+            </w:r>
+            <w:r>
+              <w:rPr>
+                <w:rStyle w:val="VerbatimChar"/>
+              </w:rPr>
+              <w:t xml:space="preserve">chars_added</w:t>
+            </w:r>
+            <w:r>
+              <w:t xml:space="preserve"> </w:t>
+            </w:r>
+            <w:r>
+              <w:t xml:space="preserve">/</w:t>
+            </w:r>
+            <w:r>
+              <w:t xml:space="preserve"> </w:t>
+            </w:r>
+            <w:r>
+              <w:rPr>
+                <w:rStyle w:val="VerbatimChar"/>
+              </w:rPr>
+              <w:t xml:space="preserve">chars_removed</w:t>
+            </w:r>
+            <w:r>
+              <w:t xml:space="preserve"> </w:t>
+            </w:r>
+            <w:r>
+              <w:t xml:space="preserve">(client tính, cho thống kê đóng góp — BR-32),</w:t>
+            </w:r>
+            <w:r>
+              <w:t xml:space="preserve"> </w:t>
+            </w:r>
+            <w:r>
+              <w:rPr>
+                <w:rStyle w:val="VerbatimChar"/>
+              </w:rPr>
+              <w:t xml:space="preserve">created_at</w:t>
+            </w:r>
+            <w:r>
+              <w:t xml:space="preserve">. Chỉ INSERT</w:t>
+            </w:r>
+          </w:p>
+        </w:tc>
+      </w:tr>
+      <w:tr>
+        <w:tc>
+          <w:tcPr/>
+          <w:p>
+            <w:pPr>
+              <w:pStyle w:val="Compact"/>
+            </w:pPr>
+            <w:r>
+              <w:rPr>
+                <w:rStyle w:val="VerbatimChar"/>
+              </w:rPr>
+              <w:t xml:space="preserve">paper_group_members</w:t>
+            </w:r>
+            <w:r>
+              <w:t xml:space="preserve"> </w:t>
+            </w:r>
+            <w:r>
+              <w:t xml:space="preserve">(V16)</w:t>
+            </w:r>
+          </w:p>
+        </w:tc>
+        <w:tc>
+          <w:tcPr/>
+          <w:p>
+            <w:pPr>
+              <w:pStyle w:val="Compact"/>
+            </w:pPr>
+            <w:r>
+              <w:t xml:space="preserve">Thành viên nhóm: PK</w:t>
+            </w:r>
+            <w:r>
+              <w:t xml:space="preserve"> </w:t>
+            </w:r>
+            <w:r>
+              <w:rPr>
+                <w:rStyle w:val="VerbatimChar"/>
+              </w:rPr>
+              <w:t xml:space="preserve">(group_id, student_id)</w:t>
+            </w:r>
+            <w:r>
+              <w:t xml:space="preserve">;</w:t>
+            </w:r>
+            <w:r>
+              <w:t xml:space="preserve"> </w:t>
+            </w:r>
+            <w:r>
+              <w:rPr>
+                <w:rStyle w:val="VerbatimChar"/>
+              </w:rPr>
+              <w:t xml:space="preserve">assignment_id</w:t>
+            </w:r>
+            <w:r>
+              <w:t xml:space="preserve"> </w:t>
+            </w:r>
+            <w:r>
+              <w:t xml:space="preserve">lặp lại với FK kép</w:t>
+            </w:r>
+            <w:r>
+              <w:t xml:space="preserve"> </w:t>
+            </w:r>
+            <w:r>
+              <w:rPr>
+                <w:rStyle w:val="VerbatimChar"/>
+              </w:rPr>
+              <w:t xml:space="preserve">(group_id, assignment_id)</w:t>
+            </w:r>
+            <w:r>
+              <w:t xml:space="preserve"> </w:t>
+            </w:r>
+            <w:r>
+              <w:t xml:space="preserve">→</w:t>
+            </w:r>
+            <w:r>
+              <w:t xml:space="preserve"> </w:t>
+            </w:r>
+            <w:r>
+              <w:rPr>
+                <w:rStyle w:val="VerbatimChar"/>
+              </w:rPr>
+              <w:t xml:space="preserve">paper_groups</w:t>
+            </w:r>
+            <w:r>
+              <w:t xml:space="preserve"> </w:t>
+            </w:r>
+            <w:r>
+              <w:t xml:space="preserve">và</w:t>
+            </w:r>
+            <w:r>
+              <w:t xml:space="preserve"> </w:t>
+            </w:r>
+            <w:r>
+              <w:rPr>
+                <w:b/>
+                <w:bCs/>
+              </w:rPr>
+              <w:t xml:space="preserve">UK</w:t>
+            </w:r>
+            <w:r>
+              <w:rPr>
+                <w:b/>
+                <w:bCs/>
+              </w:rPr>
+              <w:t xml:space="preserve"> </w:t>
+            </w:r>
+            <w:r>
+              <w:rPr>
+                <w:rStyle w:val="VerbatimChar"/>
+                <w:b/>
+                <w:bCs/>
+              </w:rPr>
+              <w:t xml:space="preserve">(assignment_id, student_id)</w:t>
+            </w:r>
+            <w:r>
+              <w:t xml:space="preserve"> </w:t>
+            </w:r>
+            <w:r>
+              <w:t xml:space="preserve">— DB chặn một sinh viên ở hai nhóm của cùng bài (BR-27).</w:t>
             </w:r>
           </w:p>
         </w:tc>
@@ -13968,6 +15844,59 @@
             </w:pPr>
             <w:r>
               <w:t xml:space="preserve">Dữ liệu tạm, mất khi khởi động lại cũng không sao (monolith)</w:t>
+            </w:r>
+          </w:p>
+        </w:tc>
+      </w:tr>
+      <w:tr>
+        <w:tc>
+          <w:tcPr/>
+          <w:p>
+            <w:pPr>
+              <w:pStyle w:val="Compact"/>
+            </w:pPr>
+            <w:r>
+              <w:t xml:space="preserve">Nội dung sinh viên đang gõ (xem trực tiếp, BR-26)</w:t>
+            </w:r>
+          </w:p>
+        </w:tc>
+        <w:tc>
+          <w:tcPr/>
+          <w:p>
+            <w:pPr>
+              <w:pStyle w:val="Compact"/>
+            </w:pPr>
+            <w:r>
+              <w:rPr>
+                <w:rStyle w:val="VerbatimChar"/>
+              </w:rPr>
+              <w:t xml:space="preserve">ConcurrentHashMap</w:t>
+            </w:r>
+            <w:r>
+              <w:t xml:space="preserve"> </w:t>
+            </w:r>
+            <w:r>
+              <w:t xml:space="preserve">trong backend (</w:t>
+            </w:r>
+            <w:r>
+              <w:rPr>
+                <w:rStyle w:val="VerbatimChar"/>
+              </w:rPr>
+              <w:t xml:space="preserve">realtime/LiveDraftService</w:t>
+            </w:r>
+            <w:r>
+              <w:t xml:space="preserve">), xoá khi nộp</w:t>
+            </w:r>
+          </w:p>
+        </w:tc>
+        <w:tc>
+          <w:tcPr/>
+          <w:p>
+            <w:pPr>
+              <w:pStyle w:val="Compact"/>
+            </w:pPr>
+            <w:r>
+              <w:t xml:space="preserve">Cập nhật ~1 lần / giây, không đáng ghi DB; mất khi khởi động lại thì màn xem trực tiếp dùng bản nháp đã lưu</w:t>
             </w:r>
           </w:p>
         </w:tc>

--- a/docx/04-erd.docx
+++ b/docx/04-erd.docx
@@ -2577,7 +2577,180 @@
               <w:rPr>
                 <w:rStyle w:val="VerbatimChar"/>
               </w:rPr>
-              <w:t xml:space="preserve">V22__…</w:t>
+              <w:t xml:space="preserve">V22__paper_live_comments.sql</w:t>
+            </w:r>
+          </w:p>
+        </w:tc>
+        <w:tc>
+          <w:tcPr/>
+          <w:p>
+            <w:pPr>
+              <w:pStyle w:val="Compact"/>
+            </w:pPr>
+            <w:r>
+              <w:t xml:space="preserve">Mức 1 mở rộng</w:t>
+            </w:r>
+          </w:p>
+        </w:tc>
+        <w:tc>
+          <w:tcPr/>
+          <w:p>
+            <w:pPr>
+              <w:pStyle w:val="Compact"/>
+            </w:pPr>
+            <w:r>
+              <w:rPr>
+                <w:rStyle w:val="VerbatimChar"/>
+              </w:rPr>
+              <w:t xml:space="preserve">paper_live_comments</w:t>
+            </w:r>
+            <w:r>
+              <w:t xml:space="preserve">: nhận xét tạm thời của giáo viên trên đoạn văn Paper đang viết</w:t>
+            </w:r>
+          </w:p>
+        </w:tc>
+        <w:tc>
+          <w:tcPr/>
+          <w:p>
+            <w:pPr>
+              <w:pStyle w:val="Compact"/>
+            </w:pPr>
+            <w:r>
+              <w:t xml:space="preserve">✅ đã viết</w:t>
+            </w:r>
+          </w:p>
+        </w:tc>
+      </w:tr>
+      <w:tr>
+        <w:tc>
+          <w:tcPr/>
+          <w:p>
+            <w:pPr>
+              <w:pStyle w:val="Compact"/>
+            </w:pPr>
+            <w:r>
+              <w:rPr>
+                <w:rStyle w:val="VerbatimChar"/>
+              </w:rPr>
+              <w:t xml:space="preserve">V23__paper_live_comment_kind.sql</w:t>
+            </w:r>
+          </w:p>
+        </w:tc>
+        <w:tc>
+          <w:tcPr/>
+          <w:p>
+            <w:pPr>
+              <w:pStyle w:val="Compact"/>
+            </w:pPr>
+            <w:r>
+              <w:t xml:space="preserve">H4</w:t>
+            </w:r>
+          </w:p>
+        </w:tc>
+        <w:tc>
+          <w:tcPr/>
+          <w:p>
+            <w:pPr>
+              <w:pStyle w:val="Compact"/>
+            </w:pPr>
+            <w:r>
+              <w:rPr>
+                <w:rStyle w:val="VerbatimChar"/>
+              </w:rPr>
+              <w:t xml:space="preserve">paper_live_comments</w:t>
+            </w:r>
+            <w:r>
+              <w:t xml:space="preserve"> </w:t>
+            </w:r>
+            <w:r>
+              <w:t xml:space="preserve">thêm</w:t>
+            </w:r>
+            <w:r>
+              <w:t xml:space="preserve"> </w:t>
+            </w:r>
+            <w:r>
+              <w:rPr>
+                <w:rStyle w:val="VerbatimChar"/>
+              </w:rPr>
+              <w:t xml:space="preserve">kind</w:t>
+            </w:r>
+            <w:r>
+              <w:t xml:space="preserve"> </w:t>
+            </w:r>
+            <w:r>
+              <w:t xml:space="preserve">(6 loại phản hồi),</w:t>
+            </w:r>
+            <w:r>
+              <w:t xml:space="preserve"> </w:t>
+            </w:r>
+            <w:r>
+              <w:rPr>
+                <w:rStyle w:val="VerbatimChar"/>
+              </w:rPr>
+              <w:t xml:space="preserve">suggestion</w:t>
+            </w:r>
+            <w:r>
+              <w:t xml:space="preserve">,</w:t>
+            </w:r>
+            <w:r>
+              <w:t xml:space="preserve"> </w:t>
+            </w:r>
+            <w:r>
+              <w:rPr>
+                <w:rStyle w:val="VerbatimChar"/>
+              </w:rPr>
+              <w:t xml:space="preserve">section_key</w:t>
+            </w:r>
+            <w:r>
+              <w:t xml:space="preserve">,</w:t>
+            </w:r>
+            <w:r>
+              <w:t xml:space="preserve"> </w:t>
+            </w:r>
+            <w:r>
+              <w:rPr>
+                <w:rStyle w:val="VerbatimChar"/>
+              </w:rPr>
+              <w:t xml:space="preserve">resolved_at</w:t>
+            </w:r>
+            <w:r>
+              <w:t xml:space="preserve">,</w:t>
+            </w:r>
+            <w:r>
+              <w:t xml:space="preserve"> </w:t>
+            </w:r>
+            <w:r>
+              <w:rPr>
+                <w:rStyle w:val="VerbatimChar"/>
+              </w:rPr>
+              <w:t xml:space="preserve">resolved_by</w:t>
+            </w:r>
+          </w:p>
+        </w:tc>
+        <w:tc>
+          <w:tcPr/>
+          <w:p>
+            <w:pPr>
+              <w:pStyle w:val="Compact"/>
+            </w:pPr>
+            <w:r>
+              <w:t xml:space="preserve">✅ đã viết</w:t>
+            </w:r>
+          </w:p>
+        </w:tc>
+      </w:tr>
+      <w:tr>
+        <w:tc>
+          <w:tcPr/>
+          <w:p>
+            <w:pPr>
+              <w:pStyle w:val="Compact"/>
+            </w:pPr>
+            <w:r>
+              <w:rPr>
+                <w:rStyle w:val="VerbatimChar"/>
+              </w:rPr>
+              <w:t xml:space="preserve">V24__…</w:t>
             </w:r>
             <w:r>
               <w:t xml:space="preserve"> </w:t>
@@ -14860,6 +15033,42 @@
               <w:rPr>
                 <w:rStyle w:val="VerbatimChar"/>
               </w:rPr>
+              <w:t xml:space="preserve">REVOKE_SESSION</w:t>
+            </w:r>
+            <w:r>
+              <w:t xml:space="preserve">,</w:t>
+            </w:r>
+            <w:r>
+              <w:t xml:space="preserve"> </w:t>
+            </w:r>
+            <w:r>
+              <w:rPr>
+                <w:rStyle w:val="VerbatimChar"/>
+              </w:rPr>
+              <w:t xml:space="preserve">REVOKE_USER_SESSIONS</w:t>
+            </w:r>
+            <w:r>
+              <w:t xml:space="preserve">,</w:t>
+            </w:r>
+            <w:r>
+              <w:t xml:space="preserve"> </w:t>
+            </w:r>
+            <w:r>
+              <w:rPr>
+                <w:rStyle w:val="VerbatimChar"/>
+              </w:rPr>
+              <w:t xml:space="preserve">CLEANUP_SESSIONS</w:t>
+            </w:r>
+            <w:r>
+              <w:t xml:space="preserve">,</w:t>
+            </w:r>
+            <w:r>
+              <w:t xml:space="preserve"> </w:t>
+            </w:r>
+            <w:r>
+              <w:rPr>
+                <w:rStyle w:val="VerbatimChar"/>
+              </w:rPr>
               <w:t xml:space="preserve">IMPORT_STUDENTS</w:t>
             </w:r>
             <w:r>
@@ -16497,6 +16706,273 @@
             </w:r>
             <w:r>
               <w:t xml:space="preserve">. Chỉ INSERT</w:t>
+            </w:r>
+          </w:p>
+        </w:tc>
+      </w:tr>
+      <w:tr>
+        <w:tc>
+          <w:tcPr/>
+          <w:p>
+            <w:pPr>
+              <w:pStyle w:val="Compact"/>
+            </w:pPr>
+            <w:r>
+              <w:rPr>
+                <w:rStyle w:val="VerbatimChar"/>
+              </w:rPr>
+              <w:t xml:space="preserve">paper_live_comments</w:t>
+            </w:r>
+            <w:r>
+              <w:t xml:space="preserve"> </w:t>
+            </w:r>
+            <w:r>
+              <w:t xml:space="preserve">(V22, V23)</w:t>
+            </w:r>
+          </w:p>
+        </w:tc>
+        <w:tc>
+          <w:tcPr/>
+          <w:p>
+            <w:pPr>
+              <w:pStyle w:val="Compact"/>
+            </w:pPr>
+            <w:r>
+              <w:t xml:space="preserve">Nhận xét trực tiếp của giáo viên trên tài liệu Paper:</w:t>
+            </w:r>
+            <w:r>
+              <w:t xml:space="preserve"> </w:t>
+            </w:r>
+            <w:r>
+              <w:rPr>
+                <w:rStyle w:val="VerbatimChar"/>
+              </w:rPr>
+              <w:t xml:space="preserve">document_id</w:t>
+            </w:r>
+            <w:r>
+              <w:t xml:space="preserve">,</w:t>
+            </w:r>
+            <w:r>
+              <w:t xml:space="preserve"> </w:t>
+            </w:r>
+            <w:r>
+              <w:rPr>
+                <w:rStyle w:val="VerbatimChar"/>
+              </w:rPr>
+              <w:t xml:space="preserve">author_id</w:t>
+            </w:r>
+            <w:r>
+              <w:t xml:space="preserve">, đoạn chọn bằng</w:t>
+            </w:r>
+            <w:r>
+              <w:t xml:space="preserve"> </w:t>
+            </w:r>
+            <w:r>
+              <w:rPr>
+                <w:rStyle w:val="VerbatimChar"/>
+              </w:rPr>
+              <w:t xml:space="preserve">start_offset</w:t>
+            </w:r>
+            <w:r>
+              <w:t xml:space="preserve"> </w:t>
+            </w:r>
+            <w:r>
+              <w:t xml:space="preserve">/</w:t>
+            </w:r>
+            <w:r>
+              <w:t xml:space="preserve"> </w:t>
+            </w:r>
+            <w:r>
+              <w:rPr>
+                <w:rStyle w:val="VerbatimChar"/>
+              </w:rPr>
+              <w:t xml:space="preserve">end_offset</w:t>
+            </w:r>
+            <w:r>
+              <w:t xml:space="preserve">,</w:t>
+            </w:r>
+            <w:r>
+              <w:t xml:space="preserve"> </w:t>
+            </w:r>
+            <w:r>
+              <w:rPr>
+                <w:rStyle w:val="VerbatimChar"/>
+              </w:rPr>
+              <w:t xml:space="preserve">quote</w:t>
+            </w:r>
+            <w:r>
+              <w:t xml:space="preserve"> </w:t>
+            </w:r>
+            <w:r>
+              <w:t xml:space="preserve">bất biến,</w:t>
+            </w:r>
+            <w:r>
+              <w:t xml:space="preserve"> </w:t>
+            </w:r>
+            <w:r>
+              <w:rPr>
+                <w:rStyle w:val="VerbatimChar"/>
+              </w:rPr>
+              <w:t xml:space="preserve">comment</w:t>
+            </w:r>
+            <w:r>
+              <w:t xml:space="preserve">; V23 thêm</w:t>
+            </w:r>
+            <w:r>
+              <w:t xml:space="preserve"> </w:t>
+            </w:r>
+            <w:r>
+              <w:rPr>
+                <w:rStyle w:val="VerbatimChar"/>
+              </w:rPr>
+              <w:t xml:space="preserve">kind</w:t>
+            </w:r>
+            <w:r>
+              <w:t xml:space="preserve"> </w:t>
+            </w:r>
+            <w:r>
+              <w:t xml:space="preserve">(</w:t>
+            </w:r>
+            <w:r>
+              <w:rPr>
+                <w:rStyle w:val="VerbatimChar"/>
+              </w:rPr>
+              <w:t xml:space="preserve">COMMENT</w:t>
+            </w:r>
+            <w:r>
+              <w:t xml:space="preserve">,</w:t>
+            </w:r>
+            <w:r>
+              <w:t xml:space="preserve"> </w:t>
+            </w:r>
+            <w:r>
+              <w:rPr>
+                <w:rStyle w:val="VerbatimChar"/>
+              </w:rPr>
+              <w:t xml:space="preserve">GRAMMAR</w:t>
+            </w:r>
+            <w:r>
+              <w:t xml:space="preserve">,</w:t>
+            </w:r>
+            <w:r>
+              <w:t xml:space="preserve"> </w:t>
+            </w:r>
+            <w:r>
+              <w:rPr>
+                <w:rStyle w:val="VerbatimChar"/>
+              </w:rPr>
+              <w:t xml:space="preserve">VOCABULARY</w:t>
+            </w:r>
+            <w:r>
+              <w:t xml:space="preserve">,</w:t>
+            </w:r>
+            <w:r>
+              <w:t xml:space="preserve"> </w:t>
+            </w:r>
+            <w:r>
+              <w:rPr>
+                <w:rStyle w:val="VerbatimChar"/>
+              </w:rPr>
+              <w:t xml:space="preserve">COHERENCE</w:t>
+            </w:r>
+            <w:r>
+              <w:t xml:space="preserve">,</w:t>
+            </w:r>
+            <w:r>
+              <w:t xml:space="preserve"> </w:t>
+            </w:r>
+            <w:r>
+              <w:rPr>
+                <w:rStyle w:val="VerbatimChar"/>
+              </w:rPr>
+              <w:t xml:space="preserve">CITATION</w:t>
+            </w:r>
+            <w:r>
+              <w:t xml:space="preserve">,</w:t>
+            </w:r>
+            <w:r>
+              <w:t xml:space="preserve"> </w:t>
+            </w:r>
+            <w:r>
+              <w:rPr>
+                <w:rStyle w:val="VerbatimChar"/>
+              </w:rPr>
+              <w:t xml:space="preserve">FORMAT</w:t>
+            </w:r>
+            <w:r>
+              <w:t xml:space="preserve">, mặc định</w:t>
+            </w:r>
+            <w:r>
+              <w:t xml:space="preserve"> </w:t>
+            </w:r>
+            <w:r>
+              <w:rPr>
+                <w:rStyle w:val="VerbatimChar"/>
+              </w:rPr>
+              <w:t xml:space="preserve">COMMENT</w:t>
+            </w:r>
+            <w:r>
+              <w:t xml:space="preserve">),</w:t>
+            </w:r>
+            <w:r>
+              <w:t xml:space="preserve"> </w:t>
+            </w:r>
+            <w:r>
+              <w:rPr>
+                <w:rStyle w:val="VerbatimChar"/>
+              </w:rPr>
+              <w:t xml:space="preserve">suggestion</w:t>
+            </w:r>
+            <w:r>
+              <w:t xml:space="preserve"> </w:t>
+            </w:r>
+            <w:r>
+              <w:t xml:space="preserve">(gợi ý sửa),</w:t>
+            </w:r>
+            <w:r>
+              <w:t xml:space="preserve"> </w:t>
+            </w:r>
+            <w:r>
+              <w:rPr>
+                <w:rStyle w:val="VerbatimChar"/>
+              </w:rPr>
+              <w:t xml:space="preserve">section_key</w:t>
+            </w:r>
+            <w:r>
+              <w:t xml:space="preserve"> </w:t>
+            </w:r>
+            <w:r>
+              <w:t xml:space="preserve">(mục chứa đoạn),</w:t>
+            </w:r>
+            <w:r>
+              <w:t xml:space="preserve"> </w:t>
+            </w:r>
+            <w:r>
+              <w:rPr>
+                <w:rStyle w:val="VerbatimChar"/>
+              </w:rPr>
+              <w:t xml:space="preserve">resolved_at</w:t>
+            </w:r>
+            <w:r>
+              <w:t xml:space="preserve"> </w:t>
+            </w:r>
+            <w:r>
+              <w:t xml:space="preserve">+</w:t>
+            </w:r>
+            <w:r>
+              <w:t xml:space="preserve"> </w:t>
+            </w:r>
+            <w:r>
+              <w:rPr>
+                <w:rStyle w:val="VerbatimChar"/>
+              </w:rPr>
+              <w:t xml:space="preserve">resolved_by</w:t>
+            </w:r>
+            <w:r>
+              <w:t xml:space="preserve"> </w:t>
+            </w:r>
+            <w:r>
+              <w:t xml:space="preserve">(đã xử lý — CK: có người xử lý thì phải có thời điểm); xoá theo tài liệu. Đây là phản hồi hướng dẫn trong lúc viết, không phải điểm chấm bản nộp.</w:t>
             </w:r>
           </w:p>
         </w:tc>

--- a/docx/04-erd.docx
+++ b/docx/04-erd.docx
@@ -14986,6 +14986,18 @@
                 <w:rStyle w:val="VerbatimChar"/>
               </w:rPr>
               <w:t xml:space="preserve">CREATE_TEACHER</w:t>
+            </w:r>
+            <w:r>
+              <w:t xml:space="preserve">,</w:t>
+            </w:r>
+            <w:r>
+              <w:t xml:space="preserve"> </w:t>
+            </w:r>
+            <w:r>
+              <w:rPr>
+                <w:rStyle w:val="VerbatimChar"/>
+              </w:rPr>
+              <w:t xml:space="preserve">IMPORT_TEACHERS</w:t>
             </w:r>
             <w:r>
               <w:t xml:space="preserve">,</w:t>
